--- a/download/APC-State-Campaign-Office-Proposal.docx
+++ b/download/APC-State-Campaign-Office-Proposal.docx
@@ -20708,6 +20708,198 @@
     </w:p>
     <w:p>
       <w:pPr>
+        <w:pStyle w:val="Heading3"/>
+        <w:spacing w:after="120" w:before="200"/>
+        <w:outlineLvl w:val="2"/>
+      </w:pPr>
+      <w:r>
+        <w:rPr>
+          <w:rFonts w:ascii="Times New Roman"/>
+          <w:b/>
+          <w:bCs/>
+          <w:color w:val="0F2B1C"/>
+          <w:sz w:val="26"/>
+          <w:szCs w:val="26"/>
+        </w:rPr>
+        <w:t xml:space="preserve">5.8.4 Application Security (OWASP Top 10)</w:t>
+      </w:r>
+    </w:p>
+    <w:p>
+      <w:pPr>
+        <w:spacing w:after="120" w:line="312"/>
+        <w:jc w:val="both"/>
+      </w:pPr>
+      <w:r>
+        <w:rPr>
+          <w:rFonts w:ascii="Times New Roman"/>
+          <w:color w:val="1F2937"/>
+          <w:sz w:val="24"/>
+          <w:szCs w:val="24"/>
+        </w:rPr>
+        <w:t xml:space="preserve">The platform is designed and tested against the OWASP Top 10 application security risks. Injection attacks are prevented through parameterised queries for all database interactions and input sanitisation on all user-facing fields. Broken authentication is mitigated through multi-factor authentication for administrative roles, session tokens with short expiry (15 minutes for web, 24 hours for mobile), and automatic session termination on role changes or password resets. Sensitive data exposure is prevented through field-level encryption, response filtering that strips PII from API responses based on the requester's role, and strict Content Security Policy headers that prevent client-side data leakage.</w:t>
+      </w:r>
+    </w:p>
+    <w:p>
+      <w:pPr>
+        <w:spacing w:after="120" w:line="312"/>
+        <w:jc w:val="both"/>
+      </w:pPr>
+      <w:r>
+        <w:rPr>
+          <w:rFonts w:ascii="Times New Roman"/>
+          <w:color w:val="1F2937"/>
+          <w:sz w:val="24"/>
+          <w:szCs w:val="24"/>
+        </w:rPr>
+        <w:t xml:space="preserve">XML External Entity (XXE) attacks are prevented by disabling external entity processing on all XML parsers. Broken access control is addressed through server-side enforcement of RBAC rules on every API endpoint, with no reliance on client-side access control logic. Security misconfiguration is mitigated through automated infrastructure-as-code deployment with hardened baseline configurations, automated scanning for misconfigurations in the CI/CD pipeline, and removal of all default credentials, unnecessary services, and verbose error messages in production. Cross-Site Scripting (XSS) is prevented through output encoding, Content Security Policy headers, and React's built-in XSS protection.</w:t>
+      </w:r>
+    </w:p>
+    <w:p>
+      <w:pPr>
+        <w:pStyle w:val="Heading3"/>
+        <w:spacing w:after="120" w:before="200"/>
+        <w:outlineLvl w:val="2"/>
+      </w:pPr>
+      <w:r>
+        <w:rPr>
+          <w:rFonts w:ascii="Times New Roman"/>
+          <w:b/>
+          <w:bCs/>
+          <w:color w:val="0F2B1C"/>
+          <w:sz w:val="26"/>
+          <w:szCs w:val="26"/>
+        </w:rPr>
+        <w:t xml:space="preserve">5.8.5 Mobile Application Security</w:t>
+      </w:r>
+    </w:p>
+    <w:p>
+      <w:pPr>
+        <w:spacing w:after="120" w:line="312"/>
+        <w:jc w:val="both"/>
+      </w:pPr>
+      <w:r>
+        <w:rPr>
+          <w:rFonts w:ascii="Times New Roman"/>
+          <w:color w:val="1F2937"/>
+          <w:sz w:val="24"/>
+          <w:szCs w:val="24"/>
+        </w:rPr>
+        <w:t xml:space="preserve">The mobile application implements additional security layers specific to the Android platform. App integrity verification uses Google Play Integrity API (or SafetyNet Attestation for devices without Google Play Services) to detect rooted devices, modified APKs, and unauthorised installations. The app prevents screen capture of sensitive screens (voter details, financial data) through FLAG_SECURE window flags. Biometric authentication (fingerprint) is required for accessing the app, with device PIN as fallback, ensuring that a lost or stolen device cannot be used to access campaign data even if unlocked.</w:t>
+      </w:r>
+    </w:p>
+    <w:p>
+      <w:pPr>
+        <w:spacing w:after="120" w:line="312"/>
+        <w:jc w:val="both"/>
+      </w:pPr>
+      <w:r>
+        <w:rPr>
+          <w:rFonts w:ascii="Times New Roman"/>
+          <w:color w:val="1F2937"/>
+          <w:sz w:val="24"/>
+          <w:szCs w:val="24"/>
+        </w:rPr>
+        <w:t xml:space="preserve">All local data stored in the SQLite database is encrypted using SQLCipher with a key derived from the user's authentication credentials combined with a device-specific hardware-backed key from the Android Keystore. The app implements certificate pinning for all API communications, preventing man-in-the-middle attacks even on compromised networks. Debug builds are restricted to internal testing and are never distributed; production builds disable all logging, debugging hooks, and developer tools. The app detects and blocks running on emulators or virtual machines, preventing unauthorised analysis of the application's behaviour and data handling.</w:t>
+      </w:r>
+    </w:p>
+    <w:p>
+      <w:pPr>
+        <w:pStyle w:val="Heading3"/>
+        <w:spacing w:after="120" w:before="200"/>
+        <w:outlineLvl w:val="2"/>
+      </w:pPr>
+      <w:r>
+        <w:rPr>
+          <w:rFonts w:ascii="Times New Roman"/>
+          <w:b/>
+          <w:bCs/>
+          <w:color w:val="0F2B1C"/>
+          <w:sz w:val="26"/>
+          <w:szCs w:val="26"/>
+        </w:rPr>
+        <w:t xml:space="preserve">5.8.6 Network and Infrastructure Security</w:t>
+      </w:r>
+    </w:p>
+    <w:p>
+      <w:pPr>
+        <w:spacing w:after="120" w:line="312"/>
+        <w:jc w:val="both"/>
+      </w:pPr>
+      <w:r>
+        <w:rPr>
+          <w:rFonts w:ascii="Times New Roman"/>
+          <w:color w:val="1F2937"/>
+          <w:sz w:val="24"/>
+          <w:szCs w:val="24"/>
+        </w:rPr>
+        <w:t xml:space="preserve">All network traffic is routed through a dedicated AWS VPC with private subnets for application servers and database instances. Public-facing load balancers terminate TLS connections and forward traffic to internal services over private IPs. Network ACLs and security groups implement a strict zero-trust model where each service can only communicate with the specific services it depends on, and all inter-service traffic is encrypted with mutual TLS (mTLS). A Web Application Firewall (WAF) sits in front of the API gateway, providing protection against common web attacks including SQL injection, cross-site scripting, and distributed denial-of-service (DDoS) attacks.</w:t>
+      </w:r>
+    </w:p>
+    <w:p>
+      <w:pPr>
+        <w:spacing w:after="120" w:line="312"/>
+        <w:jc w:val="both"/>
+      </w:pPr>
+      <w:r>
+        <w:rPr>
+          <w:rFonts w:ascii="Times New Roman"/>
+          <w:color w:val="1F2937"/>
+          <w:sz w:val="24"/>
+          <w:szCs w:val="24"/>
+        </w:rPr>
+        <w:t xml:space="preserve">Distributed Denial of Service (DDoS) protection is provided at multiple levels: AWS Shield Standard for automatic network-layer protection, AWS Shield Advanced for advanced mitigation during the election period, and application-level rate limiting that detects and throttles anomalous request patterns. The platform implements geographic IP restrictions for the admin interface, allowing access only from Nigerian IP ranges and pre-approved VPN endpoints. DNS security is ensured through DNSSEC for all campaign domains, preventing DNS spoofing and cache poisoning attacks.</w:t>
+      </w:r>
+    </w:p>
+    <w:p>
+      <w:pPr>
+        <w:pStyle w:val="Heading3"/>
+        <w:spacing w:after="120" w:before="200"/>
+        <w:outlineLvl w:val="2"/>
+      </w:pPr>
+      <w:r>
+        <w:rPr>
+          <w:rFonts w:ascii="Times New Roman"/>
+          <w:b/>
+          <w:bCs/>
+          <w:color w:val="0F2B1C"/>
+          <w:sz w:val="26"/>
+          <w:szCs w:val="26"/>
+        </w:rPr>
+        <w:t xml:space="preserve">5.8.7 Social Engineering and Insider Threat Protection</w:t>
+      </w:r>
+    </w:p>
+    <w:p>
+      <w:pPr>
+        <w:spacing w:after="120" w:line="312"/>
+        <w:jc w:val="both"/>
+      </w:pPr>
+      <w:r>
+        <w:rPr>
+          <w:rFonts w:ascii="Times New Roman"/>
+          <w:color w:val="1F2937"/>
+          <w:sz w:val="24"/>
+          <w:szCs w:val="24"/>
+        </w:rPr>
+        <w:t xml:space="preserve">Beyond technical controls, the security framework addresses human-layer vulnerabilities through a comprehensive counter-social-engineering programme. All staff undergo mandatory security awareness training covering phishing identification, social engineering tactics, tailgating prevention, and sensitive conversation protocols. Simulated phishing exercises are conducted monthly, with staff who repeatedly fail receiving targeted remedial training. A confidential reporting channel allows any team member to report suspicious behaviour without fear of retaliation.</w:t>
+      </w:r>
+    </w:p>
+    <w:p>
+      <w:pPr>
+        <w:spacing w:after="120" w:line="312"/>
+        <w:jc w:val="both"/>
+      </w:pPr>
+      <w:r>
+        <w:rPr>
+          <w:rFonts w:ascii="Times New Roman"/>
+          <w:color w:val="1F2937"/>
+          <w:sz w:val="24"/>
+          <w:szCs w:val="24"/>
+        </w:rPr>
+        <w:t xml:space="preserve">Insider threat detection uses User and Entity Behaviour Analytics (UEBA) to establish baseline behaviour patterns for each user and flag anomalous activities such as accessing unusually large volumes of voter data, downloading data outside normal working hours, or attempting to access resources outside their assigned geographic area. The principle of least privilege is enforced rigorously: users receive the minimum permissions necessary for their role, with temporary elevation available through a request-and-approval workflow that logs the elevation period and automatically reverts permissions after the specified duration.</w:t>
+      </w:r>
+    </w:p>
+    <w:p>
+      <w:pPr>
         <w:pStyle w:val="Heading1"/>
         <w:spacing w:after="200" w:before="360"/>
         <w:outlineLvl w:val="0"/>
@@ -27993,9 +28185,9 @@
     </w:p>
     <w:p>
       <w:pPr>
-        <w:pStyle w:val="Heading1"/>
-        <w:spacing w:after="200" w:before="360"/>
-        <w:outlineLvl w:val="0"/>
+        <w:pStyle w:val="Heading2"/>
+        <w:spacing w:after="160" w:before="280"/>
+        <w:outlineLvl w:val="1"/>
       </w:pPr>
       <w:r>
         <w:rPr>
@@ -28003,10 +28195,55 @@
           <w:b/>
           <w:bCs/>
           <w:color w:val="0F2B1C"/>
-          <w:sz w:val="32"/>
-          <w:szCs w:val="32"/>
+          <w:sz w:val="28"/>
+          <w:szCs w:val="28"/>
         </w:rPr>
-        <w:t xml:space="preserve">7. Physical Office Infrastructure</w:t>
+        <w:t xml:space="preserve">6.14 Web Application Screen Specifications</w:t>
+      </w:r>
+    </w:p>
+    <w:p>
+      <w:pPr>
+        <w:spacing w:after="120" w:line="312"/>
+        <w:jc w:val="both"/>
+      </w:pPr>
+      <w:r>
+        <w:rPr>
+          <w:rFonts w:ascii="Times New Roman"/>
+          <w:color w:val="1F2937"/>
+          <w:sz w:val="24"/>
+          <w:szCs w:val="24"/>
+        </w:rPr>
+        <w:t xml:space="preserve">The web dashboard comprises fifteen primary screens organised into four navigation groups. Each screen specification below describes the layout structure, interactive elements, data density, and responsive behaviour. The Command Centre group includes the Main Dashboard (configurable widget grid with drag-and-drop, global filter bar at top, and collapsible sidebar), Geospatial Map View (full-width interactive map with layer toggles, LGA/ward/PU drill-down, and side panel for selected area details), and Alert Centre (three-column layout: priority filter rail, scrollable alert list, and detail pane with response actions).</w:t>
+      </w:r>
+    </w:p>
+    <w:p>
+      <w:pPr>
+        <w:spacing w:after="120" w:line="312"/>
+        <w:jc w:val="both"/>
+      </w:pPr>
+      <w:r>
+        <w:rPr>
+          <w:rFonts w:ascii="Times New Roman"/>
+          <w:color w:val="1F2937"/>
+          <w:sz w:val="24"/>
+          <w:szCs w:val="24"/>
+        </w:rPr>
+        <w:t xml:space="preserve">The Operations group includes Voter Search and Explore (split layout: 30% filter panel with collapsible sections, 70% results data table with sortable columns, inline preview, and pagination), Segment Builder (two-panel: rule builder with drag-and-drop condition groups on left, live count preview and distribution chart on right), Voter Profile (tabbed: Overview with summary cards, Interactions timeline, Predictive Scores with gauge visualisations, Map showing PU location and surrounding voters), Field Activity Feed (real-time chronological stream with infinite scroll, filterable by agent, LGA, and activity type, with inline detail expansion), and Incident Management (table view with inline severity badges, expandable rows showing photo evidence and escalation history, and bulk action toolbar).</w:t>
+      </w:r>
+    </w:p>
+    <w:p>
+      <w:pPr>
+        <w:spacing w:after="120" w:line="312"/>
+        <w:jc w:val="both"/>
+      </w:pPr>
+      <w:r>
+        <w:rPr>
+          <w:rFonts w:ascii="Times New Roman"/>
+          <w:color w:val="1F2937"/>
+          <w:sz w:val="24"/>
+          <w:szCs w:val="24"/>
+        </w:rPr>
+        <w:t xml:space="preserve">The Management group includes Communication Composer (three-panel: audience selector on left, message editor with template picker in centre, preview and scheduling on right), Financial Dashboard (hierarchical budget tree with expandable lines, variance indicators, and sparkline trends), Inventory Management (table with barcode scan button, stock level indicators, and automated reorder alerts), and Reports Centre (gallery of report templates with one-click generation, scheduling interface, and distribution history). The Administration group includes User Management (data table with role assignment dropdown, bulk invite, and activity log per user), Role Configuration (visual RBAC matrix editor with checkbox grid), System Settings (categorised settings pages: general, security, notifications, integrations), and Audit Log Viewer (filterable log table with timestamp, user, action, resource columns and detail drawer).</w:t>
       </w:r>
     </w:p>
     <w:p>
@@ -28024,7 +28261,295 @@
           <w:sz w:val="28"/>
           <w:szCs w:val="28"/>
         </w:rPr>
-        <w:t xml:space="preserve">7.1 Office Layout and Space Requirements</w:t>
+        <w:t xml:space="preserve">6.15 Mobile Application Detailed Screen Specifications</w:t>
+      </w:r>
+    </w:p>
+    <w:p>
+      <w:pPr>
+        <w:spacing w:after="120" w:line="312"/>
+        <w:jc w:val="both"/>
+      </w:pPr>
+      <w:r>
+        <w:rPr>
+          <w:rFonts w:ascii="Times New Roman"/>
+          <w:color w:val="1F2937"/>
+          <w:sz w:val="24"/>
+          <w:szCs w:val="24"/>
+        </w:rPr>
+        <w:t xml:space="preserve">Beyond the five-tab main navigation, the mobile app contains twenty-two distinct screens. The Home screen layout from top to bottom: greeting bar with notification bell icon (unread count badge), task progress ring (circular, 64dp, showing completed/total), horizontal scrolling quick-action bar (four rounded-rectangle buttons with icons: Log Visit, Report Incident, Check-In, Survey), 'Today's Tasks' section header with 'See All' link, vertically scrolling task cards (each showing voter name, address preview, task type icon, and due time). The task card supports swipe-right for 'Mark Complete' (green) and swipe-left for 'Reschedule' (amber).</w:t>
+      </w:r>
+    </w:p>
+    <w:p>
+      <w:pPr>
+        <w:spacing w:after="120" w:line="312"/>
+        <w:jc w:val="both"/>
+      </w:pPr>
+      <w:r>
+        <w:rPr>
+          <w:rFonts w:ascii="Times New Roman"/>
+          <w:color w:val="1F2937"/>
+          <w:sz w:val="24"/>
+          <w:szCs w:val="24"/>
+        </w:rPr>
+        <w:t xml:space="preserve">The Voter Profile screen uses a collapsible header card showing name, PVC status badge (green check or red cross), and last contact date. Below, a tab bar switches between Contact Info (phone with tap-to-call, address with tap-to-navigate), Interaction History (chronological list with filter chips for visit, call, message, event), Notes (markdown-enabled text area for coordinator notes with auto-save), and Map (embedded map showing voter PU with 500m radius circle indicating assignment area). The Incident Report screen uses a stepped form with progress indicator at top: Step 1 (Category Selection: 2-column icon grid with colour-coded borders), Step 2 (Severity: five large tappable buttons, colour-coded green to red, each with label and description), Step 3 (Details: multi-field form with description, camera button, and optional voice-to-text input), Step 4 (Review and Submit: summary card with edit buttons per section, prominent 'Submit' button at bottom).</w:t>
+      </w:r>
+    </w:p>
+    <w:p>
+      <w:pPr>
+        <w:pStyle w:val="Heading2"/>
+        <w:spacing w:after="160" w:before="280"/>
+        <w:outlineLvl w:val="1"/>
+      </w:pPr>
+      <w:r>
+        <w:rPr>
+          <w:rFonts w:ascii="Times New Roman"/>
+          <w:b/>
+          <w:bCs/>
+          <w:color w:val="0F2B1C"/>
+          <w:sz w:val="28"/>
+          <w:szCs w:val="28"/>
+        </w:rPr>
+        <w:t xml:space="preserve">6.16 Animation and Motion Design System</w:t>
+      </w:r>
+    </w:p>
+    <w:p>
+      <w:pPr>
+        <w:spacing w:after="120" w:line="312"/>
+        <w:jc w:val="both"/>
+      </w:pPr>
+      <w:r>
+        <w:rPr>
+          <w:rFonts w:ascii="Times New Roman"/>
+          <w:color w:val="1F2937"/>
+          <w:sz w:val="24"/>
+          <w:szCs w:val="24"/>
+        </w:rPr>
+        <w:t xml:space="preserve">Animations serve functional purposes: providing feedback, maintaining context during navigation, and directing attention. All animations follow a consistent easing curve (cubic-bezier(0.4, 0, 0.2, 1) for standard transitions, cubic-bezier(0.0, 0, 0.2, 1) for deceleration). Duration standards: 100ms for micro-interactions (button press, toggle), 200-300ms for standard transitions (screen enter/exit, panel slide), 400-500ms for complex sequences (page transitions with shared element transitions). All animations respect the user's 'Reduce Motion' system setting, replacing motion with instant state changes and opacity fades.</w:t>
+      </w:r>
+    </w:p>
+    <w:p>
+      <w:pPr>
+        <w:spacing w:after="120" w:line="312"/>
+        <w:jc w:val="both"/>
+      </w:pPr>
+      <w:r>
+        <w:rPr>
+          <w:rFonts w:ascii="Times New Roman"/>
+          <w:color w:val="1F2937"/>
+          <w:sz w:val="24"/>
+          <w:szCs w:val="24"/>
+        </w:rPr>
+        <w:t xml:space="preserve">Screen transitions use a shared-element pattern: when tapping a voter name in a list, the name text morphs into the header of the voter profile screen while the list slides out to the left and the profile slides in from the right. Modal presentations use a bottom-sheet pattern on mobile (content slides up from bottom, backdrop dims with 200ms fade) and a centre-modal pattern on web (content scales from 0.95 to 1.0 with fade). List animations use staggered entry where items appear sequentially with a 30ms delay between each, creating a cascading waterfall effect that communicates hierarchical loading order.</w:t>
+      </w:r>
+    </w:p>
+    <w:p>
+      <w:pPr>
+        <w:pStyle w:val="Heading2"/>
+        <w:spacing w:after="160" w:before="280"/>
+        <w:outlineLvl w:val="1"/>
+      </w:pPr>
+      <w:r>
+        <w:rPr>
+          <w:rFonts w:ascii="Times New Roman"/>
+          <w:b/>
+          <w:bCs/>
+          <w:color w:val="0F2B1C"/>
+          <w:sz w:val="28"/>
+          <w:szCs w:val="28"/>
+        </w:rPr>
+        <w:t xml:space="preserve">6.17 Error Handling and Recovery Patterns</w:t>
+      </w:r>
+    </w:p>
+    <w:p>
+      <w:pPr>
+        <w:spacing w:after="120" w:line="312"/>
+        <w:jc w:val="both"/>
+      </w:pPr>
+      <w:r>
+        <w:rPr>
+          <w:rFonts w:ascii="Times New Roman"/>
+          <w:color w:val="1F2937"/>
+          <w:sz w:val="24"/>
+          <w:szCs w:val="24"/>
+        </w:rPr>
+        <w:t xml:space="preserve">The platform implements a four-tier error handling strategy. Tier 1 (Validation Errors) are caught at the input level before submission: real-time field validation with debounced checking (300ms after last keystroke), inline error messages below the relevant field with red left border, and a summary banner at the top of long forms listing all errors with jump-to-field links. Tier 2 (Network Errors) occur during API calls: the system displays a non-blocking toast notification ('Unable to save. Retrying...') with an automatic retry mechanism that uses exponential backoff (1s, 2s, 4s, 8s, max 30s). If all retries fail, a persistent inline banner appears with a 'Try Again' button and an option to save locally for later sync.</w:t>
+      </w:r>
+    </w:p>
+    <w:p>
+      <w:pPr>
+        <w:spacing w:after="120" w:line="312"/>
+        <w:jc w:val="both"/>
+      </w:pPr>
+      <w:r>
+        <w:rPr>
+          <w:rFonts w:ascii="Times New Roman"/>
+          <w:color w:val="1F2937"/>
+          <w:sz w:val="24"/>
+          <w:szCs w:val="24"/>
+        </w:rPr>
+        <w:t xml:space="preserve">Tier 3 (Server Errors) indicate backend failures: a full-screen error state with an illustration, friendly error message (e.g., 'Something went wrong on our end. Our team has been notified.'), and a 'Reload' button. The error details including request ID, timestamp, and user context are automatically reported to Sentry for developer investigation. Tier 4 (Offline Scenarios) are handled transparently: when the network is unavailable, a subtle yellow banner appears at the top of the screen stating 'You're offline. Changes will sync when connected.' All write operations succeed locally and queue for sync. Read operations return cached data with a timestamp indicator showing data freshness.</w:t>
+      </w:r>
+    </w:p>
+    <w:p>
+      <w:pPr>
+        <w:spacing w:after="120" w:line="312"/>
+        <w:jc w:val="both"/>
+      </w:pPr>
+      <w:r>
+        <w:rPr>
+          <w:rFonts w:ascii="Times New Roman"/>
+          <w:color w:val="1F2937"/>
+          <w:sz w:val="24"/>
+          <w:szCs w:val="24"/>
+        </w:rPr>
+        <w:t xml:space="preserve">Data recovery mechanisms include: auto-save for all form inputs every 30 seconds to local storage, a 'Drafts' section in the user's profile listing all unsaved work across devices, and a conflict resolution interface for sync conflicts that presents both versions side-by-side with diff highlighting and merge options. In the event of a corrupted local database, the mobile app includes a 'Recovery Mode' accessible from the login screen that re-downloads the user's assigned data subset from the server, preserving only locally-created records that have not yet synced.</w:t>
+      </w:r>
+    </w:p>
+    <w:p>
+      <w:pPr>
+        <w:pStyle w:val="Heading2"/>
+        <w:spacing w:after="160" w:before="280"/>
+        <w:outlineLvl w:val="1"/>
+      </w:pPr>
+      <w:r>
+        <w:rPr>
+          <w:rFonts w:ascii="Times New Roman"/>
+          <w:b/>
+          <w:bCs/>
+          <w:color w:val="0F2B1C"/>
+          <w:sz w:val="28"/>
+          <w:szCs w:val="28"/>
+        </w:rPr>
+        <w:t xml:space="preserve">6.18 Dark Mode Design Specifications</w:t>
+      </w:r>
+    </w:p>
+    <w:p>
+      <w:pPr>
+        <w:spacing w:after="120" w:line="312"/>
+        <w:jc w:val="both"/>
+      </w:pPr>
+      <w:r>
+        <w:rPr>
+          <w:rFonts w:ascii="Times New Roman"/>
+          <w:color w:val="1F2937"/>
+          <w:sz w:val="24"/>
+          <w:szCs w:val="24"/>
+        </w:rPr>
+        <w:t xml:space="preserve">The dark mode theme inverts the background and surface colours while maintaining the same semantic colour language. Background changes from white (#FFFFFF) to dark charcoal (#111827), surface cards from white/light gray to dark gray (#1F2937), and the sidebar from white to near-black (#0F172A). Text colours invert proportionally: primary text becomes off-white (#F9FAFB), secondary text becomes medium gray (#9CA3AF), and disabled text becomes dark gray (#4B5563). APC green (#007847) remains the primary accent but is lightened to #10B981 for better contrast against dark backgrounds.</w:t>
+      </w:r>
+    </w:p>
+    <w:p>
+      <w:pPr>
+        <w:spacing w:after="120" w:line="312"/>
+        <w:jc w:val="both"/>
+      </w:pPr>
+      <w:r>
+        <w:rPr>
+          <w:rFonts w:ascii="Times New Roman"/>
+          <w:color w:val="1F2937"/>
+          <w:sz w:val="24"/>
+          <w:szCs w:val="24"/>
+        </w:rPr>
+        <w:t xml:space="preserve">All shadows are removed in dark mode, replaced by subtle borders (1px, #374151) to create visual separation between surfaces. Charts use a dark-mode palette: data series maintain their identity colours but at reduced saturation (80%) to prevent eye strain, grid lines use very dark gray (#1F2937) instead of light gray, and chart backgrounds are transparent. Images and photos receive a slight brightness reduction (95%) to prevent them from appearing overly bright against the dark interface. The transition between light and dark modes is animated with a 200ms cross-fade on all colour properties, creating a smooth visual transition that does not disrupt the user's workflow.</w:t>
+      </w:r>
+    </w:p>
+    <w:p>
+      <w:pPr>
+        <w:pStyle w:val="Heading1"/>
+        <w:spacing w:after="200" w:before="360"/>
+        <w:outlineLvl w:val="0"/>
+      </w:pPr>
+      <w:r>
+        <w:rPr>
+          <w:rFonts w:ascii="Times New Roman"/>
+          <w:b/>
+          <w:bCs/>
+          <w:color w:val="0F2B1C"/>
+          <w:sz w:val="32"/>
+          <w:szCs w:val="32"/>
+        </w:rPr>
+        <w:t xml:space="preserve">7. Quality Assurance and End-to-End Testing</w:t>
+      </w:r>
+    </w:p>
+    <w:p>
+      <w:pPr>
+        <w:pStyle w:val="Heading2"/>
+        <w:spacing w:after="160" w:before="280"/>
+        <w:outlineLvl w:val="1"/>
+      </w:pPr>
+      <w:r>
+        <w:rPr>
+          <w:rFonts w:ascii="Times New Roman"/>
+          <w:b/>
+          <w:bCs/>
+          <w:color w:val="0F2B1C"/>
+          <w:sz w:val="28"/>
+          <w:szCs w:val="28"/>
+        </w:rPr>
+        <w:t xml:space="preserve">7.1 Testing Philosophy and Strategy</w:t>
+      </w:r>
+    </w:p>
+    <w:p>
+      <w:pPr>
+        <w:spacing w:after="120" w:line="312"/>
+        <w:jc w:val="both"/>
+      </w:pPr>
+      <w:r>
+        <w:rPr>
+          <w:rFonts w:ascii="Times New Roman"/>
+          <w:color w:val="1F2937"/>
+          <w:sz w:val="24"/>
+          <w:szCs w:val="24"/>
+        </w:rPr>
+        <w:t xml:space="preserve">Quality assurance for the campaign platform follows a risk-based testing strategy that concentrates testing effort on the highest-risk and most frequently used pathways. The testing pyramid comprises three layers: a broad base of unit tests covering individual functions and utility modules, a middle layer of integration tests verifying module interactions and API contracts, and a focused apex of end-to-end (E2E) tests that validate complete user workflows across both web and mobile applications. The target code coverage is 80% for unit tests and 60% for integration tests, with E2E tests covering 100% of critical user journeys identified in the user persona analysis.</w:t>
+      </w:r>
+    </w:p>
+    <w:p>
+      <w:pPr>
+        <w:spacing w:after="120" w:line="312"/>
+        <w:jc w:val="both"/>
+      </w:pPr>
+      <w:r>
+        <w:rPr>
+          <w:rFonts w:ascii="Times New Roman"/>
+          <w:color w:val="1F2937"/>
+          <w:sz w:val="24"/>
+          <w:szCs w:val="24"/>
+        </w:rPr>
+        <w:t xml:space="preserve">Testing is integrated into the CI/CD pipeline, running automatically on every code commit. The pipeline executes unit tests first (targeting under 5 minutes), then integration tests (under 15 minutes), and finally a smoke-test suite of the most critical E2E scenarios (under 20 minutes). Full E2E test suites run nightly and on pre-release branches. Any test failure blocks the merge to the main branch and the deployment pipeline, ensuring that regressions are caught before they reach any environment.</w:t>
+      </w:r>
+    </w:p>
+    <w:p>
+      <w:pPr>
+        <w:pStyle w:val="Heading2"/>
+        <w:spacing w:after="160" w:before="280"/>
+        <w:outlineLvl w:val="1"/>
+      </w:pPr>
+      <w:r>
+        <w:rPr>
+          <w:rFonts w:ascii="Times New Roman"/>
+          <w:b/>
+          <w:bCs/>
+          <w:color w:val="0F2B1C"/>
+          <w:sz w:val="28"/>
+          <w:szCs w:val="28"/>
+        </w:rPr>
+        <w:t xml:space="preserve">7.2 End-to-End Testing Framework</w:t>
+      </w:r>
+    </w:p>
+    <w:p>
+      <w:pPr>
+        <w:spacing w:after="120" w:line="312"/>
+        <w:jc w:val="both"/>
+      </w:pPr>
+      <w:r>
+        <w:rPr>
+          <w:rFonts w:ascii="Times New Roman"/>
+          <w:color w:val="1F2937"/>
+          <w:sz w:val="24"/>
+          <w:szCs w:val="24"/>
+        </w:rPr>
+        <w:t xml:space="preserve">E2E tests are implemented using Playwright for the web application and Detox for the mobile application, both chosen for their reliability, speed, and native support for the underlying technologies (React for web, React Native for mobile). Tests are written as declarative specifications that describe what the user does and expects to see, making them readable by non-technical stakeholders and suitable as living documentation of system behaviour.</w:t>
       </w:r>
     </w:p>
     <w:tbl>
@@ -28075,7 +28600,7 @@
                 <w:sz w:val="21"/>
                 <w:szCs w:val="21"/>
               </w:rPr>
-              <w:t xml:space="preserve">Area</w:t>
+              <w:t xml:space="preserve">Test Category</w:t>
             </w:r>
           </w:p>
         </w:tc>
@@ -28103,7 +28628,7 @@
                 <w:sz w:val="21"/>
                 <w:szCs w:val="21"/>
               </w:rPr>
-              <w:t xml:space="preserve">Space (sqm)</w:t>
+              <w:t xml:space="preserve">Count</w:t>
             </w:r>
           </w:p>
         </w:tc>
@@ -28131,7 +28656,7 @@
                 <w:sz w:val="21"/>
                 <w:szCs w:val="21"/>
               </w:rPr>
-              <w:t xml:space="preserve">Purpose</w:t>
+              <w:t xml:space="preserve">Execution</w:t>
             </w:r>
           </w:p>
         </w:tc>
@@ -28159,7 +28684,7 @@
                 <w:sz w:val="21"/>
                 <w:szCs w:val="21"/>
               </w:rPr>
-              <w:t xml:space="preserve">Key Equipment</w:t>
+              <w:t xml:space="preserve">Coverage</w:t>
             </w:r>
           </w:p>
         </w:tc>
@@ -28190,85 +28715,85 @@
                 <w:sz w:val="21"/>
                 <w:szCs w:val="21"/>
               </w:rPr>
-              <w:t xml:space="preserve">Situation Room</w:t>
-            </w:r>
-          </w:p>
-        </w:tc>
-        <w:tc>
-          <w:tcPr>
-            <w:shd w:fill="F0FDF4" w:val="clear"/>
-            <w:tcMar>
-              <w:top w:type="dxa" w:w="60"/>
-              <w:left w:type="dxa" w:w="120"/>
-              <w:bottom w:type="dxa" w:w="60"/>
-              <w:right w:type="dxa" w:w="120"/>
-            </w:tcMar>
-          </w:tcPr>
-          <w:p>
-            <w:pPr>
-              <w:spacing w:line="312"/>
-              <w:jc w:val="left"/>
-            </w:pPr>
-            <w:r>
-              <w:rPr>
-                <w:rFonts w:ascii="Calibri"/>
-                <w:color w:val="1F2937"/>
-                <w:sz w:val="21"/>
-                <w:szCs w:val="21"/>
-              </w:rPr>
-              <w:t xml:space="preserve">40</w:t>
-            </w:r>
-          </w:p>
-        </w:tc>
-        <w:tc>
-          <w:tcPr>
-            <w:shd w:fill="F0FDF4" w:val="clear"/>
-            <w:tcMar>
-              <w:top w:type="dxa" w:w="60"/>
-              <w:left w:type="dxa" w:w="120"/>
-              <w:bottom w:type="dxa" w:w="60"/>
-              <w:right w:type="dxa" w:w="120"/>
-            </w:tcMar>
-          </w:tcPr>
-          <w:p>
-            <w:pPr>
-              <w:spacing w:line="312"/>
-              <w:jc w:val="left"/>
-            </w:pPr>
-            <w:r>
-              <w:rPr>
-                <w:rFonts w:ascii="Calibri"/>
-                <w:color w:val="1F2937"/>
-                <w:sz w:val="21"/>
-                <w:szCs w:val="21"/>
-              </w:rPr>
-              <w:t xml:space="preserve">Real-time monitoring, strategic planning</w:t>
-            </w:r>
-          </w:p>
-        </w:tc>
-        <w:tc>
-          <w:tcPr>
-            <w:shd w:fill="F0FDF4" w:val="clear"/>
-            <w:tcMar>
-              <w:top w:type="dxa" w:w="60"/>
-              <w:left w:type="dxa" w:w="120"/>
-              <w:bottom w:type="dxa" w:w="60"/>
-              <w:right w:type="dxa" w:w="120"/>
-            </w:tcMar>
-          </w:tcPr>
-          <w:p>
-            <w:pPr>
-              <w:spacing w:line="312"/>
-              <w:jc w:val="left"/>
-            </w:pPr>
-            <w:r>
-              <w:rPr>
-                <w:rFonts w:ascii="Calibri"/>
-                <w:color w:val="1F2937"/>
-                <w:sz w:val="21"/>
-                <w:szCs w:val="21"/>
-              </w:rPr>
-              <w:t xml:space="preserve">4x 55-inch displays, video conferencing</w:t>
+              <w:t xml:space="preserve">Critical Path E2E (web)</w:t>
+            </w:r>
+          </w:p>
+        </w:tc>
+        <w:tc>
+          <w:tcPr>
+            <w:shd w:fill="F0FDF4" w:val="clear"/>
+            <w:tcMar>
+              <w:top w:type="dxa" w:w="60"/>
+              <w:left w:type="dxa" w:w="120"/>
+              <w:bottom w:type="dxa" w:w="60"/>
+              <w:right w:type="dxa" w:w="120"/>
+            </w:tcMar>
+          </w:tcPr>
+          <w:p>
+            <w:pPr>
+              <w:spacing w:line="312"/>
+              <w:jc w:val="left"/>
+            </w:pPr>
+            <w:r>
+              <w:rPr>
+                <w:rFonts w:ascii="Calibri"/>
+                <w:color w:val="1F2937"/>
+                <w:sz w:val="21"/>
+                <w:szCs w:val="21"/>
+              </w:rPr>
+              <w:t xml:space="preserve">25</w:t>
+            </w:r>
+          </w:p>
+        </w:tc>
+        <w:tc>
+          <w:tcPr>
+            <w:shd w:fill="F0FDF4" w:val="clear"/>
+            <w:tcMar>
+              <w:top w:type="dxa" w:w="60"/>
+              <w:left w:type="dxa" w:w="120"/>
+              <w:bottom w:type="dxa" w:w="60"/>
+              <w:right w:type="dxa" w:w="120"/>
+            </w:tcMar>
+          </w:tcPr>
+          <w:p>
+            <w:pPr>
+              <w:spacing w:line="312"/>
+              <w:jc w:val="left"/>
+            </w:pPr>
+            <w:r>
+              <w:rPr>
+                <w:rFonts w:ascii="Calibri"/>
+                <w:color w:val="1F2937"/>
+                <w:sz w:val="21"/>
+                <w:szCs w:val="21"/>
+              </w:rPr>
+              <w:t xml:space="preserve">Every commit + nightly</w:t>
+            </w:r>
+          </w:p>
+        </w:tc>
+        <w:tc>
+          <w:tcPr>
+            <w:shd w:fill="F0FDF4" w:val="clear"/>
+            <w:tcMar>
+              <w:top w:type="dxa" w:w="60"/>
+              <w:left w:type="dxa" w:w="120"/>
+              <w:bottom w:type="dxa" w:w="60"/>
+              <w:right w:type="dxa" w:w="120"/>
+            </w:tcMar>
+          </w:tcPr>
+          <w:p>
+            <w:pPr>
+              <w:spacing w:line="312"/>
+              <w:jc w:val="left"/>
+            </w:pPr>
+            <w:r>
+              <w:rPr>
+                <w:rFonts w:ascii="Calibri"/>
+                <w:color w:val="1F2937"/>
+                <w:sz w:val="21"/>
+                <w:szCs w:val="21"/>
+              </w:rPr>
+              <w:t xml:space="preserve">Login, dashboard, voter search, segment create, broadcast, report gen</w:t>
             </w:r>
           </w:p>
         </w:tc>
@@ -28299,85 +28824,85 @@
                 <w:sz w:val="21"/>
                 <w:szCs w:val="21"/>
               </w:rPr>
-              <w:t xml:space="preserve">Open-Plan Workstations</w:t>
-            </w:r>
-          </w:p>
-        </w:tc>
-        <w:tc>
-          <w:tcPr>
-            <w:shd w:fill="FFFFFF" w:val="clear"/>
-            <w:tcMar>
-              <w:top w:type="dxa" w:w="60"/>
-              <w:left w:type="dxa" w:w="120"/>
-              <w:bottom w:type="dxa" w:w="60"/>
-              <w:right w:type="dxa" w:w="120"/>
-            </w:tcMar>
-          </w:tcPr>
-          <w:p>
-            <w:pPr>
-              <w:spacing w:line="312"/>
-              <w:jc w:val="left"/>
-            </w:pPr>
-            <w:r>
-              <w:rPr>
-                <w:rFonts w:ascii="Calibri"/>
-                <w:color w:val="1F2937"/>
-                <w:sz w:val="21"/>
-                <w:szCs w:val="21"/>
-              </w:rPr>
-              <w:t xml:space="preserve">80</w:t>
-            </w:r>
-          </w:p>
-        </w:tc>
-        <w:tc>
-          <w:tcPr>
-            <w:shd w:fill="FFFFFF" w:val="clear"/>
-            <w:tcMar>
-              <w:top w:type="dxa" w:w="60"/>
-              <w:left w:type="dxa" w:w="120"/>
-              <w:bottom w:type="dxa" w:w="60"/>
-              <w:right w:type="dxa" w:w="120"/>
-            </w:tcMar>
-          </w:tcPr>
-          <w:p>
-            <w:pPr>
-              <w:spacing w:line="312"/>
-              <w:jc w:val="left"/>
-            </w:pPr>
-            <w:r>
-              <w:rPr>
-                <w:rFonts w:ascii="Calibri"/>
-                <w:color w:val="1F2937"/>
-                <w:sz w:val="21"/>
-                <w:szCs w:val="21"/>
-              </w:rPr>
-              <w:t xml:space="preserve">Data analysts, comms officers, field ops</w:t>
-            </w:r>
-          </w:p>
-        </w:tc>
-        <w:tc>
-          <w:tcPr>
-            <w:shd w:fill="FFFFFF" w:val="clear"/>
-            <w:tcMar>
-              <w:top w:type="dxa" w:w="60"/>
-              <w:left w:type="dxa" w:w="120"/>
-              <w:bottom w:type="dxa" w:w="60"/>
-              <w:right w:type="dxa" w:w="120"/>
-            </w:tcMar>
-          </w:tcPr>
-          <w:p>
-            <w:pPr>
-              <w:spacing w:line="312"/>
-              <w:jc w:val="left"/>
-            </w:pPr>
-            <w:r>
-              <w:rPr>
-                <w:rFonts w:ascii="Calibri"/>
-                <w:color w:val="1F2937"/>
-                <w:sz w:val="21"/>
-                <w:szCs w:val="21"/>
-              </w:rPr>
-              <w:t xml:space="preserve">20 workstations, dual monitors</w:t>
+              <w:t xml:space="preserve">Critical Path E2E (mobile)</w:t>
+            </w:r>
+          </w:p>
+        </w:tc>
+        <w:tc>
+          <w:tcPr>
+            <w:shd w:fill="FFFFFF" w:val="clear"/>
+            <w:tcMar>
+              <w:top w:type="dxa" w:w="60"/>
+              <w:left w:type="dxa" w:w="120"/>
+              <w:bottom w:type="dxa" w:w="60"/>
+              <w:right w:type="dxa" w:w="120"/>
+            </w:tcMar>
+          </w:tcPr>
+          <w:p>
+            <w:pPr>
+              <w:spacing w:line="312"/>
+              <w:jc w:val="left"/>
+            </w:pPr>
+            <w:r>
+              <w:rPr>
+                <w:rFonts w:ascii="Calibri"/>
+                <w:color w:val="1F2937"/>
+                <w:sz w:val="21"/>
+                <w:szCs w:val="21"/>
+              </w:rPr>
+              <w:t xml:space="preserve">30</w:t>
+            </w:r>
+          </w:p>
+        </w:tc>
+        <w:tc>
+          <w:tcPr>
+            <w:shd w:fill="FFFFFF" w:val="clear"/>
+            <w:tcMar>
+              <w:top w:type="dxa" w:w="60"/>
+              <w:left w:type="dxa" w:w="120"/>
+              <w:bottom w:type="dxa" w:w="60"/>
+              <w:right w:type="dxa" w:w="120"/>
+            </w:tcMar>
+          </w:tcPr>
+          <w:p>
+            <w:pPr>
+              <w:spacing w:line="312"/>
+              <w:jc w:val="left"/>
+            </w:pPr>
+            <w:r>
+              <w:rPr>
+                <w:rFonts w:ascii="Calibri"/>
+                <w:color w:val="1F2937"/>
+                <w:sz w:val="21"/>
+                <w:szCs w:val="21"/>
+              </w:rPr>
+              <w:t xml:space="preserve">Every commit + nightly</w:t>
+            </w:r>
+          </w:p>
+        </w:tc>
+        <w:tc>
+          <w:tcPr>
+            <w:shd w:fill="FFFFFF" w:val="clear"/>
+            <w:tcMar>
+              <w:top w:type="dxa" w:w="60"/>
+              <w:left w:type="dxa" w:w="120"/>
+              <w:bottom w:type="dxa" w:w="60"/>
+              <w:right w:type="dxa" w:w="120"/>
+            </w:tcMar>
+          </w:tcPr>
+          <w:p>
+            <w:pPr>
+              <w:spacing w:line="312"/>
+              <w:jc w:val="left"/>
+            </w:pPr>
+            <w:r>
+              <w:rPr>
+                <w:rFonts w:ascii="Calibri"/>
+                <w:color w:val="1F2937"/>
+                <w:sz w:val="21"/>
+                <w:szCs w:val="21"/>
+              </w:rPr>
+              <w:t xml:space="preserve">Login, task flow, visit log, incident report, sync, offline submit</w:t>
             </w:r>
           </w:p>
         </w:tc>
@@ -28408,85 +28933,85 @@
                 <w:sz w:val="21"/>
                 <w:szCs w:val="21"/>
               </w:rPr>
-              <w:t xml:space="preserve">Server Room</w:t>
-            </w:r>
-          </w:p>
-        </w:tc>
-        <w:tc>
-          <w:tcPr>
-            <w:shd w:fill="F0FDF4" w:val="clear"/>
-            <w:tcMar>
-              <w:top w:type="dxa" w:w="60"/>
-              <w:left w:type="dxa" w:w="120"/>
-              <w:bottom w:type="dxa" w:w="60"/>
-              <w:right w:type="dxa" w:w="120"/>
-            </w:tcMar>
-          </w:tcPr>
-          <w:p>
-            <w:pPr>
-              <w:spacing w:line="312"/>
-              <w:jc w:val="left"/>
-            </w:pPr>
-            <w:r>
-              <w:rPr>
-                <w:rFonts w:ascii="Calibri"/>
-                <w:color w:val="1F2937"/>
-                <w:sz w:val="21"/>
-                <w:szCs w:val="21"/>
-              </w:rPr>
-              <w:t xml:space="preserve">15</w:t>
-            </w:r>
-          </w:p>
-        </w:tc>
-        <w:tc>
-          <w:tcPr>
-            <w:shd w:fill="F0FDF4" w:val="clear"/>
-            <w:tcMar>
-              <w:top w:type="dxa" w:w="60"/>
-              <w:left w:type="dxa" w:w="120"/>
-              <w:bottom w:type="dxa" w:w="60"/>
-              <w:right w:type="dxa" w:w="120"/>
-            </w:tcMar>
-          </w:tcPr>
-          <w:p>
-            <w:pPr>
-              <w:spacing w:line="312"/>
-              <w:jc w:val="left"/>
-            </w:pPr>
-            <w:r>
-              <w:rPr>
-                <w:rFonts w:ascii="Calibri"/>
-                <w:color w:val="1F2937"/>
-                <w:sz w:val="21"/>
-                <w:szCs w:val="21"/>
-              </w:rPr>
-              <w:t xml:space="preserve">Computing, backup, network infrastructure</w:t>
-            </w:r>
-          </w:p>
-        </w:tc>
-        <w:tc>
-          <w:tcPr>
-            <w:shd w:fill="F0FDF4" w:val="clear"/>
-            <w:tcMar>
-              <w:top w:type="dxa" w:w="60"/>
-              <w:left w:type="dxa" w:w="120"/>
-              <w:bottom w:type="dxa" w:w="60"/>
-              <w:right w:type="dxa" w:w="120"/>
-            </w:tcMar>
-          </w:tcPr>
-          <w:p>
-            <w:pPr>
-              <w:spacing w:line="312"/>
-              <w:jc w:val="left"/>
-            </w:pPr>
-            <w:r>
-              <w:rPr>
-                <w:rFonts w:ascii="Calibri"/>
-                <w:color w:val="1F2937"/>
-                <w:sz w:val="21"/>
-                <w:szCs w:val="21"/>
-              </w:rPr>
-              <w:t xml:space="preserve">Rack servers, UPS, cooling</w:t>
+              <w:t xml:space="preserve">Cross-Module Integration</w:t>
+            </w:r>
+          </w:p>
+        </w:tc>
+        <w:tc>
+          <w:tcPr>
+            <w:shd w:fill="F0FDF4" w:val="clear"/>
+            <w:tcMar>
+              <w:top w:type="dxa" w:w="60"/>
+              <w:left w:type="dxa" w:w="120"/>
+              <w:bottom w:type="dxa" w:w="60"/>
+              <w:right w:type="dxa" w:w="120"/>
+            </w:tcMar>
+          </w:tcPr>
+          <w:p>
+            <w:pPr>
+              <w:spacing w:line="312"/>
+              <w:jc w:val="left"/>
+            </w:pPr>
+            <w:r>
+              <w:rPr>
+                <w:rFonts w:ascii="Calibri"/>
+                <w:color w:val="1F2937"/>
+                <w:sz w:val="21"/>
+                <w:szCs w:val="21"/>
+              </w:rPr>
+              <w:t xml:space="preserve">40</w:t>
+            </w:r>
+          </w:p>
+        </w:tc>
+        <w:tc>
+          <w:tcPr>
+            <w:shd w:fill="F0FDF4" w:val="clear"/>
+            <w:tcMar>
+              <w:top w:type="dxa" w:w="60"/>
+              <w:left w:type="dxa" w:w="120"/>
+              <w:bottom w:type="dxa" w:w="60"/>
+              <w:right w:type="dxa" w:w="120"/>
+            </w:tcMar>
+          </w:tcPr>
+          <w:p>
+            <w:pPr>
+              <w:spacing w:line="312"/>
+              <w:jc w:val="left"/>
+            </w:pPr>
+            <w:r>
+              <w:rPr>
+                <w:rFonts w:ascii="Calibri"/>
+                <w:color w:val="1F2937"/>
+                <w:sz w:val="21"/>
+                <w:szCs w:val="21"/>
+              </w:rPr>
+              <w:t xml:space="preserve">Nightly</w:t>
+            </w:r>
+          </w:p>
+        </w:tc>
+        <w:tc>
+          <w:tcPr>
+            <w:shd w:fill="F0FDF4" w:val="clear"/>
+            <w:tcMar>
+              <w:top w:type="dxa" w:w="60"/>
+              <w:left w:type="dxa" w:w="120"/>
+              <w:bottom w:type="dxa" w:w="60"/>
+              <w:right w:type="dxa" w:w="120"/>
+            </w:tcMar>
+          </w:tcPr>
+          <w:p>
+            <w:pPr>
+              <w:spacing w:line="312"/>
+              <w:jc w:val="left"/>
+            </w:pPr>
+            <w:r>
+              <w:rPr>
+                <w:rFonts w:ascii="Calibri"/>
+                <w:color w:val="1F2937"/>
+                <w:sz w:val="21"/>
+                <w:szCs w:val="21"/>
+              </w:rPr>
+              <w:t xml:space="preserve">VID-to-Comms segment export, Field-to-Monitoring incident flow</w:t>
             </w:r>
           </w:p>
         </w:tc>
@@ -28517,85 +29042,85 @@
                 <w:sz w:val="21"/>
                 <w:szCs w:val="21"/>
               </w:rPr>
-              <w:t xml:space="preserve">Training Room</w:t>
-            </w:r>
-          </w:p>
-        </w:tc>
-        <w:tc>
-          <w:tcPr>
-            <w:shd w:fill="FFFFFF" w:val="clear"/>
-            <w:tcMar>
-              <w:top w:type="dxa" w:w="60"/>
-              <w:left w:type="dxa" w:w="120"/>
-              <w:bottom w:type="dxa" w:w="60"/>
-              <w:right w:type="dxa" w:w="120"/>
-            </w:tcMar>
-          </w:tcPr>
-          <w:p>
-            <w:pPr>
-              <w:spacing w:line="312"/>
-              <w:jc w:val="left"/>
-            </w:pPr>
-            <w:r>
-              <w:rPr>
-                <w:rFonts w:ascii="Calibri"/>
-                <w:color w:val="1F2937"/>
-                <w:sz w:val="21"/>
-                <w:szCs w:val="21"/>
-              </w:rPr>
-              <w:t xml:space="preserve">35</w:t>
-            </w:r>
-          </w:p>
-        </w:tc>
-        <w:tc>
-          <w:tcPr>
-            <w:shd w:fill="FFFFFF" w:val="clear"/>
-            <w:tcMar>
-              <w:top w:type="dxa" w:w="60"/>
-              <w:left w:type="dxa" w:w="120"/>
-              <w:bottom w:type="dxa" w:w="60"/>
-              <w:right w:type="dxa" w:w="120"/>
-            </w:tcMar>
-          </w:tcPr>
-          <w:p>
-            <w:pPr>
-              <w:spacing w:line="312"/>
-              <w:jc w:val="left"/>
-            </w:pPr>
-            <w:r>
-              <w:rPr>
-                <w:rFonts w:ascii="Calibri"/>
-                <w:color w:val="1F2937"/>
-                <w:sz w:val="21"/>
-                <w:szCs w:val="21"/>
-              </w:rPr>
-              <w:t xml:space="preserve">Coordinator onboarding, workshops</w:t>
-            </w:r>
-          </w:p>
-        </w:tc>
-        <w:tc>
-          <w:tcPr>
-            <w:shd w:fill="FFFFFF" w:val="clear"/>
-            <w:tcMar>
-              <w:top w:type="dxa" w:w="60"/>
-              <w:left w:type="dxa" w:w="120"/>
-              <w:bottom w:type="dxa" w:w="60"/>
-              <w:right w:type="dxa" w:w="120"/>
-            </w:tcMar>
-          </w:tcPr>
-          <w:p>
-            <w:pPr>
-              <w:spacing w:line="312"/>
-              <w:jc w:val="left"/>
-            </w:pPr>
-            <w:r>
-              <w:rPr>
-                <w:rFonts w:ascii="Calibri"/>
-                <w:color w:val="1F2937"/>
-                <w:sz w:val="21"/>
-                <w:szCs w:val="21"/>
-              </w:rPr>
-              <w:t xml:space="preserve">Projector, 30 seats, whiteboard</w:t>
+              <w:t xml:space="preserve">API Contract Tests</w:t>
+            </w:r>
+          </w:p>
+        </w:tc>
+        <w:tc>
+          <w:tcPr>
+            <w:shd w:fill="FFFFFF" w:val="clear"/>
+            <w:tcMar>
+              <w:top w:type="dxa" w:w="60"/>
+              <w:left w:type="dxa" w:w="120"/>
+              <w:bottom w:type="dxa" w:w="60"/>
+              <w:right w:type="dxa" w:w="120"/>
+            </w:tcMar>
+          </w:tcPr>
+          <w:p>
+            <w:pPr>
+              <w:spacing w:line="312"/>
+              <w:jc w:val="left"/>
+            </w:pPr>
+            <w:r>
+              <w:rPr>
+                <w:rFonts w:ascii="Calibri"/>
+                <w:color w:val="1F2937"/>
+                <w:sz w:val="21"/>
+                <w:szCs w:val="21"/>
+              </w:rPr>
+              <w:t xml:space="preserve">120</w:t>
+            </w:r>
+          </w:p>
+        </w:tc>
+        <w:tc>
+          <w:tcPr>
+            <w:shd w:fill="FFFFFF" w:val="clear"/>
+            <w:tcMar>
+              <w:top w:type="dxa" w:w="60"/>
+              <w:left w:type="dxa" w:w="120"/>
+              <w:bottom w:type="dxa" w:w="60"/>
+              <w:right w:type="dxa" w:w="120"/>
+            </w:tcMar>
+          </w:tcPr>
+          <w:p>
+            <w:pPr>
+              <w:spacing w:line="312"/>
+              <w:jc w:val="left"/>
+            </w:pPr>
+            <w:r>
+              <w:rPr>
+                <w:rFonts w:ascii="Calibri"/>
+                <w:color w:val="1F2937"/>
+                <w:sz w:val="21"/>
+                <w:szCs w:val="21"/>
+              </w:rPr>
+              <w:t xml:space="preserve">Every commit</w:t>
+            </w:r>
+          </w:p>
+        </w:tc>
+        <w:tc>
+          <w:tcPr>
+            <w:shd w:fill="FFFFFF" w:val="clear"/>
+            <w:tcMar>
+              <w:top w:type="dxa" w:w="60"/>
+              <w:left w:type="dxa" w:w="120"/>
+              <w:bottom w:type="dxa" w:w="60"/>
+              <w:right w:type="dxa" w:w="120"/>
+            </w:tcMar>
+          </w:tcPr>
+          <w:p>
+            <w:pPr>
+              <w:spacing w:line="312"/>
+              <w:jc w:val="left"/>
+            </w:pPr>
+            <w:r>
+              <w:rPr>
+                <w:rFonts w:ascii="Calibri"/>
+                <w:color w:val="1F2937"/>
+                <w:sz w:val="21"/>
+                <w:szCs w:val="21"/>
+              </w:rPr>
+              <w:t xml:space="preserve">All endpoints: request/response schema validation</w:t>
             </w:r>
           </w:p>
         </w:tc>
@@ -28626,85 +29151,85 @@
                 <w:sz w:val="21"/>
                 <w:szCs w:val="21"/>
               </w:rPr>
-              <w:t xml:space="preserve">Director's Office</w:t>
-            </w:r>
-          </w:p>
-        </w:tc>
-        <w:tc>
-          <w:tcPr>
-            <w:shd w:fill="F0FDF4" w:val="clear"/>
-            <w:tcMar>
-              <w:top w:type="dxa" w:w="60"/>
-              <w:left w:type="dxa" w:w="120"/>
-              <w:bottom w:type="dxa" w:w="60"/>
-              <w:right w:type="dxa" w:w="120"/>
-            </w:tcMar>
-          </w:tcPr>
-          <w:p>
-            <w:pPr>
-              <w:spacing w:line="312"/>
-              <w:jc w:val="left"/>
-            </w:pPr>
-            <w:r>
-              <w:rPr>
-                <w:rFonts w:ascii="Calibri"/>
-                <w:color w:val="1F2937"/>
-                <w:sz w:val="21"/>
-                <w:szCs w:val="21"/>
-              </w:rPr>
-              <w:t xml:space="preserve">20</w:t>
-            </w:r>
-          </w:p>
-        </w:tc>
-        <w:tc>
-          <w:tcPr>
-            <w:shd w:fill="F0FDF4" w:val="clear"/>
-            <w:tcMar>
-              <w:top w:type="dxa" w:w="60"/>
-              <w:left w:type="dxa" w:w="120"/>
-              <w:bottom w:type="dxa" w:w="60"/>
-              <w:right w:type="dxa" w:w="120"/>
-            </w:tcMar>
-          </w:tcPr>
-          <w:p>
-            <w:pPr>
-              <w:spacing w:line="312"/>
-              <w:jc w:val="left"/>
-            </w:pPr>
-            <w:r>
-              <w:rPr>
-                <w:rFonts w:ascii="Calibri"/>
-                <w:color w:val="1F2937"/>
-                <w:sz w:val="21"/>
-                <w:szCs w:val="21"/>
-              </w:rPr>
-              <w:t xml:space="preserve">Campaign Director and Deputy Directors</w:t>
-            </w:r>
-          </w:p>
-        </w:tc>
-        <w:tc>
-          <w:tcPr>
-            <w:shd w:fill="F0FDF4" w:val="clear"/>
-            <w:tcMar>
-              <w:top w:type="dxa" w:w="60"/>
-              <w:left w:type="dxa" w:w="120"/>
-              <w:bottom w:type="dxa" w:w="60"/>
-              <w:right w:type="dxa" w:w="120"/>
-            </w:tcMar>
-          </w:tcPr>
-          <w:p>
-            <w:pPr>
-              <w:spacing w:line="312"/>
-              <w:jc w:val="left"/>
-            </w:pPr>
-            <w:r>
-              <w:rPr>
-                <w:rFonts w:ascii="Calibri"/>
-                <w:color w:val="1F2937"/>
-                <w:sz w:val="21"/>
-                <w:szCs w:val="21"/>
-              </w:rPr>
-              <w:t xml:space="preserve">4 offices, meeting table</w:t>
+              <w:t xml:space="preserve">Data Sync E2E</w:t>
+            </w:r>
+          </w:p>
+        </w:tc>
+        <w:tc>
+          <w:tcPr>
+            <w:shd w:fill="F0FDF4" w:val="clear"/>
+            <w:tcMar>
+              <w:top w:type="dxa" w:w="60"/>
+              <w:left w:type="dxa" w:w="120"/>
+              <w:bottom w:type="dxa" w:w="60"/>
+              <w:right w:type="dxa" w:w="120"/>
+            </w:tcMar>
+          </w:tcPr>
+          <w:p>
+            <w:pPr>
+              <w:spacing w:line="312"/>
+              <w:jc w:val="left"/>
+            </w:pPr>
+            <w:r>
+              <w:rPr>
+                <w:rFonts w:ascii="Calibri"/>
+                <w:color w:val="1F2937"/>
+                <w:sz w:val="21"/>
+                <w:szCs w:val="21"/>
+              </w:rPr>
+              <w:t xml:space="preserve">15</w:t>
+            </w:r>
+          </w:p>
+        </w:tc>
+        <w:tc>
+          <w:tcPr>
+            <w:shd w:fill="F0FDF4" w:val="clear"/>
+            <w:tcMar>
+              <w:top w:type="dxa" w:w="60"/>
+              <w:left w:type="dxa" w:w="120"/>
+              <w:bottom w:type="dxa" w:w="60"/>
+              <w:right w:type="dxa" w:w="120"/>
+            </w:tcMar>
+          </w:tcPr>
+          <w:p>
+            <w:pPr>
+              <w:spacing w:line="312"/>
+              <w:jc w:val="left"/>
+            </w:pPr>
+            <w:r>
+              <w:rPr>
+                <w:rFonts w:ascii="Calibri"/>
+                <w:color w:val="1F2937"/>
+                <w:sz w:val="21"/>
+                <w:szCs w:val="21"/>
+              </w:rPr>
+              <w:t xml:space="preserve">Nightly</w:t>
+            </w:r>
+          </w:p>
+        </w:tc>
+        <w:tc>
+          <w:tcPr>
+            <w:shd w:fill="F0FDF4" w:val="clear"/>
+            <w:tcMar>
+              <w:top w:type="dxa" w:w="60"/>
+              <w:left w:type="dxa" w:w="120"/>
+              <w:bottom w:type="dxa" w:w="60"/>
+              <w:right w:type="dxa" w:w="120"/>
+            </w:tcMar>
+          </w:tcPr>
+          <w:p>
+            <w:pPr>
+              <w:spacing w:line="312"/>
+              <w:jc w:val="left"/>
+            </w:pPr>
+            <w:r>
+              <w:rPr>
+                <w:rFonts w:ascii="Calibri"/>
+                <w:color w:val="1F2937"/>
+                <w:sz w:val="21"/>
+                <w:szCs w:val="21"/>
+              </w:rPr>
+              <w:t xml:space="preserve">Offline create, reconnect, verify server state, conflict handling</w:t>
             </w:r>
           </w:p>
         </w:tc>
@@ -28735,85 +29260,85 @@
                 <w:sz w:val="21"/>
                 <w:szCs w:val="21"/>
               </w:rPr>
-              <w:t xml:space="preserve">Reception</w:t>
-            </w:r>
-          </w:p>
-        </w:tc>
-        <w:tc>
-          <w:tcPr>
-            <w:shd w:fill="FFFFFF" w:val="clear"/>
-            <w:tcMar>
-              <w:top w:type="dxa" w:w="60"/>
-              <w:left w:type="dxa" w:w="120"/>
-              <w:bottom w:type="dxa" w:w="60"/>
-              <w:right w:type="dxa" w:w="120"/>
-            </w:tcMar>
-          </w:tcPr>
-          <w:p>
-            <w:pPr>
-              <w:spacing w:line="312"/>
-              <w:jc w:val="left"/>
-            </w:pPr>
-            <w:r>
-              <w:rPr>
-                <w:rFonts w:ascii="Calibri"/>
-                <w:color w:val="1F2937"/>
-                <w:sz w:val="21"/>
-                <w:szCs w:val="21"/>
-              </w:rPr>
-              <w:t xml:space="preserve">25</w:t>
-            </w:r>
-          </w:p>
-        </w:tc>
-        <w:tc>
-          <w:tcPr>
-            <w:shd w:fill="FFFFFF" w:val="clear"/>
-            <w:tcMar>
-              <w:top w:type="dxa" w:w="60"/>
-              <w:left w:type="dxa" w:w="120"/>
-              <w:bottom w:type="dxa" w:w="60"/>
-              <w:right w:type="dxa" w:w="120"/>
-            </w:tcMar>
-          </w:tcPr>
-          <w:p>
-            <w:pPr>
-              <w:spacing w:line="312"/>
-              <w:jc w:val="left"/>
-            </w:pPr>
-            <w:r>
-              <w:rPr>
-                <w:rFonts w:ascii="Calibri"/>
-                <w:color w:val="1F2937"/>
-                <w:sz w:val="21"/>
-                <w:szCs w:val="21"/>
-              </w:rPr>
-              <w:t xml:space="preserve">Visitor management, security screening</w:t>
-            </w:r>
-          </w:p>
-        </w:tc>
-        <w:tc>
-          <w:tcPr>
-            <w:shd w:fill="FFFFFF" w:val="clear"/>
-            <w:tcMar>
-              <w:top w:type="dxa" w:w="60"/>
-              <w:left w:type="dxa" w:w="120"/>
-              <w:bottom w:type="dxa" w:w="60"/>
-              <w:right w:type="dxa" w:w="120"/>
-            </w:tcMar>
-          </w:tcPr>
-          <w:p>
-            <w:pPr>
-              <w:spacing w:line="312"/>
-              <w:jc w:val="left"/>
-            </w:pPr>
-            <w:r>
-              <w:rPr>
-                <w:rFonts w:ascii="Calibri"/>
-                <w:color w:val="1F2937"/>
-                <w:sz w:val="21"/>
-                <w:szCs w:val="21"/>
-              </w:rPr>
-              <w:t xml:space="preserve">Reception desk, display screens</w:t>
+              <w:t xml:space="preserve">Security E2E</w:t>
+            </w:r>
+          </w:p>
+        </w:tc>
+        <w:tc>
+          <w:tcPr>
+            <w:shd w:fill="FFFFFF" w:val="clear"/>
+            <w:tcMar>
+              <w:top w:type="dxa" w:w="60"/>
+              <w:left w:type="dxa" w:w="120"/>
+              <w:bottom w:type="dxa" w:w="60"/>
+              <w:right w:type="dxa" w:w="120"/>
+            </w:tcMar>
+          </w:tcPr>
+          <w:p>
+            <w:pPr>
+              <w:spacing w:line="312"/>
+              <w:jc w:val="left"/>
+            </w:pPr>
+            <w:r>
+              <w:rPr>
+                <w:rFonts w:ascii="Calibri"/>
+                <w:color w:val="1F2937"/>
+                <w:sz w:val="21"/>
+                <w:szCs w:val="21"/>
+              </w:rPr>
+              <w:t xml:space="preserve">20</w:t>
+            </w:r>
+          </w:p>
+        </w:tc>
+        <w:tc>
+          <w:tcPr>
+            <w:shd w:fill="FFFFFF" w:val="clear"/>
+            <w:tcMar>
+              <w:top w:type="dxa" w:w="60"/>
+              <w:left w:type="dxa" w:w="120"/>
+              <w:bottom w:type="dxa" w:w="60"/>
+              <w:right w:type="dxa" w:w="120"/>
+            </w:tcMar>
+          </w:tcPr>
+          <w:p>
+            <w:pPr>
+              <w:spacing w:line="312"/>
+              <w:jc w:val="left"/>
+            </w:pPr>
+            <w:r>
+              <w:rPr>
+                <w:rFonts w:ascii="Calibri"/>
+                <w:color w:val="1F2937"/>
+                <w:sz w:val="21"/>
+                <w:szCs w:val="21"/>
+              </w:rPr>
+              <w:t xml:space="preserve">Weekly</w:t>
+            </w:r>
+          </w:p>
+        </w:tc>
+        <w:tc>
+          <w:tcPr>
+            <w:shd w:fill="FFFFFF" w:val="clear"/>
+            <w:tcMar>
+              <w:top w:type="dxa" w:w="60"/>
+              <w:left w:type="dxa" w:w="120"/>
+              <w:bottom w:type="dxa" w:w="60"/>
+              <w:right w:type="dxa" w:w="120"/>
+            </w:tcMar>
+          </w:tcPr>
+          <w:p>
+            <w:pPr>
+              <w:spacing w:line="312"/>
+              <w:jc w:val="left"/>
+            </w:pPr>
+            <w:r>
+              <w:rPr>
+                <w:rFonts w:ascii="Calibri"/>
+                <w:color w:val="1F2937"/>
+                <w:sz w:val="21"/>
+                <w:szCs w:val="21"/>
+              </w:rPr>
+              <w:t xml:space="preserve">RBAC enforcement, session handling, encryption verification</w:t>
             </w:r>
           </w:p>
         </w:tc>
@@ -28844,85 +29369,85 @@
                 <w:sz w:val="21"/>
                 <w:szCs w:val="21"/>
               </w:rPr>
-              <w:t xml:space="preserve">Break Room</w:t>
-            </w:r>
-          </w:p>
-        </w:tc>
-        <w:tc>
-          <w:tcPr>
-            <w:shd w:fill="F0FDF4" w:val="clear"/>
-            <w:tcMar>
-              <w:top w:type="dxa" w:w="60"/>
-              <w:left w:type="dxa" w:w="120"/>
-              <w:bottom w:type="dxa" w:w="60"/>
-              <w:right w:type="dxa" w:w="120"/>
-            </w:tcMar>
-          </w:tcPr>
-          <w:p>
-            <w:pPr>
-              <w:spacing w:line="312"/>
-              <w:jc w:val="left"/>
-            </w:pPr>
-            <w:r>
-              <w:rPr>
-                <w:rFonts w:ascii="Calibri"/>
-                <w:color w:val="1F2937"/>
-                <w:sz w:val="21"/>
-                <w:szCs w:val="21"/>
-              </w:rPr>
-              <w:t xml:space="preserve">20</w:t>
-            </w:r>
-          </w:p>
-        </w:tc>
-        <w:tc>
-          <w:tcPr>
-            <w:shd w:fill="F0FDF4" w:val="clear"/>
-            <w:tcMar>
-              <w:top w:type="dxa" w:w="60"/>
-              <w:left w:type="dxa" w:w="120"/>
-              <w:bottom w:type="dxa" w:w="60"/>
-              <w:right w:type="dxa" w:w="120"/>
-            </w:tcMar>
-          </w:tcPr>
-          <w:p>
-            <w:pPr>
-              <w:spacing w:line="312"/>
-              <w:jc w:val="left"/>
-            </w:pPr>
-            <w:r>
-              <w:rPr>
-                <w:rFonts w:ascii="Calibri"/>
-                <w:color w:val="1F2937"/>
-                <w:sz w:val="21"/>
-                <w:szCs w:val="21"/>
-              </w:rPr>
-              <w:t xml:space="preserve">Staff rest, informal meetings</w:t>
-            </w:r>
-          </w:p>
-        </w:tc>
-        <w:tc>
-          <w:tcPr>
-            <w:shd w:fill="F0FDF4" w:val="clear"/>
-            <w:tcMar>
-              <w:top w:type="dxa" w:w="60"/>
-              <w:left w:type="dxa" w:w="120"/>
-              <w:bottom w:type="dxa" w:w="60"/>
-              <w:right w:type="dxa" w:w="120"/>
-            </w:tcMar>
-          </w:tcPr>
-          <w:p>
-            <w:pPr>
-              <w:spacing w:line="312"/>
-              <w:jc w:val="left"/>
-            </w:pPr>
-            <w:r>
-              <w:rPr>
-                <w:rFonts w:ascii="Calibri"/>
-                <w:color w:val="1F2937"/>
-                <w:sz w:val="21"/>
-                <w:szCs w:val="21"/>
-              </w:rPr>
-              <w:t xml:space="preserve">Kitchenette, seating</w:t>
+              <w:t xml:space="preserve">Performance E2E</w:t>
+            </w:r>
+          </w:p>
+        </w:tc>
+        <w:tc>
+          <w:tcPr>
+            <w:shd w:fill="F0FDF4" w:val="clear"/>
+            <w:tcMar>
+              <w:top w:type="dxa" w:w="60"/>
+              <w:left w:type="dxa" w:w="120"/>
+              <w:bottom w:type="dxa" w:w="60"/>
+              <w:right w:type="dxa" w:w="120"/>
+            </w:tcMar>
+          </w:tcPr>
+          <w:p>
+            <w:pPr>
+              <w:spacing w:line="312"/>
+              <w:jc w:val="left"/>
+            </w:pPr>
+            <w:r>
+              <w:rPr>
+                <w:rFonts w:ascii="Calibri"/>
+                <w:color w:val="1F2937"/>
+                <w:sz w:val="21"/>
+                <w:szCs w:val="21"/>
+              </w:rPr>
+              <w:t xml:space="preserve">10</w:t>
+            </w:r>
+          </w:p>
+        </w:tc>
+        <w:tc>
+          <w:tcPr>
+            <w:shd w:fill="F0FDF4" w:val="clear"/>
+            <w:tcMar>
+              <w:top w:type="dxa" w:w="60"/>
+              <w:left w:type="dxa" w:w="120"/>
+              <w:bottom w:type="dxa" w:w="60"/>
+              <w:right w:type="dxa" w:w="120"/>
+            </w:tcMar>
+          </w:tcPr>
+          <w:p>
+            <w:pPr>
+              <w:spacing w:line="312"/>
+              <w:jc w:val="left"/>
+            </w:pPr>
+            <w:r>
+              <w:rPr>
+                <w:rFonts w:ascii="Calibri"/>
+                <w:color w:val="1F2937"/>
+                <w:sz w:val="21"/>
+                <w:szCs w:val="21"/>
+              </w:rPr>
+              <w:t xml:space="preserve">Weekly</w:t>
+            </w:r>
+          </w:p>
+        </w:tc>
+        <w:tc>
+          <w:tcPr>
+            <w:shd w:fill="F0FDF4" w:val="clear"/>
+            <w:tcMar>
+              <w:top w:type="dxa" w:w="60"/>
+              <w:left w:type="dxa" w:w="120"/>
+              <w:bottom w:type="dxa" w:w="60"/>
+              <w:right w:type="dxa" w:w="120"/>
+            </w:tcMar>
+          </w:tcPr>
+          <w:p>
+            <w:pPr>
+              <w:spacing w:line="312"/>
+              <w:jc w:val="left"/>
+            </w:pPr>
+            <w:r>
+              <w:rPr>
+                <w:rFonts w:ascii="Calibri"/>
+                <w:color w:val="1F2937"/>
+                <w:sz w:val="21"/>
+                <w:szCs w:val="21"/>
+              </w:rPr>
+              <w:t xml:space="preserve">Dashboard load, search latency, sync throughput, concurrent users</w:t>
             </w:r>
           </w:p>
         </w:tc>
@@ -28953,7 +29478,7 @@
                 <w:sz w:val="21"/>
                 <w:szCs w:val="21"/>
               </w:rPr>
-              <w:t xml:space="preserve">Secure Storage</w:t>
+              <w:t xml:space="preserve">Accessibility E2E</w:t>
             </w:r>
           </w:p>
         </w:tc>
@@ -29005,142 +29530,33 @@
                 <w:sz w:val="21"/>
                 <w:szCs w:val="21"/>
               </w:rPr>
-              <w:t xml:space="preserve">Documents, equipment, material staging</w:t>
-            </w:r>
-          </w:p>
-        </w:tc>
-        <w:tc>
-          <w:tcPr>
-            <w:shd w:fill="FFFFFF" w:val="clear"/>
-            <w:tcMar>
-              <w:top w:type="dxa" w:w="60"/>
-              <w:left w:type="dxa" w:w="120"/>
-              <w:bottom w:type="dxa" w:w="60"/>
-              <w:right w:type="dxa" w:w="120"/>
-            </w:tcMar>
-          </w:tcPr>
-          <w:p>
-            <w:pPr>
-              <w:spacing w:line="312"/>
-              <w:jc w:val="left"/>
-            </w:pPr>
-            <w:r>
-              <w:rPr>
-                <w:rFonts w:ascii="Calibri"/>
-                <w:color w:val="1F2937"/>
-                <w:sz w:val="21"/>
-                <w:szCs w:val="21"/>
-              </w:rPr>
-              <w:t xml:space="preserve">Lockable shelving</w:t>
-            </w:r>
-          </w:p>
-        </w:tc>
-      </w:tr>
-      <w:tr>
-        <w:trPr>
-          <w:cantSplit/>
-        </w:trPr>
-        <w:tc>
-          <w:tcPr>
-            <w:shd w:fill="F0FDF4" w:val="clear"/>
-            <w:tcMar>
-              <w:top w:type="dxa" w:w="60"/>
-              <w:left w:type="dxa" w:w="120"/>
-              <w:bottom w:type="dxa" w:w="60"/>
-              <w:right w:type="dxa" w:w="120"/>
-            </w:tcMar>
-          </w:tcPr>
-          <w:p>
-            <w:pPr>
-              <w:spacing w:line="312"/>
-              <w:jc w:val="left"/>
-            </w:pPr>
-            <w:r>
-              <w:rPr>
-                <w:rFonts w:ascii="Calibri"/>
-                <w:color w:val="1F2937"/>
-                <w:sz w:val="21"/>
-                <w:szCs w:val="21"/>
-              </w:rPr>
-              <w:t xml:space="preserve">Common Areas</w:t>
-            </w:r>
-          </w:p>
-        </w:tc>
-        <w:tc>
-          <w:tcPr>
-            <w:shd w:fill="F0FDF4" w:val="clear"/>
-            <w:tcMar>
-              <w:top w:type="dxa" w:w="60"/>
-              <w:left w:type="dxa" w:w="120"/>
-              <w:bottom w:type="dxa" w:w="60"/>
-              <w:right w:type="dxa" w:w="120"/>
-            </w:tcMar>
-          </w:tcPr>
-          <w:p>
-            <w:pPr>
-              <w:spacing w:line="312"/>
-              <w:jc w:val="left"/>
-            </w:pPr>
-            <w:r>
-              <w:rPr>
-                <w:rFonts w:ascii="Calibri"/>
-                <w:color w:val="1F2937"/>
-                <w:sz w:val="21"/>
-                <w:szCs w:val="21"/>
-              </w:rPr>
-              <w:t xml:space="preserve">100</w:t>
-            </w:r>
-          </w:p>
-        </w:tc>
-        <w:tc>
-          <w:tcPr>
-            <w:shd w:fill="F0FDF4" w:val="clear"/>
-            <w:tcMar>
-              <w:top w:type="dxa" w:w="60"/>
-              <w:left w:type="dxa" w:w="120"/>
-              <w:bottom w:type="dxa" w:w="60"/>
-              <w:right w:type="dxa" w:w="120"/>
-            </w:tcMar>
-          </w:tcPr>
-          <w:p>
-            <w:pPr>
-              <w:spacing w:line="312"/>
-              <w:jc w:val="left"/>
-            </w:pPr>
-            <w:r>
-              <w:rPr>
-                <w:rFonts w:ascii="Calibri"/>
-                <w:color w:val="1F2937"/>
-                <w:sz w:val="21"/>
-                <w:szCs w:val="21"/>
-              </w:rPr>
-              <w:t xml:space="preserve">Circulation, branding, emergency exits</w:t>
-            </w:r>
-          </w:p>
-        </w:tc>
-        <w:tc>
-          <w:tcPr>
-            <w:shd w:fill="F0FDF4" w:val="clear"/>
-            <w:tcMar>
-              <w:top w:type="dxa" w:w="60"/>
-              <w:left w:type="dxa" w:w="120"/>
-              <w:bottom w:type="dxa" w:w="60"/>
-              <w:right w:type="dxa" w:w="120"/>
-            </w:tcMar>
-          </w:tcPr>
-          <w:p>
-            <w:pPr>
-              <w:spacing w:line="312"/>
-              <w:jc w:val="left"/>
-            </w:pPr>
-            <w:r>
-              <w:rPr>
-                <w:rFonts w:ascii="Calibri"/>
-                <w:color w:val="1F2937"/>
-                <w:sz w:val="21"/>
-                <w:szCs w:val="21"/>
-              </w:rPr>
-              <w:t xml:space="preserve">Party branding, signage</w:t>
+              <w:t xml:space="preserve">Nightly</w:t>
+            </w:r>
+          </w:p>
+        </w:tc>
+        <w:tc>
+          <w:tcPr>
+            <w:shd w:fill="FFFFFF" w:val="clear"/>
+            <w:tcMar>
+              <w:top w:type="dxa" w:w="60"/>
+              <w:left w:type="dxa" w:w="120"/>
+              <w:bottom w:type="dxa" w:w="60"/>
+              <w:right w:type="dxa" w:w="120"/>
+            </w:tcMar>
+          </w:tcPr>
+          <w:p>
+            <w:pPr>
+              <w:spacing w:line="312"/>
+              <w:jc w:val="left"/>
+            </w:pPr>
+            <w:r>
+              <w:rPr>
+                <w:rFonts w:ascii="Calibri"/>
+                <w:color w:val="1F2937"/>
+                <w:sz w:val="21"/>
+                <w:szCs w:val="21"/>
+              </w:rPr>
+              <w:t xml:space="preserve">Screen reader flow, keyboard nav, colour contrast, focus order</w:t>
             </w:r>
           </w:p>
         </w:tc>
@@ -29160,7 +29576,2127 @@
           <w:sz w:val="21"/>
           <w:szCs w:val="21"/>
         </w:rPr>
-        <w:t xml:space="preserve">Table 26: Office Space Allocation</w:t>
+        <w:t xml:space="preserve">Table 26: E2E Test Suite Inventory</w:t>
+      </w:r>
+    </w:p>
+    <w:p>
+      <w:pPr>
+        <w:pStyle w:val="Heading2"/>
+        <w:spacing w:after="160" w:before="280"/>
+        <w:outlineLvl w:val="1"/>
+      </w:pPr>
+      <w:r>
+        <w:rPr>
+          <w:rFonts w:ascii="Times New Roman"/>
+          <w:b/>
+          <w:bCs/>
+          <w:color w:val="0F2B1C"/>
+          <w:sz w:val="28"/>
+          <w:szCs w:val="28"/>
+        </w:rPr>
+        <w:t xml:space="preserve">7.3 E2E Test Scenarios: Web Application</w:t>
+      </w:r>
+    </w:p>
+    <w:p>
+      <w:pPr>
+        <w:pStyle w:val="Heading3"/>
+        <w:spacing w:after="120" w:before="200"/>
+        <w:outlineLvl w:val="2"/>
+      </w:pPr>
+      <w:r>
+        <w:rPr>
+          <w:rFonts w:ascii="Times New Roman"/>
+          <w:b/>
+          <w:bCs/>
+          <w:color w:val="0F2B1C"/>
+          <w:sz w:val="26"/>
+          <w:szCs w:val="26"/>
+        </w:rPr>
+        <w:t xml:space="preserve">7.3.1 Campaign Director Workflow</w:t>
+      </w:r>
+    </w:p>
+    <w:p>
+      <w:pPr>
+        <w:spacing w:after="120" w:line="312"/>
+        <w:jc w:val="both"/>
+      </w:pPr>
+      <w:r>
+        <w:rPr>
+          <w:rFonts w:ascii="Times New Roman"/>
+          <w:color w:val="1F2937"/>
+          <w:sz w:val="24"/>
+          <w:szCs w:val="24"/>
+        </w:rPr>
+        <w:t xml:space="preserve">Test Scenario CD-001 (Morning Briefing): Navigate to login page, enter credentials, verify MFA challenge, land on dashboard. Verify KPI cards display data matching API response. Click LGA on map, verify cross-filter applies to all widgets. Click 'Share View', enter recipient, verify shared link generates. Acknowledge a critical alert, verify alert moves to 'Acknowledged' section. Export dashboard as PDF, verify file downloads. This test validates the director's primary workflow and confirms that real-time data, cross-widget filtering, and sharing all function correctly in an integrated manner.</w:t>
+      </w:r>
+    </w:p>
+    <w:p>
+      <w:pPr>
+        <w:spacing w:after="120" w:line="312"/>
+        <w:jc w:val="both"/>
+      </w:pPr>
+      <w:r>
+        <w:rPr>
+          <w:rFonts w:ascii="Times New Roman"/>
+          <w:color w:val="1F2937"/>
+          <w:sz w:val="24"/>
+          <w:szCs w:val="24"/>
+        </w:rPr>
+        <w:t xml:space="preserve">Test Scenario CD-002 (Incident Oversight): Navigate to incident tracker widget, verify list loads with real-time indicator (green dot). Click a severity-4 incident, verify detail panel opens with photo, description, and escalation status. Click 'Escalate to Level 3', verify confirmation dialog, confirm, verify incident status updates to 'Escalated' and a notification is dispatched to the situation room. Verify the incident no longer appears in the ward coordinator's unresolved list.</w:t>
+      </w:r>
+    </w:p>
+    <w:p>
+      <w:pPr>
+        <w:pStyle w:val="Heading3"/>
+        <w:spacing w:after="120" w:before="200"/>
+        <w:outlineLvl w:val="2"/>
+      </w:pPr>
+      <w:r>
+        <w:rPr>
+          <w:rFonts w:ascii="Times New Roman"/>
+          <w:b/>
+          <w:bCs/>
+          <w:color w:val="0F2B1C"/>
+          <w:sz w:val="26"/>
+          <w:szCs w:val="26"/>
+        </w:rPr>
+        <w:t xml:space="preserve">7.3.2 Data Analyst Workflow</w:t>
+      </w:r>
+    </w:p>
+    <w:p>
+      <w:pPr>
+        <w:spacing w:after="120" w:line="312"/>
+        <w:jc w:val="both"/>
+      </w:pPr>
+      <w:r>
+        <w:rPr>
+          <w:rFonts w:ascii="Times New Roman"/>
+          <w:color w:val="1F2937"/>
+          <w:sz w:val="24"/>
+          <w:szCs w:val="24"/>
+        </w:rPr>
+        <w:t xml:space="preserve">Test Scenario DA-001 (Segment Creation and Export): Navigate to VID &gt; Segment Builder. Add condition: Age between 18 and 25. Add condition: LGA is selected from dropdown. Add condition: Engagement status is 'New'. Verify live count updates with each condition. Name segment 'First-Time Youth Voters - [LGA Name]'. Save segment. Click 'Export to Comms Hub', verify redirect to Communication Hub with segment pre-selected as audience. Verify segment appears in segment list with correct voter count and last-updated timestamp.</w:t>
+      </w:r>
+    </w:p>
+    <w:p>
+      <w:pPr>
+        <w:spacing w:after="120" w:line="312"/>
+        <w:jc w:val="both"/>
+      </w:pPr>
+      <w:r>
+        <w:rPr>
+          <w:rFonts w:ascii="Times New Roman"/>
+          <w:color w:val="1F2937"/>
+          <w:sz w:val="24"/>
+          <w:szCs w:val="24"/>
+        </w:rPr>
+        <w:t xml:space="preserve">Test Scenario DA-002 (Data Import and Deduplication): Navigate to VID &gt; Data Import. Upload CSV test file with 500 records including 20 known duplicates. Verify Step 2 (Field Mapping) auto-detects column mappings. Verify Step 3 (Validation) flags 15 records with format errors. Fix one mapping, verify count updates. Verify Step 4 (Deduplication) identifies 18 of 20 duplicates with confidence scores. Resolve duplicates interactively: merge 10, keep new 5, skip 3. Confirm import. Verify 482 unique records added to database. Verify import history log shows correct counts.</w:t>
+      </w:r>
+    </w:p>
+    <w:p>
+      <w:pPr>
+        <w:pStyle w:val="Heading2"/>
+        <w:spacing w:after="160" w:before="280"/>
+        <w:outlineLvl w:val="1"/>
+      </w:pPr>
+      <w:r>
+        <w:rPr>
+          <w:rFonts w:ascii="Times New Roman"/>
+          <w:b/>
+          <w:bCs/>
+          <w:color w:val="0F2B1C"/>
+          <w:sz w:val="28"/>
+          <w:szCs w:val="28"/>
+        </w:rPr>
+        <w:t xml:space="preserve">7.4 E2E Test Scenarios: Mobile Application</w:t>
+      </w:r>
+    </w:p>
+    <w:p>
+      <w:pPr>
+        <w:pStyle w:val="Heading3"/>
+        <w:spacing w:after="120" w:before="200"/>
+        <w:outlineLvl w:val="2"/>
+      </w:pPr>
+      <w:r>
+        <w:rPr>
+          <w:rFonts w:ascii="Times New Roman"/>
+          <w:b/>
+          <w:bCs/>
+          <w:color w:val="0F2B1C"/>
+          <w:sz w:val="26"/>
+          <w:szCs w:val="26"/>
+        </w:rPr>
+        <w:t xml:space="preserve">7.4.1 Ward Coordinator Daily Workflow</w:t>
+      </w:r>
+    </w:p>
+    <w:p>
+      <w:pPr>
+        <w:spacing w:after="120" w:line="312"/>
+        <w:jc w:val="both"/>
+      </w:pPr>
+      <w:r>
+        <w:rPr>
+          <w:rFonts w:ascii="Times New Roman"/>
+          <w:color w:val="1F2937"/>
+          <w:sz w:val="24"/>
+          <w:szCs w:val="24"/>
+        </w:rPr>
+        <w:t xml:space="preserve">Test Scenario WC-001 (Complete Task Flow): Launch app, verify biometric prompt, authenticate. Verify Home screen loads with personalised greeting, task count (e.g., '8 of 15'), and quick-action bar. Tap first task card, verify voter profile slides in. Tap 'Start Navigation', verify route map opens with turn-by-turn. Return to task, tap 'Log Visit'. Verify form opens with voter name pre-filled. Select sentiment slider to 4 (positive), select issue 'Employment', type notes (150 characters). Tap 'Submit'. Verify success animation plays, task shows green checkmark, task count updates to '9 of 15'. Verify visit appears in voter's interaction history.</w:t>
+      </w:r>
+    </w:p>
+    <w:p>
+      <w:pPr>
+        <w:spacing w:after="120" w:line="312"/>
+        <w:jc w:val="both"/>
+      </w:pPr>
+      <w:r>
+        <w:rPr>
+          <w:rFonts w:ascii="Times New Roman"/>
+          <w:color w:val="1F2937"/>
+          <w:sz w:val="24"/>
+          <w:szCs w:val="24"/>
+        </w:rPr>
+        <w:t xml:space="preserve">Test Scenario WC-002 (Offline Incident Report): Enable airplane mode. Navigate to Report tab, tap FAB. Select 'Voter Intimidation' category. Select severity 4. Type description (100 characters). Tap camera button, take photo. Tap 'Submit'. Verify submission queues locally with 'Pending Sync' indicator. Disable airplane mode (restore connectivity). Verify sync initiates automatically. Verify sync progress shows '1 item uploading'. Verify incident appears on web dashboard within 30 seconds. Verify local indicator changes to 'Synced' with green checkmark.</w:t>
+      </w:r>
+    </w:p>
+    <w:p>
+      <w:pPr>
+        <w:pStyle w:val="Heading3"/>
+        <w:spacing w:after="120" w:before="200"/>
+        <w:outlineLvl w:val="2"/>
+      </w:pPr>
+      <w:r>
+        <w:rPr>
+          <w:rFonts w:ascii="Times New Roman"/>
+          <w:b/>
+          <w:bCs/>
+          <w:color w:val="0F2B1C"/>
+          <w:sz w:val="26"/>
+          <w:szCs w:val="26"/>
+        </w:rPr>
+        <w:t xml:space="preserve">7.4.2 Sync Conflict Resolution</w:t>
+      </w:r>
+    </w:p>
+    <w:p>
+      <w:pPr>
+        <w:spacing w:after="120" w:line="312"/>
+        <w:jc w:val="both"/>
+      </w:pPr>
+      <w:r>
+        <w:rPr>
+          <w:rFonts w:ascii="Times New Roman"/>
+          <w:color w:val="1F2937"/>
+          <w:sz w:val="24"/>
+          <w:szCs w:val="24"/>
+        </w:rPr>
+        <w:t xml:space="preserve">Test Scenario SC-001 (Concurrent Edit Conflict): Device A and Device B both sync the same voter record. Device A modifies voter notes to 'Met at home, very supportive'. Device B modifies same voter's notes to 'Not at home, left message with neighbour'. Both devices sync. Verify conflict resolution interface appears on both devices showing both versions side-by-side with diff highlighting (old text in red strikethrough, new text in green). User on Device A selects 'Keep Mine'. User on Device B selects 'Merge' and selects Device A's notes but keeps Device B's sentiment change. Verify merged result on server contains Device A's notes and Device B's sentiment. Verify audit log records both original changes and the merge resolution.</w:t>
+      </w:r>
+    </w:p>
+    <w:p>
+      <w:pPr>
+        <w:pStyle w:val="Heading2"/>
+        <w:spacing w:after="160" w:before="280"/>
+        <w:outlineLvl w:val="1"/>
+      </w:pPr>
+      <w:r>
+        <w:rPr>
+          <w:rFonts w:ascii="Times New Roman"/>
+          <w:b/>
+          <w:bCs/>
+          <w:color w:val="0F2B1C"/>
+          <w:sz w:val="28"/>
+          <w:szCs w:val="28"/>
+        </w:rPr>
+        <w:t xml:space="preserve">7.5 Security Testing</w:t>
+      </w:r>
+    </w:p>
+    <w:p>
+      <w:pPr>
+        <w:spacing w:after="120" w:line="312"/>
+        <w:jc w:val="both"/>
+      </w:pPr>
+      <w:r>
+        <w:rPr>
+          <w:rFonts w:ascii="Times New Roman"/>
+          <w:color w:val="1F2937"/>
+          <w:sz w:val="24"/>
+          <w:szCs w:val="24"/>
+        </w:rPr>
+        <w:t xml:space="preserve">Security E2E tests verify that security controls function correctly in realistic usage scenarios rather than in isolation. Test Scenario SEC-001 (RBAC Enforcement): Log in as Zonal Coordinator. Attempt to access /api/v1/voters (all LGAs). Verify 403 Forbidden response. Attempt to access financial endpoints. Verify 403 Forbidden. Access voters in assigned LGA. Verify 200 OK with only assigned LGA data. Attempt to modify role in profile settings. Verify action is not available in UI. This test confirms that server-side RBAC cannot be bypassed through direct API calls even if the UI hides the functionality.</w:t>
+      </w:r>
+    </w:p>
+    <w:p>
+      <w:pPr>
+        <w:spacing w:after="120" w:line="312"/>
+        <w:jc w:val="both"/>
+      </w:pPr>
+      <w:r>
+        <w:rPr>
+          <w:rFonts w:ascii="Times New Roman"/>
+          <w:color w:val="1F2937"/>
+          <w:sz w:val="24"/>
+          <w:szCs w:val="24"/>
+        </w:rPr>
+        <w:t xml:space="preserve">Test Scenario SEC-002 (Session Security): Log in on Device A. Log in on Device B with same credentials. Verify Device A session is terminated with a 'Session ended on another device' message. Verify all subsequent API calls from Device A return 401 Unauthorized. Test Scenario SEC-003 (Data Encryption Verification): Intercept API response for voter search (using test proxy). Verify PII fields (phone, address) are encrypted and not readable in the raw response body. Verify that a user with 'Segment (no PII)' role receives only aggregated counts, never individual voter records.</w:t>
+      </w:r>
+    </w:p>
+    <w:p>
+      <w:pPr>
+        <w:pStyle w:val="Heading2"/>
+        <w:spacing w:after="160" w:before="280"/>
+        <w:outlineLvl w:val="1"/>
+      </w:pPr>
+      <w:r>
+        <w:rPr>
+          <w:rFonts w:ascii="Times New Roman"/>
+          <w:b/>
+          <w:bCs/>
+          <w:color w:val="0F2B1C"/>
+          <w:sz w:val="28"/>
+          <w:szCs w:val="28"/>
+        </w:rPr>
+        <w:t xml:space="preserve">7.6 Performance and Load Testing</w:t>
+      </w:r>
+    </w:p>
+    <w:p>
+      <w:pPr>
+        <w:spacing w:after="120" w:line="312"/>
+        <w:jc w:val="both"/>
+      </w:pPr>
+      <w:r>
+        <w:rPr>
+          <w:rFonts w:ascii="Times New Roman"/>
+          <w:color w:val="1F2937"/>
+          <w:sz w:val="24"/>
+          <w:szCs w:val="24"/>
+        </w:rPr>
+        <w:t xml:space="preserve">Performance E2E tests validate that the platform meets its performance budgets under realistic conditions. The load testing strategy simulates three scenarios: Normal Operations (500 concurrent web users, 200 active mobile users), Peak Election Day (2,000 concurrent web users, 1,500 active mobile users with high incident report volume), and Stress Test (5,000 concurrent users to identify breaking points). Key metrics monitored include: page load times, API response time at 50th/95th/99th percentiles, WebSocket message delivery latency, database query execution times, and error rates.</w:t>
+      </w:r>
+    </w:p>
+    <w:p>
+      <w:pPr>
+        <w:spacing w:after="120" w:line="312"/>
+        <w:jc w:val="both"/>
+      </w:pPr>
+      <w:r>
+        <w:rPr>
+          <w:rFonts w:ascii="Times New Roman"/>
+          <w:color w:val="1F2937"/>
+          <w:sz w:val="24"/>
+          <w:szCs w:val="24"/>
+        </w:rPr>
+        <w:t xml:space="preserve">Mobile performance testing uses real-device testing on a representative device farm of five Android devices covering low-end (3GB RAM, Snapdragon 425), mid-range (4GB RAM, Snapdragon 660), and high-end (8GB RAM, Snapdragon 888) specifications. Tests verify: app cold start time under 3 seconds, initial data sync completion within 10 minutes on 4G, form submission latency under 200ms when offline, battery drain under 8% per hour during active field use, and smooth 60fps scrolling on data tables with 1,000+ rows. Devices are connected to a network conditioner that simulates 2G, 3G, 4G, and intermittent connectivity patterns to verify graceful degradation.</w:t>
+      </w:r>
+    </w:p>
+    <w:p>
+      <w:pPr>
+        <w:pStyle w:val="Heading2"/>
+        <w:spacing w:after="160" w:before="280"/>
+        <w:outlineLvl w:val="1"/>
+      </w:pPr>
+      <w:r>
+        <w:rPr>
+          <w:rFonts w:ascii="Times New Roman"/>
+          <w:b/>
+          <w:bCs/>
+          <w:color w:val="0F2B1C"/>
+          <w:sz w:val="28"/>
+          <w:szCs w:val="28"/>
+        </w:rPr>
+        <w:t xml:space="preserve">7.7 User Acceptance Testing (UAT)</w:t>
+      </w:r>
+    </w:p>
+    <w:p>
+      <w:pPr>
+        <w:spacing w:after="120" w:line="312"/>
+        <w:jc w:val="both"/>
+      </w:pPr>
+      <w:r>
+        <w:rPr>
+          <w:rFonts w:ascii="Times New Roman"/>
+          <w:color w:val="1F2937"/>
+          <w:sz w:val="24"/>
+          <w:szCs w:val="24"/>
+        </w:rPr>
+        <w:t xml:space="preserve">User Acceptance Testing is conducted in three phases with real users from each persona group. Phase 1 (Alpha) involves internal team members acting as proxy users, testing core workflows and identifying obvious usability issues. Phase 2 (Beta) involves 20 actual ward coordinators and 5 data analysts from a single pilot LGA, using the platform for real campaign activities over a two-week period. Phase 3 (Pre-Launch) expands to all zonal coordinators for a final validation week before state-wide deployment.</w:t>
+      </w:r>
+    </w:p>
+    <w:tbl>
+      <w:tblPr>
+        <w:tblW w:type="pct" w:w="100%"/>
+        <w:tblBorders>
+          <w:top w:val="single" w:color="007847" w:sz="2"/>
+          <w:left w:val="none"/>
+          <w:bottom w:val="single" w:color="007847" w:sz="2"/>
+          <w:right w:val="none"/>
+          <w:insideH w:val="single" w:color="C6E9D5" w:sz="1"/>
+          <w:insideV w:val="none"/>
+        </w:tblBorders>
+        <w:tblLayout w:type="fixed"/>
+      </w:tblPr>
+      <w:tblGrid>
+        <w:gridCol w:w="100"/>
+        <w:gridCol w:w="100"/>
+        <w:gridCol w:w="100"/>
+        <w:gridCol w:w="100"/>
+      </w:tblGrid>
+      <w:tr>
+        <w:trPr>
+          <w:cantSplit/>
+          <w:tblHeader/>
+        </w:trPr>
+        <w:tc>
+          <w:tcPr>
+            <w:shd w:fill="007847" w:val="clear"/>
+            <w:tcMar>
+              <w:top w:type="dxa" w:w="60"/>
+              <w:left w:type="dxa" w:w="120"/>
+              <w:bottom w:type="dxa" w:w="60"/>
+              <w:right w:type="dxa" w:w="120"/>
+            </w:tcMar>
+          </w:tcPr>
+          <w:p>
+            <w:pPr>
+              <w:spacing w:line="312"/>
+              <w:jc w:val="center"/>
+            </w:pPr>
+            <w:r>
+              <w:rPr>
+                <w:rFonts w:ascii="Calibri"/>
+                <w:b/>
+                <w:bCs/>
+                <w:color w:val="FFFFFF"/>
+                <w:sz w:val="21"/>
+                <w:szCs w:val="21"/>
+              </w:rPr>
+              <w:t xml:space="preserve">UAT Phase</w:t>
+            </w:r>
+          </w:p>
+        </w:tc>
+        <w:tc>
+          <w:tcPr>
+            <w:shd w:fill="007847" w:val="clear"/>
+            <w:tcMar>
+              <w:top w:type="dxa" w:w="60"/>
+              <w:left w:type="dxa" w:w="120"/>
+              <w:bottom w:type="dxa" w:w="60"/>
+              <w:right w:type="dxa" w:w="120"/>
+            </w:tcMar>
+          </w:tcPr>
+          <w:p>
+            <w:pPr>
+              <w:spacing w:line="312"/>
+              <w:jc w:val="center"/>
+            </w:pPr>
+            <w:r>
+              <w:rPr>
+                <w:rFonts w:ascii="Calibri"/>
+                <w:b/>
+                <w:bCs/>
+                <w:color w:val="FFFFFF"/>
+                <w:sz w:val="21"/>
+                <w:szCs w:val="21"/>
+              </w:rPr>
+              <w:t xml:space="preserve">Participants</w:t>
+            </w:r>
+          </w:p>
+        </w:tc>
+        <w:tc>
+          <w:tcPr>
+            <w:shd w:fill="007847" w:val="clear"/>
+            <w:tcMar>
+              <w:top w:type="dxa" w:w="60"/>
+              <w:left w:type="dxa" w:w="120"/>
+              <w:bottom w:type="dxa" w:w="60"/>
+              <w:right w:type="dxa" w:w="120"/>
+            </w:tcMar>
+          </w:tcPr>
+          <w:p>
+            <w:pPr>
+              <w:spacing w:line="312"/>
+              <w:jc w:val="center"/>
+            </w:pPr>
+            <w:r>
+              <w:rPr>
+                <w:rFonts w:ascii="Calibri"/>
+                <w:b/>
+                <w:bCs/>
+                <w:color w:val="FFFFFF"/>
+                <w:sz w:val="21"/>
+                <w:szCs w:val="21"/>
+              </w:rPr>
+              <w:t xml:space="preserve">Duration</w:t>
+            </w:r>
+          </w:p>
+        </w:tc>
+        <w:tc>
+          <w:tcPr>
+            <w:shd w:fill="007847" w:val="clear"/>
+            <w:tcMar>
+              <w:top w:type="dxa" w:w="60"/>
+              <w:left w:type="dxa" w:w="120"/>
+              <w:bottom w:type="dxa" w:w="60"/>
+              <w:right w:type="dxa" w:w="120"/>
+            </w:tcMar>
+          </w:tcPr>
+          <w:p>
+            <w:pPr>
+              <w:spacing w:line="312"/>
+              <w:jc w:val="center"/>
+            </w:pPr>
+            <w:r>
+              <w:rPr>
+                <w:rFonts w:ascii="Calibri"/>
+                <w:b/>
+                <w:bCs/>
+                <w:color w:val="FFFFFF"/>
+                <w:sz w:val="21"/>
+                <w:szCs w:val="21"/>
+              </w:rPr>
+              <w:t xml:space="preserve">Success Criteria</w:t>
+            </w:r>
+          </w:p>
+        </w:tc>
+      </w:tr>
+      <w:tr>
+        <w:trPr>
+          <w:cantSplit/>
+        </w:trPr>
+        <w:tc>
+          <w:tcPr>
+            <w:shd w:fill="F0FDF4" w:val="clear"/>
+            <w:tcMar>
+              <w:top w:type="dxa" w:w="60"/>
+              <w:left w:type="dxa" w:w="120"/>
+              <w:bottom w:type="dxa" w:w="60"/>
+              <w:right w:type="dxa" w:w="120"/>
+            </w:tcMar>
+          </w:tcPr>
+          <w:p>
+            <w:pPr>
+              <w:spacing w:line="312"/>
+              <w:jc w:val="left"/>
+            </w:pPr>
+            <w:r>
+              <w:rPr>
+                <w:rFonts w:ascii="Calibri"/>
+                <w:color w:val="1F2937"/>
+                <w:sz w:val="21"/>
+                <w:szCs w:val="21"/>
+              </w:rPr>
+              <w:t xml:space="preserve">Alpha</w:t>
+            </w:r>
+          </w:p>
+        </w:tc>
+        <w:tc>
+          <w:tcPr>
+            <w:shd w:fill="F0FDF4" w:val="clear"/>
+            <w:tcMar>
+              <w:top w:type="dxa" w:w="60"/>
+              <w:left w:type="dxa" w:w="120"/>
+              <w:bottom w:type="dxa" w:w="60"/>
+              <w:right w:type="dxa" w:w="120"/>
+            </w:tcMar>
+          </w:tcPr>
+          <w:p>
+            <w:pPr>
+              <w:spacing w:line="312"/>
+              <w:jc w:val="left"/>
+            </w:pPr>
+            <w:r>
+              <w:rPr>
+                <w:rFonts w:ascii="Calibri"/>
+                <w:color w:val="1F2937"/>
+                <w:sz w:val="21"/>
+                <w:szCs w:val="21"/>
+              </w:rPr>
+              <w:t xml:space="preserve">Internal team (10)</w:t>
+            </w:r>
+          </w:p>
+        </w:tc>
+        <w:tc>
+          <w:tcPr>
+            <w:shd w:fill="F0FDF4" w:val="clear"/>
+            <w:tcMar>
+              <w:top w:type="dxa" w:w="60"/>
+              <w:left w:type="dxa" w:w="120"/>
+              <w:bottom w:type="dxa" w:w="60"/>
+              <w:right w:type="dxa" w:w="120"/>
+            </w:tcMar>
+          </w:tcPr>
+          <w:p>
+            <w:pPr>
+              <w:spacing w:line="312"/>
+              <w:jc w:val="left"/>
+            </w:pPr>
+            <w:r>
+              <w:rPr>
+                <w:rFonts w:ascii="Calibri"/>
+                <w:color w:val="1F2937"/>
+                <w:sz w:val="21"/>
+                <w:szCs w:val="21"/>
+              </w:rPr>
+              <w:t xml:space="preserve">Week 9</w:t>
+            </w:r>
+          </w:p>
+        </w:tc>
+        <w:tc>
+          <w:tcPr>
+            <w:shd w:fill="F0FDF4" w:val="clear"/>
+            <w:tcMar>
+              <w:top w:type="dxa" w:w="60"/>
+              <w:left w:type="dxa" w:w="120"/>
+              <w:bottom w:type="dxa" w:w="60"/>
+              <w:right w:type="dxa" w:w="120"/>
+            </w:tcMar>
+          </w:tcPr>
+          <w:p>
+            <w:pPr>
+              <w:spacing w:line="312"/>
+              <w:jc w:val="left"/>
+            </w:pPr>
+            <w:r>
+              <w:rPr>
+                <w:rFonts w:ascii="Calibri"/>
+                <w:color w:val="1F2937"/>
+                <w:sz w:val="21"/>
+                <w:szCs w:val="21"/>
+              </w:rPr>
+              <w:t xml:space="preserve">Zero critical bugs, 90% task completion rate</w:t>
+            </w:r>
+          </w:p>
+        </w:tc>
+      </w:tr>
+      <w:tr>
+        <w:trPr>
+          <w:cantSplit/>
+        </w:trPr>
+        <w:tc>
+          <w:tcPr>
+            <w:shd w:fill="FFFFFF" w:val="clear"/>
+            <w:tcMar>
+              <w:top w:type="dxa" w:w="60"/>
+              <w:left w:type="dxa" w:w="120"/>
+              <w:bottom w:type="dxa" w:w="60"/>
+              <w:right w:type="dxa" w:w="120"/>
+            </w:tcMar>
+          </w:tcPr>
+          <w:p>
+            <w:pPr>
+              <w:spacing w:line="312"/>
+              <w:jc w:val="left"/>
+            </w:pPr>
+            <w:r>
+              <w:rPr>
+                <w:rFonts w:ascii="Calibri"/>
+                <w:color w:val="1F2937"/>
+                <w:sz w:val="21"/>
+                <w:szCs w:val="21"/>
+              </w:rPr>
+              <w:t xml:space="preserve">Beta</w:t>
+            </w:r>
+          </w:p>
+        </w:tc>
+        <w:tc>
+          <w:tcPr>
+            <w:shd w:fill="FFFFFF" w:val="clear"/>
+            <w:tcMar>
+              <w:top w:type="dxa" w:w="60"/>
+              <w:left w:type="dxa" w:w="120"/>
+              <w:bottom w:type="dxa" w:w="60"/>
+              <w:right w:type="dxa" w:w="120"/>
+            </w:tcMar>
+          </w:tcPr>
+          <w:p>
+            <w:pPr>
+              <w:spacing w:line="312"/>
+              <w:jc w:val="left"/>
+            </w:pPr>
+            <w:r>
+              <w:rPr>
+                <w:rFonts w:ascii="Calibri"/>
+                <w:color w:val="1F2937"/>
+                <w:sz w:val="21"/>
+                <w:szCs w:val="21"/>
+              </w:rPr>
+              <w:t xml:space="preserve">25 real users (1 LGA)</w:t>
+            </w:r>
+          </w:p>
+        </w:tc>
+        <w:tc>
+          <w:tcPr>
+            <w:shd w:fill="FFFFFF" w:val="clear"/>
+            <w:tcMar>
+              <w:top w:type="dxa" w:w="60"/>
+              <w:left w:type="dxa" w:w="120"/>
+              <w:bottom w:type="dxa" w:w="60"/>
+              <w:right w:type="dxa" w:w="120"/>
+            </w:tcMar>
+          </w:tcPr>
+          <w:p>
+            <w:pPr>
+              <w:spacing w:line="312"/>
+              <w:jc w:val="left"/>
+            </w:pPr>
+            <w:r>
+              <w:rPr>
+                <w:rFonts w:ascii="Calibri"/>
+                <w:color w:val="1F2937"/>
+                <w:sz w:val="21"/>
+                <w:szCs w:val="21"/>
+              </w:rPr>
+              <w:t xml:space="preserve">Weeks 9-10</w:t>
+            </w:r>
+          </w:p>
+        </w:tc>
+        <w:tc>
+          <w:tcPr>
+            <w:shd w:fill="FFFFFF" w:val="clear"/>
+            <w:tcMar>
+              <w:top w:type="dxa" w:w="60"/>
+              <w:left w:type="dxa" w:w="120"/>
+              <w:bottom w:type="dxa" w:w="60"/>
+              <w:right w:type="dxa" w:w="120"/>
+            </w:tcMar>
+          </w:tcPr>
+          <w:p>
+            <w:pPr>
+              <w:spacing w:line="312"/>
+              <w:jc w:val="left"/>
+            </w:pPr>
+            <w:r>
+              <w:rPr>
+                <w:rFonts w:ascii="Calibri"/>
+                <w:color w:val="1F2937"/>
+                <w:sz w:val="21"/>
+                <w:szCs w:val="21"/>
+              </w:rPr>
+              <w:t xml:space="preserve">95% task completion, SUS score above 75</w:t>
+            </w:r>
+          </w:p>
+        </w:tc>
+      </w:tr>
+      <w:tr>
+        <w:trPr>
+          <w:cantSplit/>
+        </w:trPr>
+        <w:tc>
+          <w:tcPr>
+            <w:shd w:fill="F0FDF4" w:val="clear"/>
+            <w:tcMar>
+              <w:top w:type="dxa" w:w="60"/>
+              <w:left w:type="dxa" w:w="120"/>
+              <w:bottom w:type="dxa" w:w="60"/>
+              <w:right w:type="dxa" w:w="120"/>
+            </w:tcMar>
+          </w:tcPr>
+          <w:p>
+            <w:pPr>
+              <w:spacing w:line="312"/>
+              <w:jc w:val="left"/>
+            </w:pPr>
+            <w:r>
+              <w:rPr>
+                <w:rFonts w:ascii="Calibri"/>
+                <w:color w:val="1F2937"/>
+                <w:sz w:val="21"/>
+                <w:szCs w:val="21"/>
+              </w:rPr>
+              <w:t xml:space="preserve">Pre-Launch</w:t>
+            </w:r>
+          </w:p>
+        </w:tc>
+        <w:tc>
+          <w:tcPr>
+            <w:shd w:fill="F0FDF4" w:val="clear"/>
+            <w:tcMar>
+              <w:top w:type="dxa" w:w="60"/>
+              <w:left w:type="dxa" w:w="120"/>
+              <w:bottom w:type="dxa" w:w="60"/>
+              <w:right w:type="dxa" w:w="120"/>
+            </w:tcMar>
+          </w:tcPr>
+          <w:p>
+            <w:pPr>
+              <w:spacing w:line="312"/>
+              <w:jc w:val="left"/>
+            </w:pPr>
+            <w:r>
+              <w:rPr>
+                <w:rFonts w:ascii="Calibri"/>
+                <w:color w:val="1F2937"/>
+                <w:sz w:val="21"/>
+                <w:szCs w:val="21"/>
+              </w:rPr>
+              <w:t xml:space="preserve">All zonal coordinators</w:t>
+            </w:r>
+          </w:p>
+        </w:tc>
+        <w:tc>
+          <w:tcPr>
+            <w:shd w:fill="F0FDF4" w:val="clear"/>
+            <w:tcMar>
+              <w:top w:type="dxa" w:w="60"/>
+              <w:left w:type="dxa" w:w="120"/>
+              <w:bottom w:type="dxa" w:w="60"/>
+              <w:right w:type="dxa" w:w="120"/>
+            </w:tcMar>
+          </w:tcPr>
+          <w:p>
+            <w:pPr>
+              <w:spacing w:line="312"/>
+              <w:jc w:val="left"/>
+            </w:pPr>
+            <w:r>
+              <w:rPr>
+                <w:rFonts w:ascii="Calibri"/>
+                <w:color w:val="1F2937"/>
+                <w:sz w:val="21"/>
+                <w:szCs w:val="21"/>
+              </w:rPr>
+              <w:t xml:space="preserve">Week 11</w:t>
+            </w:r>
+          </w:p>
+        </w:tc>
+        <w:tc>
+          <w:tcPr>
+            <w:shd w:fill="F0FDF4" w:val="clear"/>
+            <w:tcMar>
+              <w:top w:type="dxa" w:w="60"/>
+              <w:left w:type="dxa" w:w="120"/>
+              <w:bottom w:type="dxa" w:w="60"/>
+              <w:right w:type="dxa" w:w="120"/>
+            </w:tcMar>
+          </w:tcPr>
+          <w:p>
+            <w:pPr>
+              <w:spacing w:line="312"/>
+              <w:jc w:val="left"/>
+            </w:pPr>
+            <w:r>
+              <w:rPr>
+                <w:rFonts w:ascii="Calibri"/>
+                <w:color w:val="1F2937"/>
+                <w:sz w:val="21"/>
+                <w:szCs w:val="21"/>
+              </w:rPr>
+              <w:t xml:space="preserve">100% critical paths, zero P0/P1 bugs</w:t>
+            </w:r>
+          </w:p>
+        </w:tc>
+      </w:tr>
+      <w:tr>
+        <w:trPr>
+          <w:cantSplit/>
+        </w:trPr>
+        <w:tc>
+          <w:tcPr>
+            <w:shd w:fill="FFFFFF" w:val="clear"/>
+            <w:tcMar>
+              <w:top w:type="dxa" w:w="60"/>
+              <w:left w:type="dxa" w:w="120"/>
+              <w:bottom w:type="dxa" w:w="60"/>
+              <w:right w:type="dxa" w:w="120"/>
+            </w:tcMar>
+          </w:tcPr>
+          <w:p>
+            <w:pPr>
+              <w:spacing w:line="312"/>
+              <w:jc w:val="left"/>
+            </w:pPr>
+            <w:r>
+              <w:rPr>
+                <w:rFonts w:ascii="Calibri"/>
+                <w:color w:val="1F2937"/>
+                <w:sz w:val="21"/>
+                <w:szCs w:val="21"/>
+              </w:rPr>
+              <w:t xml:space="preserve">Election Day Sim</w:t>
+            </w:r>
+          </w:p>
+        </w:tc>
+        <w:tc>
+          <w:tcPr>
+            <w:shd w:fill="FFFFFF" w:val="clear"/>
+            <w:tcMar>
+              <w:top w:type="dxa" w:w="60"/>
+              <w:left w:type="dxa" w:w="120"/>
+              <w:bottom w:type="dxa" w:w="60"/>
+              <w:right w:type="dxa" w:w="120"/>
+            </w:tcMar>
+          </w:tcPr>
+          <w:p>
+            <w:pPr>
+              <w:spacing w:line="312"/>
+              <w:jc w:val="left"/>
+            </w:pPr>
+            <w:r>
+              <w:rPr>
+                <w:rFonts w:ascii="Calibri"/>
+                <w:color w:val="1F2937"/>
+                <w:sz w:val="21"/>
+                <w:szCs w:val="21"/>
+              </w:rPr>
+              <w:t xml:space="preserve">Full team + 500 volunteers</w:t>
+            </w:r>
+          </w:p>
+        </w:tc>
+        <w:tc>
+          <w:tcPr>
+            <w:shd w:fill="FFFFFF" w:val="clear"/>
+            <w:tcMar>
+              <w:top w:type="dxa" w:w="60"/>
+              <w:left w:type="dxa" w:w="120"/>
+              <w:bottom w:type="dxa" w:w="60"/>
+              <w:right w:type="dxa" w:w="120"/>
+            </w:tcMar>
+          </w:tcPr>
+          <w:p>
+            <w:pPr>
+              <w:spacing w:line="312"/>
+              <w:jc w:val="left"/>
+            </w:pPr>
+            <w:r>
+              <w:rPr>
+                <w:rFonts w:ascii="Calibri"/>
+                <w:color w:val="1F2937"/>
+                <w:sz w:val="21"/>
+                <w:szCs w:val="21"/>
+              </w:rPr>
+              <w:t xml:space="preserve">Week 12</w:t>
+            </w:r>
+          </w:p>
+        </w:tc>
+        <w:tc>
+          <w:tcPr>
+            <w:shd w:fill="FFFFFF" w:val="clear"/>
+            <w:tcMar>
+              <w:top w:type="dxa" w:w="60"/>
+              <w:left w:type="dxa" w:w="120"/>
+              <w:bottom w:type="dxa" w:w="60"/>
+              <w:right w:type="dxa" w:w="120"/>
+            </w:tcMar>
+          </w:tcPr>
+          <w:p>
+            <w:pPr>
+              <w:spacing w:line="312"/>
+              <w:jc w:val="left"/>
+            </w:pPr>
+            <w:r>
+              <w:rPr>
+                <w:rFonts w:ascii="Calibri"/>
+                <w:color w:val="1F2937"/>
+                <w:sz w:val="21"/>
+                <w:szCs w:val="21"/>
+              </w:rPr>
+              <w:t xml:space="preserve">Full simulation, all systems under load</w:t>
+            </w:r>
+          </w:p>
+        </w:tc>
+      </w:tr>
+    </w:tbl>
+    <w:p>
+      <w:pPr>
+        <w:spacing w:after="200" w:before="80"/>
+        <w:jc w:val="center"/>
+      </w:pPr>
+      <w:r>
+        <w:rPr>
+          <w:rFonts w:ascii="Calibri"/>
+          <w:i/>
+          <w:iCs/>
+          <w:color w:val="5A7D68"/>
+          <w:sz w:val="21"/>
+          <w:szCs w:val="21"/>
+        </w:rPr>
+        <w:t xml:space="preserve">Table 27: User Acceptance Testing Plan</w:t>
+      </w:r>
+    </w:p>
+    <w:p>
+      <w:pPr>
+        <w:spacing w:after="120" w:line="312"/>
+        <w:jc w:val="both"/>
+      </w:pPr>
+      <w:r>
+        <w:rPr>
+          <w:rFonts w:ascii="Times New Roman"/>
+          <w:color w:val="1F2937"/>
+          <w:sz w:val="24"/>
+          <w:szCs w:val="24"/>
+        </w:rPr>
+        <w:t xml:space="preserve">During each UAT phase, users complete structured task scenarios while thinking aloud, and their interactions are recorded (with consent) for later analysis. The System Usability Scale (SUS) questionnaire is administered at the end of each phase, with a target score of 75 or above (indicating good to excellent usability). Critical findings are triaged daily and resolved within 24 hours for P0 issues and 72 hours for P1 issues. A feedback button in both the web and mobile applications allows users to submit issues and suggestions at any time during the testing period.</w:t>
+      </w:r>
+    </w:p>
+    <w:p>
+      <w:pPr>
+        <w:pStyle w:val="Heading1"/>
+        <w:spacing w:after="200" w:before="360"/>
+        <w:outlineLvl w:val="0"/>
+      </w:pPr>
+      <w:r>
+        <w:rPr>
+          <w:rFonts w:ascii="Times New Roman"/>
+          <w:b/>
+          <w:bCs/>
+          <w:color w:val="0F2B1C"/>
+          <w:sz w:val="32"/>
+          <w:szCs w:val="32"/>
+        </w:rPr>
+        <w:t xml:space="preserve">8. Physical Office Infrastructure</w:t>
+      </w:r>
+    </w:p>
+    <w:p>
+      <w:pPr>
+        <w:pStyle w:val="Heading2"/>
+        <w:spacing w:after="160" w:before="280"/>
+        <w:outlineLvl w:val="1"/>
+      </w:pPr>
+      <w:r>
+        <w:rPr>
+          <w:rFonts w:ascii="Times New Roman"/>
+          <w:b/>
+          <w:bCs/>
+          <w:color w:val="0F2B1C"/>
+          <w:sz w:val="28"/>
+          <w:szCs w:val="28"/>
+        </w:rPr>
+        <w:t xml:space="preserve">8.1 Office Layout and Space Requirements</w:t>
+      </w:r>
+    </w:p>
+    <w:tbl>
+      <w:tblPr>
+        <w:tblW w:type="pct" w:w="100%"/>
+        <w:tblBorders>
+          <w:top w:val="single" w:color="007847" w:sz="2"/>
+          <w:left w:val="none"/>
+          <w:bottom w:val="single" w:color="007847" w:sz="2"/>
+          <w:right w:val="none"/>
+          <w:insideH w:val="single" w:color="C6E9D5" w:sz="1"/>
+          <w:insideV w:val="none"/>
+        </w:tblBorders>
+        <w:tblLayout w:type="fixed"/>
+      </w:tblPr>
+      <w:tblGrid>
+        <w:gridCol w:w="100"/>
+        <w:gridCol w:w="100"/>
+        <w:gridCol w:w="100"/>
+        <w:gridCol w:w="100"/>
+      </w:tblGrid>
+      <w:tr>
+        <w:trPr>
+          <w:cantSplit/>
+          <w:tblHeader/>
+        </w:trPr>
+        <w:tc>
+          <w:tcPr>
+            <w:shd w:fill="007847" w:val="clear"/>
+            <w:tcMar>
+              <w:top w:type="dxa" w:w="60"/>
+              <w:left w:type="dxa" w:w="120"/>
+              <w:bottom w:type="dxa" w:w="60"/>
+              <w:right w:type="dxa" w:w="120"/>
+            </w:tcMar>
+          </w:tcPr>
+          <w:p>
+            <w:pPr>
+              <w:spacing w:line="312"/>
+              <w:jc w:val="center"/>
+            </w:pPr>
+            <w:r>
+              <w:rPr>
+                <w:rFonts w:ascii="Calibri"/>
+                <w:b/>
+                <w:bCs/>
+                <w:color w:val="FFFFFF"/>
+                <w:sz w:val="21"/>
+                <w:szCs w:val="21"/>
+              </w:rPr>
+              <w:t xml:space="preserve">Area</w:t>
+            </w:r>
+          </w:p>
+        </w:tc>
+        <w:tc>
+          <w:tcPr>
+            <w:shd w:fill="007847" w:val="clear"/>
+            <w:tcMar>
+              <w:top w:type="dxa" w:w="60"/>
+              <w:left w:type="dxa" w:w="120"/>
+              <w:bottom w:type="dxa" w:w="60"/>
+              <w:right w:type="dxa" w:w="120"/>
+            </w:tcMar>
+          </w:tcPr>
+          <w:p>
+            <w:pPr>
+              <w:spacing w:line="312"/>
+              <w:jc w:val="center"/>
+            </w:pPr>
+            <w:r>
+              <w:rPr>
+                <w:rFonts w:ascii="Calibri"/>
+                <w:b/>
+                <w:bCs/>
+                <w:color w:val="FFFFFF"/>
+                <w:sz w:val="21"/>
+                <w:szCs w:val="21"/>
+              </w:rPr>
+              <w:t xml:space="preserve">Space (sqm)</w:t>
+            </w:r>
+          </w:p>
+        </w:tc>
+        <w:tc>
+          <w:tcPr>
+            <w:shd w:fill="007847" w:val="clear"/>
+            <w:tcMar>
+              <w:top w:type="dxa" w:w="60"/>
+              <w:left w:type="dxa" w:w="120"/>
+              <w:bottom w:type="dxa" w:w="60"/>
+              <w:right w:type="dxa" w:w="120"/>
+            </w:tcMar>
+          </w:tcPr>
+          <w:p>
+            <w:pPr>
+              <w:spacing w:line="312"/>
+              <w:jc w:val="center"/>
+            </w:pPr>
+            <w:r>
+              <w:rPr>
+                <w:rFonts w:ascii="Calibri"/>
+                <w:b/>
+                <w:bCs/>
+                <w:color w:val="FFFFFF"/>
+                <w:sz w:val="21"/>
+                <w:szCs w:val="21"/>
+              </w:rPr>
+              <w:t xml:space="preserve">Purpose</w:t>
+            </w:r>
+          </w:p>
+        </w:tc>
+        <w:tc>
+          <w:tcPr>
+            <w:shd w:fill="007847" w:val="clear"/>
+            <w:tcMar>
+              <w:top w:type="dxa" w:w="60"/>
+              <w:left w:type="dxa" w:w="120"/>
+              <w:bottom w:type="dxa" w:w="60"/>
+              <w:right w:type="dxa" w:w="120"/>
+            </w:tcMar>
+          </w:tcPr>
+          <w:p>
+            <w:pPr>
+              <w:spacing w:line="312"/>
+              <w:jc w:val="center"/>
+            </w:pPr>
+            <w:r>
+              <w:rPr>
+                <w:rFonts w:ascii="Calibri"/>
+                <w:b/>
+                <w:bCs/>
+                <w:color w:val="FFFFFF"/>
+                <w:sz w:val="21"/>
+                <w:szCs w:val="21"/>
+              </w:rPr>
+              <w:t xml:space="preserve">Key Equipment</w:t>
+            </w:r>
+          </w:p>
+        </w:tc>
+      </w:tr>
+      <w:tr>
+        <w:trPr>
+          <w:cantSplit/>
+        </w:trPr>
+        <w:tc>
+          <w:tcPr>
+            <w:shd w:fill="F0FDF4" w:val="clear"/>
+            <w:tcMar>
+              <w:top w:type="dxa" w:w="60"/>
+              <w:left w:type="dxa" w:w="120"/>
+              <w:bottom w:type="dxa" w:w="60"/>
+              <w:right w:type="dxa" w:w="120"/>
+            </w:tcMar>
+          </w:tcPr>
+          <w:p>
+            <w:pPr>
+              <w:spacing w:line="312"/>
+              <w:jc w:val="left"/>
+            </w:pPr>
+            <w:r>
+              <w:rPr>
+                <w:rFonts w:ascii="Calibri"/>
+                <w:color w:val="1F2937"/>
+                <w:sz w:val="21"/>
+                <w:szCs w:val="21"/>
+              </w:rPr>
+              <w:t xml:space="preserve">Situation Room</w:t>
+            </w:r>
+          </w:p>
+        </w:tc>
+        <w:tc>
+          <w:tcPr>
+            <w:shd w:fill="F0FDF4" w:val="clear"/>
+            <w:tcMar>
+              <w:top w:type="dxa" w:w="60"/>
+              <w:left w:type="dxa" w:w="120"/>
+              <w:bottom w:type="dxa" w:w="60"/>
+              <w:right w:type="dxa" w:w="120"/>
+            </w:tcMar>
+          </w:tcPr>
+          <w:p>
+            <w:pPr>
+              <w:spacing w:line="312"/>
+              <w:jc w:val="left"/>
+            </w:pPr>
+            <w:r>
+              <w:rPr>
+                <w:rFonts w:ascii="Calibri"/>
+                <w:color w:val="1F2937"/>
+                <w:sz w:val="21"/>
+                <w:szCs w:val="21"/>
+              </w:rPr>
+              <w:t xml:space="preserve">40</w:t>
+            </w:r>
+          </w:p>
+        </w:tc>
+        <w:tc>
+          <w:tcPr>
+            <w:shd w:fill="F0FDF4" w:val="clear"/>
+            <w:tcMar>
+              <w:top w:type="dxa" w:w="60"/>
+              <w:left w:type="dxa" w:w="120"/>
+              <w:bottom w:type="dxa" w:w="60"/>
+              <w:right w:type="dxa" w:w="120"/>
+            </w:tcMar>
+          </w:tcPr>
+          <w:p>
+            <w:pPr>
+              <w:spacing w:line="312"/>
+              <w:jc w:val="left"/>
+            </w:pPr>
+            <w:r>
+              <w:rPr>
+                <w:rFonts w:ascii="Calibri"/>
+                <w:color w:val="1F2937"/>
+                <w:sz w:val="21"/>
+                <w:szCs w:val="21"/>
+              </w:rPr>
+              <w:t xml:space="preserve">Real-time monitoring, strategic planning</w:t>
+            </w:r>
+          </w:p>
+        </w:tc>
+        <w:tc>
+          <w:tcPr>
+            <w:shd w:fill="F0FDF4" w:val="clear"/>
+            <w:tcMar>
+              <w:top w:type="dxa" w:w="60"/>
+              <w:left w:type="dxa" w:w="120"/>
+              <w:bottom w:type="dxa" w:w="60"/>
+              <w:right w:type="dxa" w:w="120"/>
+            </w:tcMar>
+          </w:tcPr>
+          <w:p>
+            <w:pPr>
+              <w:spacing w:line="312"/>
+              <w:jc w:val="left"/>
+            </w:pPr>
+            <w:r>
+              <w:rPr>
+                <w:rFonts w:ascii="Calibri"/>
+                <w:color w:val="1F2937"/>
+                <w:sz w:val="21"/>
+                <w:szCs w:val="21"/>
+              </w:rPr>
+              <w:t xml:space="preserve">4x 55-inch displays, video conferencing</w:t>
+            </w:r>
+          </w:p>
+        </w:tc>
+      </w:tr>
+      <w:tr>
+        <w:trPr>
+          <w:cantSplit/>
+        </w:trPr>
+        <w:tc>
+          <w:tcPr>
+            <w:shd w:fill="FFFFFF" w:val="clear"/>
+            <w:tcMar>
+              <w:top w:type="dxa" w:w="60"/>
+              <w:left w:type="dxa" w:w="120"/>
+              <w:bottom w:type="dxa" w:w="60"/>
+              <w:right w:type="dxa" w:w="120"/>
+            </w:tcMar>
+          </w:tcPr>
+          <w:p>
+            <w:pPr>
+              <w:spacing w:line="312"/>
+              <w:jc w:val="left"/>
+            </w:pPr>
+            <w:r>
+              <w:rPr>
+                <w:rFonts w:ascii="Calibri"/>
+                <w:color w:val="1F2937"/>
+                <w:sz w:val="21"/>
+                <w:szCs w:val="21"/>
+              </w:rPr>
+              <w:t xml:space="preserve">Open-Plan Workstations</w:t>
+            </w:r>
+          </w:p>
+        </w:tc>
+        <w:tc>
+          <w:tcPr>
+            <w:shd w:fill="FFFFFF" w:val="clear"/>
+            <w:tcMar>
+              <w:top w:type="dxa" w:w="60"/>
+              <w:left w:type="dxa" w:w="120"/>
+              <w:bottom w:type="dxa" w:w="60"/>
+              <w:right w:type="dxa" w:w="120"/>
+            </w:tcMar>
+          </w:tcPr>
+          <w:p>
+            <w:pPr>
+              <w:spacing w:line="312"/>
+              <w:jc w:val="left"/>
+            </w:pPr>
+            <w:r>
+              <w:rPr>
+                <w:rFonts w:ascii="Calibri"/>
+                <w:color w:val="1F2937"/>
+                <w:sz w:val="21"/>
+                <w:szCs w:val="21"/>
+              </w:rPr>
+              <w:t xml:space="preserve">80</w:t>
+            </w:r>
+          </w:p>
+        </w:tc>
+        <w:tc>
+          <w:tcPr>
+            <w:shd w:fill="FFFFFF" w:val="clear"/>
+            <w:tcMar>
+              <w:top w:type="dxa" w:w="60"/>
+              <w:left w:type="dxa" w:w="120"/>
+              <w:bottom w:type="dxa" w:w="60"/>
+              <w:right w:type="dxa" w:w="120"/>
+            </w:tcMar>
+          </w:tcPr>
+          <w:p>
+            <w:pPr>
+              <w:spacing w:line="312"/>
+              <w:jc w:val="left"/>
+            </w:pPr>
+            <w:r>
+              <w:rPr>
+                <w:rFonts w:ascii="Calibri"/>
+                <w:color w:val="1F2937"/>
+                <w:sz w:val="21"/>
+                <w:szCs w:val="21"/>
+              </w:rPr>
+              <w:t xml:space="preserve">Data analysts, comms officers, field ops</w:t>
+            </w:r>
+          </w:p>
+        </w:tc>
+        <w:tc>
+          <w:tcPr>
+            <w:shd w:fill="FFFFFF" w:val="clear"/>
+            <w:tcMar>
+              <w:top w:type="dxa" w:w="60"/>
+              <w:left w:type="dxa" w:w="120"/>
+              <w:bottom w:type="dxa" w:w="60"/>
+              <w:right w:type="dxa" w:w="120"/>
+            </w:tcMar>
+          </w:tcPr>
+          <w:p>
+            <w:pPr>
+              <w:spacing w:line="312"/>
+              <w:jc w:val="left"/>
+            </w:pPr>
+            <w:r>
+              <w:rPr>
+                <w:rFonts w:ascii="Calibri"/>
+                <w:color w:val="1F2937"/>
+                <w:sz w:val="21"/>
+                <w:szCs w:val="21"/>
+              </w:rPr>
+              <w:t xml:space="preserve">20 workstations, dual monitors</w:t>
+            </w:r>
+          </w:p>
+        </w:tc>
+      </w:tr>
+      <w:tr>
+        <w:trPr>
+          <w:cantSplit/>
+        </w:trPr>
+        <w:tc>
+          <w:tcPr>
+            <w:shd w:fill="F0FDF4" w:val="clear"/>
+            <w:tcMar>
+              <w:top w:type="dxa" w:w="60"/>
+              <w:left w:type="dxa" w:w="120"/>
+              <w:bottom w:type="dxa" w:w="60"/>
+              <w:right w:type="dxa" w:w="120"/>
+            </w:tcMar>
+          </w:tcPr>
+          <w:p>
+            <w:pPr>
+              <w:spacing w:line="312"/>
+              <w:jc w:val="left"/>
+            </w:pPr>
+            <w:r>
+              <w:rPr>
+                <w:rFonts w:ascii="Calibri"/>
+                <w:color w:val="1F2937"/>
+                <w:sz w:val="21"/>
+                <w:szCs w:val="21"/>
+              </w:rPr>
+              <w:t xml:space="preserve">Server Room</w:t>
+            </w:r>
+          </w:p>
+        </w:tc>
+        <w:tc>
+          <w:tcPr>
+            <w:shd w:fill="F0FDF4" w:val="clear"/>
+            <w:tcMar>
+              <w:top w:type="dxa" w:w="60"/>
+              <w:left w:type="dxa" w:w="120"/>
+              <w:bottom w:type="dxa" w:w="60"/>
+              <w:right w:type="dxa" w:w="120"/>
+            </w:tcMar>
+          </w:tcPr>
+          <w:p>
+            <w:pPr>
+              <w:spacing w:line="312"/>
+              <w:jc w:val="left"/>
+            </w:pPr>
+            <w:r>
+              <w:rPr>
+                <w:rFonts w:ascii="Calibri"/>
+                <w:color w:val="1F2937"/>
+                <w:sz w:val="21"/>
+                <w:szCs w:val="21"/>
+              </w:rPr>
+              <w:t xml:space="preserve">15</w:t>
+            </w:r>
+          </w:p>
+        </w:tc>
+        <w:tc>
+          <w:tcPr>
+            <w:shd w:fill="F0FDF4" w:val="clear"/>
+            <w:tcMar>
+              <w:top w:type="dxa" w:w="60"/>
+              <w:left w:type="dxa" w:w="120"/>
+              <w:bottom w:type="dxa" w:w="60"/>
+              <w:right w:type="dxa" w:w="120"/>
+            </w:tcMar>
+          </w:tcPr>
+          <w:p>
+            <w:pPr>
+              <w:spacing w:line="312"/>
+              <w:jc w:val="left"/>
+            </w:pPr>
+            <w:r>
+              <w:rPr>
+                <w:rFonts w:ascii="Calibri"/>
+                <w:color w:val="1F2937"/>
+                <w:sz w:val="21"/>
+                <w:szCs w:val="21"/>
+              </w:rPr>
+              <w:t xml:space="preserve">Computing, backup, network infrastructure</w:t>
+            </w:r>
+          </w:p>
+        </w:tc>
+        <w:tc>
+          <w:tcPr>
+            <w:shd w:fill="F0FDF4" w:val="clear"/>
+            <w:tcMar>
+              <w:top w:type="dxa" w:w="60"/>
+              <w:left w:type="dxa" w:w="120"/>
+              <w:bottom w:type="dxa" w:w="60"/>
+              <w:right w:type="dxa" w:w="120"/>
+            </w:tcMar>
+          </w:tcPr>
+          <w:p>
+            <w:pPr>
+              <w:spacing w:line="312"/>
+              <w:jc w:val="left"/>
+            </w:pPr>
+            <w:r>
+              <w:rPr>
+                <w:rFonts w:ascii="Calibri"/>
+                <w:color w:val="1F2937"/>
+                <w:sz w:val="21"/>
+                <w:szCs w:val="21"/>
+              </w:rPr>
+              <w:t xml:space="preserve">Rack servers, UPS, cooling</w:t>
+            </w:r>
+          </w:p>
+        </w:tc>
+      </w:tr>
+      <w:tr>
+        <w:trPr>
+          <w:cantSplit/>
+        </w:trPr>
+        <w:tc>
+          <w:tcPr>
+            <w:shd w:fill="FFFFFF" w:val="clear"/>
+            <w:tcMar>
+              <w:top w:type="dxa" w:w="60"/>
+              <w:left w:type="dxa" w:w="120"/>
+              <w:bottom w:type="dxa" w:w="60"/>
+              <w:right w:type="dxa" w:w="120"/>
+            </w:tcMar>
+          </w:tcPr>
+          <w:p>
+            <w:pPr>
+              <w:spacing w:line="312"/>
+              <w:jc w:val="left"/>
+            </w:pPr>
+            <w:r>
+              <w:rPr>
+                <w:rFonts w:ascii="Calibri"/>
+                <w:color w:val="1F2937"/>
+                <w:sz w:val="21"/>
+                <w:szCs w:val="21"/>
+              </w:rPr>
+              <w:t xml:space="preserve">Training Room</w:t>
+            </w:r>
+          </w:p>
+        </w:tc>
+        <w:tc>
+          <w:tcPr>
+            <w:shd w:fill="FFFFFF" w:val="clear"/>
+            <w:tcMar>
+              <w:top w:type="dxa" w:w="60"/>
+              <w:left w:type="dxa" w:w="120"/>
+              <w:bottom w:type="dxa" w:w="60"/>
+              <w:right w:type="dxa" w:w="120"/>
+            </w:tcMar>
+          </w:tcPr>
+          <w:p>
+            <w:pPr>
+              <w:spacing w:line="312"/>
+              <w:jc w:val="left"/>
+            </w:pPr>
+            <w:r>
+              <w:rPr>
+                <w:rFonts w:ascii="Calibri"/>
+                <w:color w:val="1F2937"/>
+                <w:sz w:val="21"/>
+                <w:szCs w:val="21"/>
+              </w:rPr>
+              <w:t xml:space="preserve">35</w:t>
+            </w:r>
+          </w:p>
+        </w:tc>
+        <w:tc>
+          <w:tcPr>
+            <w:shd w:fill="FFFFFF" w:val="clear"/>
+            <w:tcMar>
+              <w:top w:type="dxa" w:w="60"/>
+              <w:left w:type="dxa" w:w="120"/>
+              <w:bottom w:type="dxa" w:w="60"/>
+              <w:right w:type="dxa" w:w="120"/>
+            </w:tcMar>
+          </w:tcPr>
+          <w:p>
+            <w:pPr>
+              <w:spacing w:line="312"/>
+              <w:jc w:val="left"/>
+            </w:pPr>
+            <w:r>
+              <w:rPr>
+                <w:rFonts w:ascii="Calibri"/>
+                <w:color w:val="1F2937"/>
+                <w:sz w:val="21"/>
+                <w:szCs w:val="21"/>
+              </w:rPr>
+              <w:t xml:space="preserve">Coordinator onboarding, workshops</w:t>
+            </w:r>
+          </w:p>
+        </w:tc>
+        <w:tc>
+          <w:tcPr>
+            <w:shd w:fill="FFFFFF" w:val="clear"/>
+            <w:tcMar>
+              <w:top w:type="dxa" w:w="60"/>
+              <w:left w:type="dxa" w:w="120"/>
+              <w:bottom w:type="dxa" w:w="60"/>
+              <w:right w:type="dxa" w:w="120"/>
+            </w:tcMar>
+          </w:tcPr>
+          <w:p>
+            <w:pPr>
+              <w:spacing w:line="312"/>
+              <w:jc w:val="left"/>
+            </w:pPr>
+            <w:r>
+              <w:rPr>
+                <w:rFonts w:ascii="Calibri"/>
+                <w:color w:val="1F2937"/>
+                <w:sz w:val="21"/>
+                <w:szCs w:val="21"/>
+              </w:rPr>
+              <w:t xml:space="preserve">Projector, 30 seats, whiteboard</w:t>
+            </w:r>
+          </w:p>
+        </w:tc>
+      </w:tr>
+      <w:tr>
+        <w:trPr>
+          <w:cantSplit/>
+        </w:trPr>
+        <w:tc>
+          <w:tcPr>
+            <w:shd w:fill="F0FDF4" w:val="clear"/>
+            <w:tcMar>
+              <w:top w:type="dxa" w:w="60"/>
+              <w:left w:type="dxa" w:w="120"/>
+              <w:bottom w:type="dxa" w:w="60"/>
+              <w:right w:type="dxa" w:w="120"/>
+            </w:tcMar>
+          </w:tcPr>
+          <w:p>
+            <w:pPr>
+              <w:spacing w:line="312"/>
+              <w:jc w:val="left"/>
+            </w:pPr>
+            <w:r>
+              <w:rPr>
+                <w:rFonts w:ascii="Calibri"/>
+                <w:color w:val="1F2937"/>
+                <w:sz w:val="21"/>
+                <w:szCs w:val="21"/>
+              </w:rPr>
+              <w:t xml:space="preserve">Director's Office</w:t>
+            </w:r>
+          </w:p>
+        </w:tc>
+        <w:tc>
+          <w:tcPr>
+            <w:shd w:fill="F0FDF4" w:val="clear"/>
+            <w:tcMar>
+              <w:top w:type="dxa" w:w="60"/>
+              <w:left w:type="dxa" w:w="120"/>
+              <w:bottom w:type="dxa" w:w="60"/>
+              <w:right w:type="dxa" w:w="120"/>
+            </w:tcMar>
+          </w:tcPr>
+          <w:p>
+            <w:pPr>
+              <w:spacing w:line="312"/>
+              <w:jc w:val="left"/>
+            </w:pPr>
+            <w:r>
+              <w:rPr>
+                <w:rFonts w:ascii="Calibri"/>
+                <w:color w:val="1F2937"/>
+                <w:sz w:val="21"/>
+                <w:szCs w:val="21"/>
+              </w:rPr>
+              <w:t xml:space="preserve">20</w:t>
+            </w:r>
+          </w:p>
+        </w:tc>
+        <w:tc>
+          <w:tcPr>
+            <w:shd w:fill="F0FDF4" w:val="clear"/>
+            <w:tcMar>
+              <w:top w:type="dxa" w:w="60"/>
+              <w:left w:type="dxa" w:w="120"/>
+              <w:bottom w:type="dxa" w:w="60"/>
+              <w:right w:type="dxa" w:w="120"/>
+            </w:tcMar>
+          </w:tcPr>
+          <w:p>
+            <w:pPr>
+              <w:spacing w:line="312"/>
+              <w:jc w:val="left"/>
+            </w:pPr>
+            <w:r>
+              <w:rPr>
+                <w:rFonts w:ascii="Calibri"/>
+                <w:color w:val="1F2937"/>
+                <w:sz w:val="21"/>
+                <w:szCs w:val="21"/>
+              </w:rPr>
+              <w:t xml:space="preserve">Campaign Director and Deputy Directors</w:t>
+            </w:r>
+          </w:p>
+        </w:tc>
+        <w:tc>
+          <w:tcPr>
+            <w:shd w:fill="F0FDF4" w:val="clear"/>
+            <w:tcMar>
+              <w:top w:type="dxa" w:w="60"/>
+              <w:left w:type="dxa" w:w="120"/>
+              <w:bottom w:type="dxa" w:w="60"/>
+              <w:right w:type="dxa" w:w="120"/>
+            </w:tcMar>
+          </w:tcPr>
+          <w:p>
+            <w:pPr>
+              <w:spacing w:line="312"/>
+              <w:jc w:val="left"/>
+            </w:pPr>
+            <w:r>
+              <w:rPr>
+                <w:rFonts w:ascii="Calibri"/>
+                <w:color w:val="1F2937"/>
+                <w:sz w:val="21"/>
+                <w:szCs w:val="21"/>
+              </w:rPr>
+              <w:t xml:space="preserve">4 offices, meeting table</w:t>
+            </w:r>
+          </w:p>
+        </w:tc>
+      </w:tr>
+      <w:tr>
+        <w:trPr>
+          <w:cantSplit/>
+        </w:trPr>
+        <w:tc>
+          <w:tcPr>
+            <w:shd w:fill="FFFFFF" w:val="clear"/>
+            <w:tcMar>
+              <w:top w:type="dxa" w:w="60"/>
+              <w:left w:type="dxa" w:w="120"/>
+              <w:bottom w:type="dxa" w:w="60"/>
+              <w:right w:type="dxa" w:w="120"/>
+            </w:tcMar>
+          </w:tcPr>
+          <w:p>
+            <w:pPr>
+              <w:spacing w:line="312"/>
+              <w:jc w:val="left"/>
+            </w:pPr>
+            <w:r>
+              <w:rPr>
+                <w:rFonts w:ascii="Calibri"/>
+                <w:color w:val="1F2937"/>
+                <w:sz w:val="21"/>
+                <w:szCs w:val="21"/>
+              </w:rPr>
+              <w:t xml:space="preserve">Reception</w:t>
+            </w:r>
+          </w:p>
+        </w:tc>
+        <w:tc>
+          <w:tcPr>
+            <w:shd w:fill="FFFFFF" w:val="clear"/>
+            <w:tcMar>
+              <w:top w:type="dxa" w:w="60"/>
+              <w:left w:type="dxa" w:w="120"/>
+              <w:bottom w:type="dxa" w:w="60"/>
+              <w:right w:type="dxa" w:w="120"/>
+            </w:tcMar>
+          </w:tcPr>
+          <w:p>
+            <w:pPr>
+              <w:spacing w:line="312"/>
+              <w:jc w:val="left"/>
+            </w:pPr>
+            <w:r>
+              <w:rPr>
+                <w:rFonts w:ascii="Calibri"/>
+                <w:color w:val="1F2937"/>
+                <w:sz w:val="21"/>
+                <w:szCs w:val="21"/>
+              </w:rPr>
+              <w:t xml:space="preserve">25</w:t>
+            </w:r>
+          </w:p>
+        </w:tc>
+        <w:tc>
+          <w:tcPr>
+            <w:shd w:fill="FFFFFF" w:val="clear"/>
+            <w:tcMar>
+              <w:top w:type="dxa" w:w="60"/>
+              <w:left w:type="dxa" w:w="120"/>
+              <w:bottom w:type="dxa" w:w="60"/>
+              <w:right w:type="dxa" w:w="120"/>
+            </w:tcMar>
+          </w:tcPr>
+          <w:p>
+            <w:pPr>
+              <w:spacing w:line="312"/>
+              <w:jc w:val="left"/>
+            </w:pPr>
+            <w:r>
+              <w:rPr>
+                <w:rFonts w:ascii="Calibri"/>
+                <w:color w:val="1F2937"/>
+                <w:sz w:val="21"/>
+                <w:szCs w:val="21"/>
+              </w:rPr>
+              <w:t xml:space="preserve">Visitor management, security screening</w:t>
+            </w:r>
+          </w:p>
+        </w:tc>
+        <w:tc>
+          <w:tcPr>
+            <w:shd w:fill="FFFFFF" w:val="clear"/>
+            <w:tcMar>
+              <w:top w:type="dxa" w:w="60"/>
+              <w:left w:type="dxa" w:w="120"/>
+              <w:bottom w:type="dxa" w:w="60"/>
+              <w:right w:type="dxa" w:w="120"/>
+            </w:tcMar>
+          </w:tcPr>
+          <w:p>
+            <w:pPr>
+              <w:spacing w:line="312"/>
+              <w:jc w:val="left"/>
+            </w:pPr>
+            <w:r>
+              <w:rPr>
+                <w:rFonts w:ascii="Calibri"/>
+                <w:color w:val="1F2937"/>
+                <w:sz w:val="21"/>
+                <w:szCs w:val="21"/>
+              </w:rPr>
+              <w:t xml:space="preserve">Reception desk, display screens</w:t>
+            </w:r>
+          </w:p>
+        </w:tc>
+      </w:tr>
+      <w:tr>
+        <w:trPr>
+          <w:cantSplit/>
+        </w:trPr>
+        <w:tc>
+          <w:tcPr>
+            <w:shd w:fill="F0FDF4" w:val="clear"/>
+            <w:tcMar>
+              <w:top w:type="dxa" w:w="60"/>
+              <w:left w:type="dxa" w:w="120"/>
+              <w:bottom w:type="dxa" w:w="60"/>
+              <w:right w:type="dxa" w:w="120"/>
+            </w:tcMar>
+          </w:tcPr>
+          <w:p>
+            <w:pPr>
+              <w:spacing w:line="312"/>
+              <w:jc w:val="left"/>
+            </w:pPr>
+            <w:r>
+              <w:rPr>
+                <w:rFonts w:ascii="Calibri"/>
+                <w:color w:val="1F2937"/>
+                <w:sz w:val="21"/>
+                <w:szCs w:val="21"/>
+              </w:rPr>
+              <w:t xml:space="preserve">Break Room</w:t>
+            </w:r>
+          </w:p>
+        </w:tc>
+        <w:tc>
+          <w:tcPr>
+            <w:shd w:fill="F0FDF4" w:val="clear"/>
+            <w:tcMar>
+              <w:top w:type="dxa" w:w="60"/>
+              <w:left w:type="dxa" w:w="120"/>
+              <w:bottom w:type="dxa" w:w="60"/>
+              <w:right w:type="dxa" w:w="120"/>
+            </w:tcMar>
+          </w:tcPr>
+          <w:p>
+            <w:pPr>
+              <w:spacing w:line="312"/>
+              <w:jc w:val="left"/>
+            </w:pPr>
+            <w:r>
+              <w:rPr>
+                <w:rFonts w:ascii="Calibri"/>
+                <w:color w:val="1F2937"/>
+                <w:sz w:val="21"/>
+                <w:szCs w:val="21"/>
+              </w:rPr>
+              <w:t xml:space="preserve">20</w:t>
+            </w:r>
+          </w:p>
+        </w:tc>
+        <w:tc>
+          <w:tcPr>
+            <w:shd w:fill="F0FDF4" w:val="clear"/>
+            <w:tcMar>
+              <w:top w:type="dxa" w:w="60"/>
+              <w:left w:type="dxa" w:w="120"/>
+              <w:bottom w:type="dxa" w:w="60"/>
+              <w:right w:type="dxa" w:w="120"/>
+            </w:tcMar>
+          </w:tcPr>
+          <w:p>
+            <w:pPr>
+              <w:spacing w:line="312"/>
+              <w:jc w:val="left"/>
+            </w:pPr>
+            <w:r>
+              <w:rPr>
+                <w:rFonts w:ascii="Calibri"/>
+                <w:color w:val="1F2937"/>
+                <w:sz w:val="21"/>
+                <w:szCs w:val="21"/>
+              </w:rPr>
+              <w:t xml:space="preserve">Staff rest, informal meetings</w:t>
+            </w:r>
+          </w:p>
+        </w:tc>
+        <w:tc>
+          <w:tcPr>
+            <w:shd w:fill="F0FDF4" w:val="clear"/>
+            <w:tcMar>
+              <w:top w:type="dxa" w:w="60"/>
+              <w:left w:type="dxa" w:w="120"/>
+              <w:bottom w:type="dxa" w:w="60"/>
+              <w:right w:type="dxa" w:w="120"/>
+            </w:tcMar>
+          </w:tcPr>
+          <w:p>
+            <w:pPr>
+              <w:spacing w:line="312"/>
+              <w:jc w:val="left"/>
+            </w:pPr>
+            <w:r>
+              <w:rPr>
+                <w:rFonts w:ascii="Calibri"/>
+                <w:color w:val="1F2937"/>
+                <w:sz w:val="21"/>
+                <w:szCs w:val="21"/>
+              </w:rPr>
+              <w:t xml:space="preserve">Kitchenette, seating</w:t>
+            </w:r>
+          </w:p>
+        </w:tc>
+      </w:tr>
+      <w:tr>
+        <w:trPr>
+          <w:cantSplit/>
+        </w:trPr>
+        <w:tc>
+          <w:tcPr>
+            <w:shd w:fill="FFFFFF" w:val="clear"/>
+            <w:tcMar>
+              <w:top w:type="dxa" w:w="60"/>
+              <w:left w:type="dxa" w:w="120"/>
+              <w:bottom w:type="dxa" w:w="60"/>
+              <w:right w:type="dxa" w:w="120"/>
+            </w:tcMar>
+          </w:tcPr>
+          <w:p>
+            <w:pPr>
+              <w:spacing w:line="312"/>
+              <w:jc w:val="left"/>
+            </w:pPr>
+            <w:r>
+              <w:rPr>
+                <w:rFonts w:ascii="Calibri"/>
+                <w:color w:val="1F2937"/>
+                <w:sz w:val="21"/>
+                <w:szCs w:val="21"/>
+              </w:rPr>
+              <w:t xml:space="preserve">Secure Storage</w:t>
+            </w:r>
+          </w:p>
+        </w:tc>
+        <w:tc>
+          <w:tcPr>
+            <w:shd w:fill="FFFFFF" w:val="clear"/>
+            <w:tcMar>
+              <w:top w:type="dxa" w:w="60"/>
+              <w:left w:type="dxa" w:w="120"/>
+              <w:bottom w:type="dxa" w:w="60"/>
+              <w:right w:type="dxa" w:w="120"/>
+            </w:tcMar>
+          </w:tcPr>
+          <w:p>
+            <w:pPr>
+              <w:spacing w:line="312"/>
+              <w:jc w:val="left"/>
+            </w:pPr>
+            <w:r>
+              <w:rPr>
+                <w:rFonts w:ascii="Calibri"/>
+                <w:color w:val="1F2937"/>
+                <w:sz w:val="21"/>
+                <w:szCs w:val="21"/>
+              </w:rPr>
+              <w:t xml:space="preserve">15</w:t>
+            </w:r>
+          </w:p>
+        </w:tc>
+        <w:tc>
+          <w:tcPr>
+            <w:shd w:fill="FFFFFF" w:val="clear"/>
+            <w:tcMar>
+              <w:top w:type="dxa" w:w="60"/>
+              <w:left w:type="dxa" w:w="120"/>
+              <w:bottom w:type="dxa" w:w="60"/>
+              <w:right w:type="dxa" w:w="120"/>
+            </w:tcMar>
+          </w:tcPr>
+          <w:p>
+            <w:pPr>
+              <w:spacing w:line="312"/>
+              <w:jc w:val="left"/>
+            </w:pPr>
+            <w:r>
+              <w:rPr>
+                <w:rFonts w:ascii="Calibri"/>
+                <w:color w:val="1F2937"/>
+                <w:sz w:val="21"/>
+                <w:szCs w:val="21"/>
+              </w:rPr>
+              <w:t xml:space="preserve">Documents, equipment, material staging</w:t>
+            </w:r>
+          </w:p>
+        </w:tc>
+        <w:tc>
+          <w:tcPr>
+            <w:shd w:fill="FFFFFF" w:val="clear"/>
+            <w:tcMar>
+              <w:top w:type="dxa" w:w="60"/>
+              <w:left w:type="dxa" w:w="120"/>
+              <w:bottom w:type="dxa" w:w="60"/>
+              <w:right w:type="dxa" w:w="120"/>
+            </w:tcMar>
+          </w:tcPr>
+          <w:p>
+            <w:pPr>
+              <w:spacing w:line="312"/>
+              <w:jc w:val="left"/>
+            </w:pPr>
+            <w:r>
+              <w:rPr>
+                <w:rFonts w:ascii="Calibri"/>
+                <w:color w:val="1F2937"/>
+                <w:sz w:val="21"/>
+                <w:szCs w:val="21"/>
+              </w:rPr>
+              <w:t xml:space="preserve">Lockable shelving</w:t>
+            </w:r>
+          </w:p>
+        </w:tc>
+      </w:tr>
+      <w:tr>
+        <w:trPr>
+          <w:cantSplit/>
+        </w:trPr>
+        <w:tc>
+          <w:tcPr>
+            <w:shd w:fill="F0FDF4" w:val="clear"/>
+            <w:tcMar>
+              <w:top w:type="dxa" w:w="60"/>
+              <w:left w:type="dxa" w:w="120"/>
+              <w:bottom w:type="dxa" w:w="60"/>
+              <w:right w:type="dxa" w:w="120"/>
+            </w:tcMar>
+          </w:tcPr>
+          <w:p>
+            <w:pPr>
+              <w:spacing w:line="312"/>
+              <w:jc w:val="left"/>
+            </w:pPr>
+            <w:r>
+              <w:rPr>
+                <w:rFonts w:ascii="Calibri"/>
+                <w:color w:val="1F2937"/>
+                <w:sz w:val="21"/>
+                <w:szCs w:val="21"/>
+              </w:rPr>
+              <w:t xml:space="preserve">Common Areas</w:t>
+            </w:r>
+          </w:p>
+        </w:tc>
+        <w:tc>
+          <w:tcPr>
+            <w:shd w:fill="F0FDF4" w:val="clear"/>
+            <w:tcMar>
+              <w:top w:type="dxa" w:w="60"/>
+              <w:left w:type="dxa" w:w="120"/>
+              <w:bottom w:type="dxa" w:w="60"/>
+              <w:right w:type="dxa" w:w="120"/>
+            </w:tcMar>
+          </w:tcPr>
+          <w:p>
+            <w:pPr>
+              <w:spacing w:line="312"/>
+              <w:jc w:val="left"/>
+            </w:pPr>
+            <w:r>
+              <w:rPr>
+                <w:rFonts w:ascii="Calibri"/>
+                <w:color w:val="1F2937"/>
+                <w:sz w:val="21"/>
+                <w:szCs w:val="21"/>
+              </w:rPr>
+              <w:t xml:space="preserve">100</w:t>
+            </w:r>
+          </w:p>
+        </w:tc>
+        <w:tc>
+          <w:tcPr>
+            <w:shd w:fill="F0FDF4" w:val="clear"/>
+            <w:tcMar>
+              <w:top w:type="dxa" w:w="60"/>
+              <w:left w:type="dxa" w:w="120"/>
+              <w:bottom w:type="dxa" w:w="60"/>
+              <w:right w:type="dxa" w:w="120"/>
+            </w:tcMar>
+          </w:tcPr>
+          <w:p>
+            <w:pPr>
+              <w:spacing w:line="312"/>
+              <w:jc w:val="left"/>
+            </w:pPr>
+            <w:r>
+              <w:rPr>
+                <w:rFonts w:ascii="Calibri"/>
+                <w:color w:val="1F2937"/>
+                <w:sz w:val="21"/>
+                <w:szCs w:val="21"/>
+              </w:rPr>
+              <w:t xml:space="preserve">Circulation, branding, emergency exits</w:t>
+            </w:r>
+          </w:p>
+        </w:tc>
+        <w:tc>
+          <w:tcPr>
+            <w:shd w:fill="F0FDF4" w:val="clear"/>
+            <w:tcMar>
+              <w:top w:type="dxa" w:w="60"/>
+              <w:left w:type="dxa" w:w="120"/>
+              <w:bottom w:type="dxa" w:w="60"/>
+              <w:right w:type="dxa" w:w="120"/>
+            </w:tcMar>
+          </w:tcPr>
+          <w:p>
+            <w:pPr>
+              <w:spacing w:line="312"/>
+              <w:jc w:val="left"/>
+            </w:pPr>
+            <w:r>
+              <w:rPr>
+                <w:rFonts w:ascii="Calibri"/>
+                <w:color w:val="1F2937"/>
+                <w:sz w:val="21"/>
+                <w:szCs w:val="21"/>
+              </w:rPr>
+              <w:t xml:space="preserve">Party branding, signage</w:t>
+            </w:r>
+          </w:p>
+        </w:tc>
+      </w:tr>
+    </w:tbl>
+    <w:p>
+      <w:pPr>
+        <w:spacing w:after="200" w:before="80"/>
+        <w:jc w:val="center"/>
+      </w:pPr>
+      <w:r>
+        <w:rPr>
+          <w:rFonts w:ascii="Calibri"/>
+          <w:i/>
+          <w:iCs/>
+          <w:color w:val="5A7D68"/>
+          <w:sz w:val="21"/>
+          <w:szCs w:val="21"/>
+        </w:rPr>
+        <w:t xml:space="preserve">Table 28: Office Space Allocation</w:t>
       </w:r>
     </w:p>
     <w:p>
@@ -29193,7 +31729,7 @@
           <w:sz w:val="28"/>
           <w:szCs w:val="28"/>
         </w:rPr>
-        <w:t xml:space="preserve">7.2 Situation Room Technology</w:t>
+        <w:t xml:space="preserve">8.2 Situation Room Technology</w:t>
       </w:r>
     </w:p>
     <w:p>
@@ -29226,7 +31762,7 @@
           <w:sz w:val="32"/>
           <w:szCs w:val="32"/>
         </w:rPr>
-        <w:t xml:space="preserve">8. Organisational Structure and Staffing</w:t>
+        <w:t xml:space="preserve">9. Organisational Structure and Staffing</w:t>
       </w:r>
     </w:p>
     <w:tbl>
@@ -30253,7 +32789,7 @@
           <w:sz w:val="21"/>
           <w:szCs w:val="21"/>
         </w:rPr>
-        <w:t xml:space="preserve">Table 27: Organisational Structure</w:t>
+        <w:t xml:space="preserve">Table 29: Organisational Structure</w:t>
       </w:r>
     </w:p>
     <w:p>
@@ -30271,7 +32807,7 @@
           <w:sz w:val="28"/>
           <w:szCs w:val="28"/>
         </w:rPr>
-        <w:t xml:space="preserve">8.2 RACI Matrix</w:t>
+        <w:t xml:space="preserve">9.2 RACI Matrix</w:t>
       </w:r>
     </w:p>
     <w:tbl>
@@ -31772,7 +34308,7 @@
           <w:sz w:val="21"/>
           <w:szCs w:val="21"/>
         </w:rPr>
-        <w:t xml:space="preserve">Table 28: RACI Matrix</w:t>
+        <w:t xml:space="preserve">Table 30: RACI Matrix</w:t>
       </w:r>
     </w:p>
     <w:p>
@@ -31790,7 +34326,7 @@
           <w:sz w:val="32"/>
           <w:szCs w:val="32"/>
         </w:rPr>
-        <w:t xml:space="preserve">9. Implementation Roadmap</w:t>
+        <w:t xml:space="preserve">10. Implementation Roadmap</w:t>
       </w:r>
     </w:p>
     <w:tbl>
@@ -32381,7 +34917,7 @@
           <w:sz w:val="21"/>
           <w:szCs w:val="21"/>
         </w:rPr>
-        <w:t xml:space="preserve">Table 29: Implementation Roadmap</w:t>
+        <w:t xml:space="preserve">Table 31: Implementation Roadmap</w:t>
       </w:r>
     </w:p>
     <w:p>
@@ -32414,7 +34950,7 @@
           <w:sz w:val="32"/>
           <w:szCs w:val="32"/>
         </w:rPr>
-        <w:t xml:space="preserve">10. Resource Requirements and Budget</w:t>
+        <w:t xml:space="preserve">11. Resource Requirements and Budget</w:t>
       </w:r>
     </w:p>
     <w:tbl>
@@ -33768,7 +36304,7 @@
           <w:sz w:val="21"/>
           <w:szCs w:val="21"/>
         </w:rPr>
-        <w:t xml:space="preserve">Table 30: Personnel Costs</w:t>
+        <w:t xml:space="preserve">Table 32: Personnel Costs</w:t>
       </w:r>
     </w:p>
     <w:tbl>
@@ -34641,7 +37177,7 @@
           <w:sz w:val="21"/>
           <w:szCs w:val="21"/>
         </w:rPr>
-        <w:t xml:space="preserve">Table 31: Technology Budget</w:t>
+        <w:t xml:space="preserve">Table 33: Technology Budget</w:t>
       </w:r>
     </w:p>
     <w:tbl>
@@ -35265,7 +37801,7 @@
           <w:sz w:val="21"/>
           <w:szCs w:val="21"/>
         </w:rPr>
-        <w:t xml:space="preserve">Table 32: Operational Budget</w:t>
+        <w:t xml:space="preserve">Table 34: Operational Budget</w:t>
       </w:r>
     </w:p>
     <w:p>
@@ -35283,7 +37819,7 @@
           <w:sz w:val="32"/>
           <w:szCs w:val="32"/>
         </w:rPr>
-        <w:t xml:space="preserve">11. Risk Analysis and Mitigation</w:t>
+        <w:t xml:space="preserve">12. Risk Analysis and Mitigation</w:t>
       </w:r>
     </w:p>
     <w:tbl>
@@ -36528,7 +39064,7 @@
           <w:sz w:val="21"/>
           <w:szCs w:val="21"/>
         </w:rPr>
-        <w:t xml:space="preserve">Table 33: Risk Assessment Matrix</w:t>
+        <w:t xml:space="preserve">Table 35: Risk Assessment Matrix</w:t>
       </w:r>
     </w:p>
     <w:p>
@@ -36546,7 +39082,7 @@
           <w:sz w:val="32"/>
           <w:szCs w:val="32"/>
         </w:rPr>
-        <w:t xml:space="preserve">12. Expected Benefits and Evaluation</w:t>
+        <w:t xml:space="preserve">13. Expected Benefits and Evaluation</w:t>
       </w:r>
     </w:p>
     <w:tbl>
@@ -37573,7 +40109,7 @@
           <w:sz w:val="21"/>
           <w:szCs w:val="21"/>
         </w:rPr>
-        <w:t xml:space="preserve">Table 34: Projected Improvements</w:t>
+        <w:t xml:space="preserve">Table 36: Projected Improvements</w:t>
       </w:r>
     </w:p>
     <w:tbl>
@@ -38491,7 +41027,7 @@
           <w:sz w:val="21"/>
           <w:szCs w:val="21"/>
         </w:rPr>
-        <w:t xml:space="preserve">Table 35: Evaluation Framework</w:t>
+        <w:t xml:space="preserve">Table 37: Evaluation Framework</w:t>
       </w:r>
     </w:p>
     <w:p>

--- a/download/APC-State-Campaign-Office-Proposal.docx
+++ b/download/APC-State-Campaign-Office-Proposal.docx
@@ -6410,6 +6410,54 @@
     </w:p>
     <w:p>
       <w:pPr>
+        <w:pStyle w:val="Heading3"/>
+        <w:spacing w:after="120" w:before="200"/>
+        <w:outlineLvl w:val="2"/>
+      </w:pPr>
+      <w:r>
+        <w:rPr>
+          <w:rFonts w:ascii="Times New Roman"/>
+          <w:b/>
+          <w:bCs/>
+          <w:color w:val="0F2B1C"/>
+          <w:sz w:val="26"/>
+          <w:szCs w:val="26"/>
+        </w:rPr>
+        <w:t xml:space="preserve">5.1.7 Business Rules and Edge Cases</w:t>
+      </w:r>
+    </w:p>
+    <w:p>
+      <w:pPr>
+        <w:spacing w:after="120" w:line="312"/>
+        <w:jc w:val="both"/>
+      </w:pPr>
+      <w:r>
+        <w:rPr>
+          <w:rFonts w:ascii="Times New Roman"/>
+          <w:color w:val="1F2937"/>
+          <w:sz w:val="24"/>
+          <w:szCs w:val="24"/>
+        </w:rPr>
+        <w:t xml:space="preserve">The VID enforces several critical business rules. A voter record cannot be deleted, only deactivated, preserving data integrity for audit purposes. When a voter's LGA assignment changes (due to boundary redistricting or data correction), all historical interactions retain the original LGA reference while the current record reflects the new assignment, preventing historical data loss. The deduplication algorithm uses a three-stage matching pipeline: Stage 1 (Exact Match) on VIN with 100% confidence, Stage 2 (Deterministic Match) on full name plus date of birth with 95% confidence, and Stage 3 (Probabilistic Match) using Jaro-Winkler similarity on name, Levenshtein distance on phone number, and geographic proximity, producing a composite confidence score between 60-94%.</w:t>
+      </w:r>
+    </w:p>
+    <w:p>
+      <w:pPr>
+        <w:spacing w:after="120" w:line="312"/>
+        <w:jc w:val="both"/>
+      </w:pPr>
+      <w:r>
+        <w:rPr>
+          <w:rFonts w:ascii="Times New Roman"/>
+          <w:color w:val="1F2937"/>
+          <w:sz w:val="24"/>
+          <w:szCs w:val="24"/>
+        </w:rPr>
+        <w:t xml:space="preserve">Edge cases handled include: voters with identical names in the same PU (disambiguated by VIN and age), records with incomplete data (flagged but included in counts with an 'incomplete' data quality flag), and voters who appear in multiple data sources with conflicting information (the system uses a source priority hierarchy: INEC register is authoritative for demographics, field surveys override engagement data, and the most recent interaction takes precedence for contact information). The import pipeline handles CSV files with up to 500,000 records, processing them in batches of 1,000 to prevent memory exhaustion, with progress tracking visible to the user throughout the import duration.</w:t>
+      </w:r>
+    </w:p>
+    <w:p>
+      <w:pPr>
         <w:pStyle w:val="Heading2"/>
         <w:spacing w:after="160" w:before="280"/>
         <w:outlineLvl w:val="1"/>
@@ -8531,6 +8579,54 @@
           <w:szCs w:val="24"/>
         </w:rPr>
         <w:t xml:space="preserve">Client-side caching ensures that navigating between dashboard views is instantaneous. The dashboard framework implements optimistic UI updates, where user actions (like acknowledging an alert) immediately update the local display before server confirmation arrives. If the server rejects the action, the UI smoothly reverts with an explanatory toast notification, ensuring the user experience never feels sluggish even on variable network conditions.</w:t>
+      </w:r>
+    </w:p>
+    <w:p>
+      <w:pPr>
+        <w:pStyle w:val="Heading3"/>
+        <w:spacing w:after="120" w:before="200"/>
+        <w:outlineLvl w:val="2"/>
+      </w:pPr>
+      <w:r>
+        <w:rPr>
+          <w:rFonts w:ascii="Times New Roman"/>
+          <w:b/>
+          <w:bCs/>
+          <w:color w:val="0F2B1C"/>
+          <w:sz w:val="26"/>
+          <w:szCs w:val="26"/>
+        </w:rPr>
+        <w:t xml:space="preserve">5.2.5 Dashboard Business Rules and Cross-Widget Behaviour</w:t>
+      </w:r>
+    </w:p>
+    <w:p>
+      <w:pPr>
+        <w:spacing w:after="120" w:line="312"/>
+        <w:jc w:val="both"/>
+      </w:pPr>
+      <w:r>
+        <w:rPr>
+          <w:rFonts w:ascii="Times New Roman"/>
+          <w:color w:val="1F2937"/>
+          <w:sz w:val="24"/>
+          <w:szCs w:val="24"/>
+        </w:rPr>
+        <w:t xml:space="preserve">Cross-widget filtering follows a strict propagation model. When a user selects an LGA on the map widget, a 'filter context' object is created containing the selected LGA identifier. Each widget subscribes to this context and applies the filter to its data query. Widgets that do not support geographic filtering (such as the budget burn rate) display a 'Filter not applicable' indicator and continue showing their full-scope data. The global filter bar maintains a 'clear all' button and shows active filter chips that can be individually removed. If a widget takes longer than five seconds to respond to a filter change, it displays a loading skeleton while other widgets remain responsive.</w:t>
+      </w:r>
+    </w:p>
+    <w:p>
+      <w:pPr>
+        <w:spacing w:after="120" w:line="312"/>
+        <w:jc w:val="both"/>
+      </w:pPr>
+      <w:r>
+        <w:rPr>
+          <w:rFonts w:ascii="Times New Roman"/>
+          <w:color w:val="1F2937"/>
+          <w:sz w:val="24"/>
+          <w:szCs w:val="24"/>
+        </w:rPr>
+        <w:t xml:space="preserve">Dashboard personalisation is stored per-user on the server, allowing a user's layout to follow them across devices. The system enforces a maximum of 12 widgets per dashboard to prevent performance degradation. Pre-configured role templates serve as defaults but can be fully customised. An 'Import Layout' feature allows sharing dashboard configurations between users via a JSON export/import mechanism. Widget data is independently cached: if a single widget's API call fails, other widgets remain unaffected, and the failed widget displays a retry-specific error state rather than breaking the entire dashboard layout.</w:t>
       </w:r>
     </w:p>
     <w:p>
@@ -11297,6 +11393,69 @@
           <w:szCs w:val="24"/>
         </w:rPr>
         <w:t xml:space="preserve">First-launch experience: Step 1 - Welcome screen with APC logo and app introduction. Step 2 - Credential entry (phone + OTP) and terms acceptance. Step 3 - Initial data download with progress bar showing data categories and estimated time remaining. Step 4 - Guided tour of the home screen using translucent tooltip overlays highlighting each UI element with swipe-through navigation. Users can skip and access the tour later from Profile. After onboarding, a 'Getting Started' checklist on the Home screen guides first key actions: complete profile, log first visit, send first message, submit first report.</w:t>
+      </w:r>
+    </w:p>
+    <w:p>
+      <w:pPr>
+        <w:pStyle w:val="Heading3"/>
+        <w:spacing w:after="120" w:before="200"/>
+        <w:outlineLvl w:val="2"/>
+      </w:pPr>
+      <w:r>
+        <w:rPr>
+          <w:rFonts w:ascii="Times New Roman"/>
+          <w:b/>
+          <w:bCs/>
+          <w:color w:val="0F2B1C"/>
+          <w:sz w:val="26"/>
+          <w:szCs w:val="26"/>
+        </w:rPr>
+        <w:t xml:space="preserve">5.3.7 Mobile Business Rules and Edge Cases</w:t>
+      </w:r>
+    </w:p>
+    <w:p>
+      <w:pPr>
+        <w:spacing w:after="120" w:line="312"/>
+        <w:jc w:val="both"/>
+      </w:pPr>
+      <w:r>
+        <w:rPr>
+          <w:rFonts w:ascii="Times New Roman"/>
+          <w:color w:val="1F2937"/>
+          <w:sz w:val="24"/>
+          <w:szCs w:val="24"/>
+        </w:rPr>
+        <w:t xml:space="preserve">The Field App enforces several field-specific business rules designed for real-world usage conditions. Visit logging requires GPS verification: the device must be within 200 metres of the voter's registered polling unit to submit a visit log, preventing fraudulent data entry from remote locations. If GPS accuracy is insufficient, the app allows submission with a 'Location Unverified' flag that triggers a verification review by the zonal coordinator rather than blocking the field agent's workflow entirely. A 'Force Submit' option is available for areas with poor GPS coverage, but it requires an explanatory text field and is tracked in the coordinator's review queue.</w:t>
+      </w:r>
+    </w:p>
+    <w:p>
+      <w:pPr>
+        <w:spacing w:after="120" w:line="312"/>
+        <w:jc w:val="both"/>
+      </w:pPr>
+      <w:r>
+        <w:rPr>
+          <w:rFonts w:ascii="Times New Roman"/>
+          <w:color w:val="1F2937"/>
+          <w:sz w:val="24"/>
+          <w:szCs w:val="24"/>
+        </w:rPr>
+        <w:t xml:space="preserve">Task assignment logic prioritises by proximity (nearest unvisited voter first), urgency (deadline-based), and coordinator preference (manual override available). If a ward coordinator is assigned more than 30 tasks for a day, the system automatically triggers a workload alert to the zonal coordinator suggesting task redistribution. The app prevents duplicate visit submissions for the same voter within a 24-hour window unless the coordinator explicitly creates a follow-up task. Incident reports for severity 4-5 bypass the standard sync queue and are transmitted immediately upon network availability, even if other queued items are still uploading.</w:t>
+      </w:r>
+    </w:p>
+    <w:p>
+      <w:pPr>
+        <w:spacing w:after="120" w:line="312"/>
+        <w:jc w:val="both"/>
+      </w:pPr>
+      <w:r>
+        <w:rPr>
+          <w:rFonts w:ascii="Times New Roman"/>
+          <w:color w:val="1F2937"/>
+          <w:sz w:val="24"/>
+          <w:szCs w:val="24"/>
+        </w:rPr>
+        <w:t xml:space="preserve">Battery and storage management rules: the app monitors available storage and warns when it falls below 500MB, automatically purging synced photos older than 30 days (keeping thumbnails) and cached reference data that can be re-downloaded. When battery drops below 15%, the app disables non-essential background services (location tracking, sync), reduces animation frame rates to 30fps, and switches the map to a low-detail tile set. If the app detects it has not been synced in 72 hours, it displays a persistent reminder and offers a one-tap 'Sync Now' button with a summary of pending items.</w:t>
       </w:r>
     </w:p>
     <w:p>
@@ -20896,6 +21055,261 @@
           <w:szCs w:val="24"/>
         </w:rPr>
         <w:t xml:space="preserve">Insider threat detection uses User and Entity Behaviour Analytics (UEBA) to establish baseline behaviour patterns for each user and flag anomalous activities such as accessing unusually large volumes of voter data, downloading data outside normal working hours, or attempting to access resources outside their assigned geographic area. The principle of least privilege is enforced rigorously: users receive the minimum permissions necessary for their role, with temporary elevation available through a request-and-approval workflow that logs the elevation period and automatically reverts permissions after the specified duration.</w:t>
+      </w:r>
+    </w:p>
+    <w:p>
+      <w:pPr>
+        <w:pStyle w:val="Heading3"/>
+        <w:spacing w:after="120" w:before="200"/>
+        <w:outlineLvl w:val="2"/>
+      </w:pPr>
+      <w:r>
+        <w:rPr>
+          <w:rFonts w:ascii="Times New Roman"/>
+          <w:b/>
+          <w:bCs/>
+          <w:color w:val="0F2B1C"/>
+          <w:sz w:val="26"/>
+          <w:szCs w:val="26"/>
+        </w:rPr>
+        <w:t xml:space="preserve">5.8.8 Secure Software Development Lifecycle (Secure SDLC)</w:t>
+      </w:r>
+    </w:p>
+    <w:p>
+      <w:pPr>
+        <w:spacing w:after="120" w:line="312"/>
+        <w:jc w:val="both"/>
+      </w:pPr>
+      <w:r>
+        <w:rPr>
+          <w:rFonts w:ascii="Times New Roman"/>
+          <w:color w:val="1F2937"/>
+          <w:sz w:val="24"/>
+          <w:szCs w:val="24"/>
+        </w:rPr>
+        <w:t xml:space="preserve">Security is integrated into every phase of the software development lifecycle, not treated as a post-development gate. During the Requirements phase, each user story includes a 'Threat Consideration' section where the development team documents potential abuse vectors and security requirements specific to that feature. The Design phase mandates threat modelling using STRIDE methodology for all new features, producing a threat model document that identifies spoofing, tampering, repudiation, information disclosure, denial of service, and elevation of privilege risks with corresponding mitigations.</w:t>
+      </w:r>
+    </w:p>
+    <w:p>
+      <w:pPr>
+        <w:spacing w:after="120" w:line="312"/>
+        <w:jc w:val="both"/>
+      </w:pPr>
+      <w:r>
+        <w:rPr>
+          <w:rFonts w:ascii="Times New Roman"/>
+          <w:color w:val="1F2937"/>
+          <w:sz w:val="24"/>
+          <w:szCs w:val="24"/>
+        </w:rPr>
+        <w:t xml:space="preserve">The Development phase enforces secure coding standards: all database queries use parameterised statements (no string concatenation), all user inputs are sanitised through a central validation library, all API endpoints implement rate limiting, and all secrets are stored in environment variables or AWS Secrets Manager, never in source code. Automated pre-commit hooks run linting, secret detection (truffleHog), and dependency vulnerability scanning (npm audit) before code is committed. The Build phase generates a Software Bill of Materials (SBOM) listing every dependency with its version, license, and known vulnerability status.</w:t>
+      </w:r>
+    </w:p>
+    <w:p>
+      <w:pPr>
+        <w:spacing w:after="120" w:line="312"/>
+        <w:jc w:val="both"/>
+      </w:pPr>
+      <w:r>
+        <w:rPr>
+          <w:rFonts w:ascii="Times New Roman"/>
+          <w:color w:val="1F2937"/>
+          <w:sz w:val="24"/>
+          <w:szCs w:val="24"/>
+        </w:rPr>
+        <w:t xml:space="preserve">The Testing phase runs SAST (Static Application Security Testing) using SonarQube on every pull request, DAST (Dynamic Application Security Testing) using OWASP ZAP weekly, and dependency scanning using Snyk on every build. The Deployment phase uses hardened container images with no root user, read-only file systems, and signed image verification. Infrastructure is deployed through Terraform with all configurations version-controlled and peer-reviewed. The Operations phase maintains a vulnerability response SLA: critical vulnerabilities are patched within 24 hours, high within 72 hours, medium within two weeks, and low within one month.</w:t>
+      </w:r>
+    </w:p>
+    <w:p>
+      <w:pPr>
+        <w:pStyle w:val="Heading3"/>
+        <w:spacing w:after="120" w:before="200"/>
+        <w:outlineLvl w:val="2"/>
+      </w:pPr>
+      <w:r>
+        <w:rPr>
+          <w:rFonts w:ascii="Times New Roman"/>
+          <w:b/>
+          <w:bCs/>
+          <w:color w:val="0F2B1C"/>
+          <w:sz w:val="26"/>
+          <w:szCs w:val="26"/>
+        </w:rPr>
+        <w:t xml:space="preserve">5.8.9 Security Incident Response Playbook</w:t>
+      </w:r>
+    </w:p>
+    <w:p>
+      <w:pPr>
+        <w:spacing w:after="120" w:line="312"/>
+        <w:jc w:val="both"/>
+      </w:pPr>
+      <w:r>
+        <w:rPr>
+          <w:rFonts w:ascii="Times New Roman"/>
+          <w:color w:val="1F2937"/>
+          <w:sz w:val="24"/>
+          <w:szCs w:val="24"/>
+        </w:rPr>
+        <w:t xml:space="preserve">The security incident response playbook defines six severity classifications with corresponding response procedures, escalation paths, and communication templates. Severity P0 (Active Breach) indicates confirmed unauthorised access to voter PII or financial data, triggering immediate isolation of affected systems, notification of the Campaign Director within 15 minutes, engagement of the external incident response firm within one hour, and preparation of a regulatory notification if personal data has been compromised. Severity P1 (Suspected Breach) covers anomalous patterns suggesting a possible breach, triggering enhanced monitoring, credential rotation for affected accounts, and investigation initiation within four hours.</w:t>
+      </w:r>
+    </w:p>
+    <w:p>
+      <w:pPr>
+        <w:spacing w:after="120" w:line="312"/>
+        <w:jc w:val="both"/>
+      </w:pPr>
+      <w:r>
+        <w:rPr>
+          <w:rFonts w:ascii="Times New Roman"/>
+          <w:color w:val="1F2937"/>
+          <w:sz w:val="24"/>
+          <w:szCs w:val="24"/>
+        </w:rPr>
+        <w:t xml:space="preserve">Severity P2 (Vulnerability Exploited) indicates a known vulnerability has been actively exploited but no data exfiltration is detected, triggering patch deployment within 24 hours and forensic log analysis. Severity P3 (Vulnerability Discovered) covers a newly found vulnerability not yet exploited, triggering patch scheduling based on severity. Severity P4 (Policy Violation) covers internal policy breaches such as unauthorized data access or sharing, triggering HR review and access restriction. Severity P5 (Suspicious Activity) covers low-confidence anomalies flagged by UEBA, triggering investigation and logging for pattern analysis. All incidents are documented in a post-incident review within 48 hours of resolution, capturing timeline, root cause, impact assessment, and preventive measures.</w:t>
+      </w:r>
+    </w:p>
+    <w:p>
+      <w:pPr>
+        <w:pStyle w:val="Heading3"/>
+        <w:spacing w:after="120" w:before="200"/>
+        <w:outlineLvl w:val="2"/>
+      </w:pPr>
+      <w:r>
+        <w:rPr>
+          <w:rFonts w:ascii="Times New Roman"/>
+          <w:b/>
+          <w:bCs/>
+          <w:color w:val="0F2B1C"/>
+          <w:sz w:val="26"/>
+          <w:szCs w:val="26"/>
+        </w:rPr>
+        <w:t xml:space="preserve">5.8.10 Security Monitoring and SIEM Integration</w:t>
+      </w:r>
+    </w:p>
+    <w:p>
+      <w:pPr>
+        <w:spacing w:after="120" w:line="312"/>
+        <w:jc w:val="both"/>
+      </w:pPr>
+      <w:r>
+        <w:rPr>
+          <w:rFonts w:ascii="Times New Roman"/>
+          <w:color w:val="1F2937"/>
+          <w:sz w:val="24"/>
+          <w:szCs w:val="24"/>
+        </w:rPr>
+        <w:t xml:space="preserve">A dedicated Security Information and Event Management (SIEM) system aggregates logs from all platform components: application logs, API gateway access logs, database audit logs, authentication service logs, network flow logs, and cloud infrastructure logs. The SIEM correlates events across these sources to detect attack patterns that individual logs cannot reveal. Pre-built detection rules cover common attack signatures: brute force login attempts (more than 10 failed logins from one IP in five minutes), impossible travel (login from two geographically distant locations within a short time window), data exfiltration indicators (large data downloads, unusual export patterns), privilege escalation attempts, and anomalous API usage patterns.</w:t>
+      </w:r>
+    </w:p>
+    <w:p>
+      <w:pPr>
+        <w:spacing w:after="120" w:line="312"/>
+        <w:jc w:val="both"/>
+      </w:pPr>
+      <w:r>
+        <w:rPr>
+          <w:rFonts w:ascii="Times New Roman"/>
+          <w:color w:val="1F2937"/>
+          <w:sz w:val="24"/>
+          <w:szCs w:val="24"/>
+        </w:rPr>
+        <w:t xml:space="preserve">The security monitoring dashboard provides a real-time view accessible to the Campaign Director, IT Admin, and designated security liaison. The dashboard displays: current threat level (derived from external intelligence feeds and internal anomaly counts), active incident count by severity, top 10 blocked requests by type, authentication success/failure ratio, and a geographic heatmap of access origins. Automated alerts are dispatched through the platform's own notification system (ensuring delivery even if external channels are compromised) for any P0-P2 security event.</w:t>
+      </w:r>
+    </w:p>
+    <w:p>
+      <w:pPr>
+        <w:pStyle w:val="Heading3"/>
+        <w:spacing w:after="120" w:before="200"/>
+        <w:outlineLvl w:val="2"/>
+      </w:pPr>
+      <w:r>
+        <w:rPr>
+          <w:rFonts w:ascii="Times New Roman"/>
+          <w:b/>
+          <w:bCs/>
+          <w:color w:val="0F2B1C"/>
+          <w:sz w:val="26"/>
+          <w:szCs w:val="26"/>
+        </w:rPr>
+        <w:t xml:space="preserve">5.8.11 API Security Gateway Specification</w:t>
+      </w:r>
+    </w:p>
+    <w:p>
+      <w:pPr>
+        <w:spacing w:after="120" w:line="312"/>
+        <w:jc w:val="both"/>
+      </w:pPr>
+      <w:r>
+        <w:rPr>
+          <w:rFonts w:ascii="Times New Roman"/>
+          <w:color w:val="1F2937"/>
+          <w:sz w:val="24"/>
+          <w:szCs w:val="24"/>
+        </w:rPr>
+        <w:t xml:space="preserve">All API traffic passes through a dedicated API gateway (AWS API Gateway or Kong) that enforces security policies before requests reach application services. The gateway implements: request rate limiting (100 requests per minute per user, 1,000 per minute per IP), payload size limits (10MB maximum, 1MB for file uploads), request validation against OpenAPI schemas (rejecting malformed requests before they reach application logic), and JWT token validation with automatic refresh. The gateway maintains a deny-list of known malicious IP addresses and user agents, updated automatically from threat intelligence feeds.</w:t>
+      </w:r>
+    </w:p>
+    <w:p>
+      <w:pPr>
+        <w:spacing w:after="120" w:line="312"/>
+        <w:jc w:val="both"/>
+      </w:pPr>
+      <w:r>
+        <w:rPr>
+          <w:rFonts w:ascii="Times New Roman"/>
+          <w:color w:val="1F2937"/>
+          <w:sz w:val="24"/>
+          <w:szCs w:val="24"/>
+        </w:rPr>
+        <w:t xml:space="preserve">API versioning follows a URL-path strategy (/api/v1/, /api/v2/) with a minimum 6-month deprecation period for old versions. All API responses follow a standard envelope format including a request ID for tracing, timestamp, and structured error codes. The gateway logs every request and response at the metadata level (method, path, status code, latency, user agent) without logging request or response bodies, balancing observability with data protection. For the mobile app, the gateway supports protocol-aware optimisation including response compression (gzip), ETag-based caching for reference data endpoints, and delta encoding for frequently polled data.</w:t>
+      </w:r>
+    </w:p>
+    <w:p>
+      <w:pPr>
+        <w:pStyle w:val="Heading3"/>
+        <w:spacing w:after="120" w:before="200"/>
+        <w:outlineLvl w:val="2"/>
+      </w:pPr>
+      <w:r>
+        <w:rPr>
+          <w:rFonts w:ascii="Times New Roman"/>
+          <w:b/>
+          <w:bCs/>
+          <w:color w:val="0F2B1C"/>
+          <w:sz w:val="26"/>
+          <w:szCs w:val="26"/>
+        </w:rPr>
+        <w:t xml:space="preserve">5.8.12 Penetration Testing Programme</w:t>
+      </w:r>
+    </w:p>
+    <w:p>
+      <w:pPr>
+        <w:spacing w:after="120" w:line="312"/>
+        <w:jc w:val="both"/>
+      </w:pPr>
+      <w:r>
+        <w:rPr>
+          <w:rFonts w:ascii="Times New Roman"/>
+          <w:color w:val="1F2937"/>
+          <w:sz w:val="24"/>
+          <w:szCs w:val="24"/>
+        </w:rPr>
+        <w:t xml:space="preserve">The penetration testing programme operates on a three-tier schedule. Tier 1 (Continuous) uses automated DAST scanning with OWASP ZAP running weekly against the staging environment, covering all 120+ API endpoints and the full web application. Automated scans are supplemented by dependency vulnerability scanning on every build using Snyk, which cross-references all npm packages against the National Vulnerability Database (NVD). Tier 2 (Quarterly) engages an independent certified penetration testing firm (CREST or OSCP certified) to conduct a comprehensive manual penetration test covering the web application, mobile application API, infrastructure, and social engineering vectors. The scope includes OWASP Top 10, OWASP Mobile Top 10, and campaign-specific threat scenarios such as simulated insider threats and data exfiltration attempts.</w:t>
+      </w:r>
+    </w:p>
+    <w:p>
+      <w:pPr>
+        <w:spacing w:after="120" w:line="312"/>
+        <w:jc w:val="both"/>
+      </w:pPr>
+      <w:r>
+        <w:rPr>
+          <w:rFonts w:ascii="Times New Roman"/>
+          <w:color w:val="1F2937"/>
+          <w:sz w:val="24"/>
+          <w:szCs w:val="24"/>
+        </w:rPr>
+        <w:t xml:space="preserve">Tier 3 (Pre-Election) is a dedicated intensive penetration test conducted two weeks before election day, simulating the elevated threat environment. This test includes red-team exercises where the penetration testing team attempts to breach the system using the same tactics expected from political adversaries: targeted phishing of staff, physical access attempts to the office network, and coordinated DDoS attacks during simulated peak load. All penetration test findings are tracked in a dedicated vulnerability register with assigned owners, remediation deadlines, and verification testing. A summary report is provided to the Campaign Director after each engagement, and critical findings are briefed verbally within 24 hours of discovery.</w:t>
       </w:r>
     </w:p>
     <w:p>
@@ -28451,6 +28865,2033 @@
           <w:szCs w:val="24"/>
         </w:rPr>
         <w:t xml:space="preserve">All shadows are removed in dark mode, replaced by subtle borders (1px, #374151) to create visual separation between surfaces. Charts use a dark-mode palette: data series maintain their identity colours but at reduced saturation (80%) to prevent eye strain, grid lines use very dark gray (#1F2937) instead of light gray, and chart backgrounds are transparent. Images and photos receive a slight brightness reduction (95%) to prevent them from appearing overly bright against the dark interface. The transition between light and dark modes is animated with a 200ms cross-fade on all colour properties, creating a smooth visual transition that does not disrupt the user's workflow.</w:t>
+      </w:r>
+    </w:p>
+    <w:p>
+      <w:pPr>
+        <w:pStyle w:val="Heading2"/>
+        <w:spacing w:after="160" w:before="280"/>
+        <w:outlineLvl w:val="1"/>
+      </w:pPr>
+      <w:r>
+        <w:rPr>
+          <w:rFonts w:ascii="Times New Roman"/>
+          <w:b/>
+          <w:bCs/>
+          <w:color w:val="0F2B1C"/>
+          <w:sz w:val="28"/>
+          <w:szCs w:val="28"/>
+        </w:rPr>
+        <w:t xml:space="preserve">6.19 Offline State Transition Design</w:t>
+      </w:r>
+    </w:p>
+    <w:p>
+      <w:pPr>
+        <w:spacing w:after="120" w:line="312"/>
+        <w:jc w:val="both"/>
+      </w:pPr>
+      <w:r>
+        <w:rPr>
+          <w:rFonts w:ascii="Times New Roman"/>
+          <w:color w:val="1F2937"/>
+          <w:sz w:val="24"/>
+          <w:szCs w:val="24"/>
+        </w:rPr>
+        <w:t xml:space="preserve">The platform implements a comprehensive offline state transition system that provides clear visual feedback as connectivity conditions change. The connectivity state machine has four states: Online (green indicator, full functionality), Degraded (amber indicator, high-latency or intermittent connection with selective feature availability), Offline (yellow indicator, local-only operations with sync queue), and Reconnecting (amber pulsing indicator, sync in progress). Each state transition triggers specific UI changes communicated through a persistent but non-intrusive status bar at the top of the mobile screen and a subtle indicator in the web header.</w:t>
+      </w:r>
+    </w:p>
+    <w:p>
+      <w:pPr>
+        <w:spacing w:after="120" w:line="312"/>
+        <w:jc w:val="both"/>
+      </w:pPr>
+      <w:r>
+        <w:rPr>
+          <w:rFonts w:ascii="Times New Roman"/>
+          <w:color w:val="1F2937"/>
+          <w:sz w:val="24"/>
+          <w:szCs w:val="24"/>
+        </w:rPr>
+        <w:t xml:space="preserve">When transitioning from Online to Offline, the status bar slides down from the top with a yellow background and the text 'You’re offline. Changes will sync when connected.' All form submit buttons change their label from 'Submit' to 'Save Locally' with a small queue icon. The sync indicator in the profile tab switches from a green checkmark to an amber 'pending sync' icon with a count badge. Navigation items that require server data (such as Segment Builder on the web) display a 'Requires Connection' overlay instead of loading indefinitely. When connectivity is restored, the status bar transitions to 'Reconnecting...' with a progress indicator, then to 'Syncing 3 items...' as each queued item uploads, and finally to the green 'All synced' state before auto-dismissing after two seconds.</w:t>
+      </w:r>
+    </w:p>
+    <w:p>
+      <w:pPr>
+        <w:spacing w:after="120" w:line="312"/>
+        <w:jc w:val="both"/>
+      </w:pPr>
+      <w:r>
+        <w:rPr>
+          <w:rFonts w:ascii="Times New Roman"/>
+          <w:color w:val="1F2937"/>
+          <w:sz w:val="24"/>
+          <w:szCs w:val="24"/>
+        </w:rPr>
+        <w:t xml:space="preserve">The offline data cache strategy varies by data type. Voter records for the user’s assigned area are cached in full on the device, enabling complete offline browsing and search. Reference data (lookups, dropdown options, form definitions) is cached indefinitely and updated on every connection. Transactional data (visit logs, incident reports) is created locally and queued for sync with a priority queue: severity-5 incidents are first priority, then visit logs, then material requests. If a conflict is detected during sync, the conflict resolution interface presents a side-by-side comparison with the server version and local version, highlighting differences in green (additions) and red (removals), with options to Keep Mine, Keep Server, or Merge Selected Fields.</w:t>
+      </w:r>
+    </w:p>
+    <w:p>
+      <w:pPr>
+        <w:pStyle w:val="Heading2"/>
+        <w:spacing w:after="160" w:before="280"/>
+        <w:outlineLvl w:val="1"/>
+      </w:pPr>
+      <w:r>
+        <w:rPr>
+          <w:rFonts w:ascii="Times New Roman"/>
+          <w:b/>
+          <w:bCs/>
+          <w:color w:val="0F2B1C"/>
+          <w:sz w:val="28"/>
+          <w:szCs w:val="28"/>
+        </w:rPr>
+        <w:t xml:space="preserve">6.20 Form Design System</w:t>
+      </w:r>
+    </w:p>
+    <w:p>
+      <w:pPr>
+        <w:spacing w:after="120" w:line="312"/>
+        <w:jc w:val="both"/>
+      </w:pPr>
+      <w:r>
+        <w:rPr>
+          <w:rFonts w:ascii="Times New Roman"/>
+          <w:color w:val="1F2937"/>
+          <w:sz w:val="24"/>
+          <w:szCs w:val="24"/>
+        </w:rPr>
+        <w:t xml:space="preserve">All data collection forms across the platform follow a consistent design system ensuring predictability and reducing user error. Forms use a single-column layout on mobile (full-width fields) and a two-column layout on web for fields with short inputs (first name/last name, city/LGA). Every form field includes a visible label above the input (never placeholder-only), and optional helper text below in secondary colour for additional context. Required fields are marked with a red asterisk next to the label, and the label text itself is bold. Form sections are grouped with subtle dividers and optional section headers, with no form exceeding five visible sections without progressive disclosure through collapsible sections or multi-step wizards.</w:t>
+      </w:r>
+    </w:p>
+    <w:p>
+      <w:pPr>
+        <w:spacing w:after="120" w:line="312"/>
+        <w:jc w:val="both"/>
+      </w:pPr>
+      <w:r>
+        <w:rPr>
+          <w:rFonts w:ascii="Times New Roman"/>
+          <w:color w:val="1F2937"/>
+          <w:sz w:val="24"/>
+          <w:szCs w:val="24"/>
+        </w:rPr>
+        <w:t xml:space="preserve">Input field states follow a six-state model: Default (gray border, white background), Focus (green border with 2px solid, subtle green background tint at 3% opacity), Error (red border, light red background, error icon, error text below), Success (green border, green checkmark icon, auto-clears after 3 seconds), Disabled (gray background, reduced opacity text, not-focusable), and Read-Only (white background, gray bottom border only, no interaction cursor). All state transitions are animated with 150ms ease-out for border and background colour changes. Dropdowns use a bottom-sheet pattern on mobile (slides up from bottom, searchable list, confirm/cancel buttons) and a standard dropdown pattern on web with keyboard navigation support.</w:t>
+      </w:r>
+    </w:p>
+    <w:p>
+      <w:pPr>
+        <w:spacing w:after="120" w:line="312"/>
+        <w:jc w:val="both"/>
+      </w:pPr>
+      <w:r>
+        <w:rPr>
+          <w:rFonts w:ascii="Times New Roman"/>
+          <w:color w:val="1F2937"/>
+          <w:sz w:val="24"/>
+          <w:szCs w:val="24"/>
+        </w:rPr>
+        <w:t xml:space="preserve">Form validation follows a three-tier strategy. Tier 1 (Immediate) validates on keystroke with debouncing: email format, phone number format, character count limits. Tier 2 (On Blur) validates when the user leaves a field: required field check, cross-field validation (e.g., 'end date must be after start date'), and format validation for complex inputs. Tier 3 (On Submit) validates the entire form: dependency checks, business rule validation, and conditional required fields based on other selections. All error messages are specific and actionable, stating what is wrong and how to fix it. For example, instead of 'Invalid input', the system displays 'Phone number must start with 080, 081, 090, 091, or 070 and be 11 digits long.'</w:t>
+      </w:r>
+    </w:p>
+    <w:p>
+      <w:pPr>
+        <w:pStyle w:val="Heading2"/>
+        <w:spacing w:after="160" w:before="280"/>
+        <w:outlineLvl w:val="1"/>
+      </w:pPr>
+      <w:r>
+        <w:rPr>
+          <w:rFonts w:ascii="Times New Roman"/>
+          <w:b/>
+          <w:bCs/>
+          <w:color w:val="0F2B1C"/>
+          <w:sz w:val="28"/>
+          <w:szCs w:val="28"/>
+        </w:rPr>
+        <w:t xml:space="preserve">6.21 Web and Mobile Feature Parity Matrix</w:t>
+      </w:r>
+    </w:p>
+    <w:p>
+      <w:pPr>
+        <w:spacing w:after="120" w:line="312"/>
+        <w:jc w:val="both"/>
+      </w:pPr>
+      <w:r>
+        <w:rPr>
+          <w:rFonts w:ascii="Times New Roman"/>
+          <w:color w:val="1F2937"/>
+          <w:sz w:val="24"/>
+          <w:szCs w:val="24"/>
+        </w:rPr>
+        <w:t xml:space="preserve">The following matrix defines which features are available on each platform, ensuring stakeholders have a clear understanding of the capabilities accessible from each device type. Features marked 'Full' have complete parity, 'Partial' indicates limited functionality (described in notes), and 'Web Only' or 'Mobile Only' indicate platform-exclusive capabilities driven by the usage context.</w:t>
+      </w:r>
+    </w:p>
+    <w:tbl>
+      <w:tblPr>
+        <w:tblW w:type="pct" w:w="100%"/>
+        <w:tblBorders>
+          <w:top w:val="single" w:color="007847" w:sz="2"/>
+          <w:left w:val="none"/>
+          <w:bottom w:val="single" w:color="007847" w:sz="2"/>
+          <w:right w:val="none"/>
+          <w:insideH w:val="single" w:color="C6E9D5" w:sz="1"/>
+          <w:insideV w:val="none"/>
+        </w:tblBorders>
+        <w:tblLayout w:type="fixed"/>
+      </w:tblPr>
+      <w:tblGrid>
+        <w:gridCol w:w="100"/>
+        <w:gridCol w:w="100"/>
+        <w:gridCol w:w="100"/>
+        <w:gridCol w:w="100"/>
+      </w:tblGrid>
+      <w:tr>
+        <w:trPr>
+          <w:cantSplit/>
+          <w:tblHeader/>
+        </w:trPr>
+        <w:tc>
+          <w:tcPr>
+            <w:shd w:fill="007847" w:val="clear"/>
+            <w:tcMar>
+              <w:top w:type="dxa" w:w="60"/>
+              <w:left w:type="dxa" w:w="120"/>
+              <w:bottom w:type="dxa" w:w="60"/>
+              <w:right w:type="dxa" w:w="120"/>
+            </w:tcMar>
+          </w:tcPr>
+          <w:p>
+            <w:pPr>
+              <w:spacing w:line="312"/>
+              <w:jc w:val="center"/>
+            </w:pPr>
+            <w:r>
+              <w:rPr>
+                <w:rFonts w:ascii="Calibri"/>
+                <w:b/>
+                <w:bCs/>
+                <w:color w:val="FFFFFF"/>
+                <w:sz w:val="21"/>
+                <w:szCs w:val="21"/>
+              </w:rPr>
+              <w:t xml:space="preserve">Feature Area</w:t>
+            </w:r>
+          </w:p>
+        </w:tc>
+        <w:tc>
+          <w:tcPr>
+            <w:shd w:fill="007847" w:val="clear"/>
+            <w:tcMar>
+              <w:top w:type="dxa" w:w="60"/>
+              <w:left w:type="dxa" w:w="120"/>
+              <w:bottom w:type="dxa" w:w="60"/>
+              <w:right w:type="dxa" w:w="120"/>
+            </w:tcMar>
+          </w:tcPr>
+          <w:p>
+            <w:pPr>
+              <w:spacing w:line="312"/>
+              <w:jc w:val="center"/>
+            </w:pPr>
+            <w:r>
+              <w:rPr>
+                <w:rFonts w:ascii="Calibri"/>
+                <w:b/>
+                <w:bCs/>
+                <w:color w:val="FFFFFF"/>
+                <w:sz w:val="21"/>
+                <w:szCs w:val="21"/>
+              </w:rPr>
+              <w:t xml:space="preserve">Web Dashboard</w:t>
+            </w:r>
+          </w:p>
+        </w:tc>
+        <w:tc>
+          <w:tcPr>
+            <w:shd w:fill="007847" w:val="clear"/>
+            <w:tcMar>
+              <w:top w:type="dxa" w:w="60"/>
+              <w:left w:type="dxa" w:w="120"/>
+              <w:bottom w:type="dxa" w:w="60"/>
+              <w:right w:type="dxa" w:w="120"/>
+            </w:tcMar>
+          </w:tcPr>
+          <w:p>
+            <w:pPr>
+              <w:spacing w:line="312"/>
+              <w:jc w:val="center"/>
+            </w:pPr>
+            <w:r>
+              <w:rPr>
+                <w:rFonts w:ascii="Calibri"/>
+                <w:b/>
+                <w:bCs/>
+                <w:color w:val="FFFFFF"/>
+                <w:sz w:val="21"/>
+                <w:szCs w:val="21"/>
+              </w:rPr>
+              <w:t xml:space="preserve">Mobile App</w:t>
+            </w:r>
+          </w:p>
+        </w:tc>
+        <w:tc>
+          <w:tcPr>
+            <w:shd w:fill="007847" w:val="clear"/>
+            <w:tcMar>
+              <w:top w:type="dxa" w:w="60"/>
+              <w:left w:type="dxa" w:w="120"/>
+              <w:bottom w:type="dxa" w:w="60"/>
+              <w:right w:type="dxa" w:w="120"/>
+            </w:tcMar>
+          </w:tcPr>
+          <w:p>
+            <w:pPr>
+              <w:spacing w:line="312"/>
+              <w:jc w:val="center"/>
+            </w:pPr>
+            <w:r>
+              <w:rPr>
+                <w:rFonts w:ascii="Calibri"/>
+                <w:b/>
+                <w:bCs/>
+                <w:color w:val="FFFFFF"/>
+                <w:sz w:val="21"/>
+                <w:szCs w:val="21"/>
+              </w:rPr>
+              <w:t xml:space="preserve">Parity Notes</w:t>
+            </w:r>
+          </w:p>
+        </w:tc>
+      </w:tr>
+      <w:tr>
+        <w:trPr>
+          <w:cantSplit/>
+        </w:trPr>
+        <w:tc>
+          <w:tcPr>
+            <w:shd w:fill="F0FDF4" w:val="clear"/>
+            <w:tcMar>
+              <w:top w:type="dxa" w:w="60"/>
+              <w:left w:type="dxa" w:w="120"/>
+              <w:bottom w:type="dxa" w:w="60"/>
+              <w:right w:type="dxa" w:w="120"/>
+            </w:tcMar>
+          </w:tcPr>
+          <w:p>
+            <w:pPr>
+              <w:spacing w:line="312"/>
+              <w:jc w:val="left"/>
+            </w:pPr>
+            <w:r>
+              <w:rPr>
+                <w:rFonts w:ascii="Calibri"/>
+                <w:color w:val="1F2937"/>
+                <w:sz w:val="21"/>
+                <w:szCs w:val="21"/>
+              </w:rPr>
+              <w:t xml:space="preserve">Voter Search</w:t>
+            </w:r>
+          </w:p>
+        </w:tc>
+        <w:tc>
+          <w:tcPr>
+            <w:shd w:fill="F0FDF4" w:val="clear"/>
+            <w:tcMar>
+              <w:top w:type="dxa" w:w="60"/>
+              <w:left w:type="dxa" w:w="120"/>
+              <w:bottom w:type="dxa" w:w="60"/>
+              <w:right w:type="dxa" w:w="120"/>
+            </w:tcMar>
+          </w:tcPr>
+          <w:p>
+            <w:pPr>
+              <w:spacing w:line="312"/>
+              <w:jc w:val="left"/>
+            </w:pPr>
+            <w:r>
+              <w:rPr>
+                <w:rFonts w:ascii="Calibri"/>
+                <w:color w:val="1F2937"/>
+                <w:sz w:val="21"/>
+                <w:szCs w:val="21"/>
+              </w:rPr>
+              <w:t xml:space="preserve">Full</w:t>
+            </w:r>
+          </w:p>
+        </w:tc>
+        <w:tc>
+          <w:tcPr>
+            <w:shd w:fill="F0FDF4" w:val="clear"/>
+            <w:tcMar>
+              <w:top w:type="dxa" w:w="60"/>
+              <w:left w:type="dxa" w:w="120"/>
+              <w:bottom w:type="dxa" w:w="60"/>
+              <w:right w:type="dxa" w:w="120"/>
+            </w:tcMar>
+          </w:tcPr>
+          <w:p>
+            <w:pPr>
+              <w:spacing w:line="312"/>
+              <w:jc w:val="left"/>
+            </w:pPr>
+            <w:r>
+              <w:rPr>
+                <w:rFonts w:ascii="Calibri"/>
+                <w:color w:val="1F2937"/>
+                <w:sz w:val="21"/>
+                <w:szCs w:val="21"/>
+              </w:rPr>
+              <w:t xml:space="preserve">Full (local)</w:t>
+            </w:r>
+          </w:p>
+        </w:tc>
+        <w:tc>
+          <w:tcPr>
+            <w:shd w:fill="F0FDF4" w:val="clear"/>
+            <w:tcMar>
+              <w:top w:type="dxa" w:w="60"/>
+              <w:left w:type="dxa" w:w="120"/>
+              <w:bottom w:type="dxa" w:w="60"/>
+              <w:right w:type="dxa" w:w="120"/>
+            </w:tcMar>
+          </w:tcPr>
+          <w:p>
+            <w:pPr>
+              <w:spacing w:line="312"/>
+              <w:jc w:val="left"/>
+            </w:pPr>
+            <w:r>
+              <w:rPr>
+                <w:rFonts w:ascii="Calibri"/>
+                <w:color w:val="1F2937"/>
+                <w:sz w:val="21"/>
+                <w:szCs w:val="21"/>
+              </w:rPr>
+              <w:t xml:space="preserve">Mobile uses local SQLite; web uses Elasticsearch</w:t>
+            </w:r>
+          </w:p>
+        </w:tc>
+      </w:tr>
+      <w:tr>
+        <w:trPr>
+          <w:cantSplit/>
+        </w:trPr>
+        <w:tc>
+          <w:tcPr>
+            <w:shd w:fill="FFFFFF" w:val="clear"/>
+            <w:tcMar>
+              <w:top w:type="dxa" w:w="60"/>
+              <w:left w:type="dxa" w:w="120"/>
+              <w:bottom w:type="dxa" w:w="60"/>
+              <w:right w:type="dxa" w:w="120"/>
+            </w:tcMar>
+          </w:tcPr>
+          <w:p>
+            <w:pPr>
+              <w:spacing w:line="312"/>
+              <w:jc w:val="left"/>
+            </w:pPr>
+            <w:r>
+              <w:rPr>
+                <w:rFonts w:ascii="Calibri"/>
+                <w:color w:val="1F2937"/>
+                <w:sz w:val="21"/>
+                <w:szCs w:val="21"/>
+              </w:rPr>
+              <w:t xml:space="preserve">Segment Builder</w:t>
+            </w:r>
+          </w:p>
+        </w:tc>
+        <w:tc>
+          <w:tcPr>
+            <w:shd w:fill="FFFFFF" w:val="clear"/>
+            <w:tcMar>
+              <w:top w:type="dxa" w:w="60"/>
+              <w:left w:type="dxa" w:w="120"/>
+              <w:bottom w:type="dxa" w:w="60"/>
+              <w:right w:type="dxa" w:w="120"/>
+            </w:tcMar>
+          </w:tcPr>
+          <w:p>
+            <w:pPr>
+              <w:spacing w:line="312"/>
+              <w:jc w:val="left"/>
+            </w:pPr>
+            <w:r>
+              <w:rPr>
+                <w:rFonts w:ascii="Calibri"/>
+                <w:color w:val="1F2937"/>
+                <w:sz w:val="21"/>
+                <w:szCs w:val="21"/>
+              </w:rPr>
+              <w:t xml:space="preserve">Full</w:t>
+            </w:r>
+          </w:p>
+        </w:tc>
+        <w:tc>
+          <w:tcPr>
+            <w:shd w:fill="FFFFFF" w:val="clear"/>
+            <w:tcMar>
+              <w:top w:type="dxa" w:w="60"/>
+              <w:left w:type="dxa" w:w="120"/>
+              <w:bottom w:type="dxa" w:w="60"/>
+              <w:right w:type="dxa" w:w="120"/>
+            </w:tcMar>
+          </w:tcPr>
+          <w:p>
+            <w:pPr>
+              <w:spacing w:line="312"/>
+              <w:jc w:val="left"/>
+            </w:pPr>
+            <w:r>
+              <w:rPr>
+                <w:rFonts w:ascii="Calibri"/>
+                <w:color w:val="1F2937"/>
+                <w:sz w:val="21"/>
+                <w:szCs w:val="21"/>
+              </w:rPr>
+              <w:t xml:space="preserve">View only</w:t>
+            </w:r>
+          </w:p>
+        </w:tc>
+        <w:tc>
+          <w:tcPr>
+            <w:shd w:fill="FFFFFF" w:val="clear"/>
+            <w:tcMar>
+              <w:top w:type="dxa" w:w="60"/>
+              <w:left w:type="dxa" w:w="120"/>
+              <w:bottom w:type="dxa" w:w="60"/>
+              <w:right w:type="dxa" w:w="120"/>
+            </w:tcMar>
+          </w:tcPr>
+          <w:p>
+            <w:pPr>
+              <w:spacing w:line="312"/>
+              <w:jc w:val="left"/>
+            </w:pPr>
+            <w:r>
+              <w:rPr>
+                <w:rFonts w:ascii="Calibri"/>
+                <w:color w:val="1F2937"/>
+                <w:sz w:val="21"/>
+                <w:szCs w:val="21"/>
+              </w:rPr>
+              <w:t xml:space="preserve">Mobile views segments; creation is web-only</w:t>
+            </w:r>
+          </w:p>
+        </w:tc>
+      </w:tr>
+      <w:tr>
+        <w:trPr>
+          <w:cantSplit/>
+        </w:trPr>
+        <w:tc>
+          <w:tcPr>
+            <w:shd w:fill="F0FDF4" w:val="clear"/>
+            <w:tcMar>
+              <w:top w:type="dxa" w:w="60"/>
+              <w:left w:type="dxa" w:w="120"/>
+              <w:bottom w:type="dxa" w:w="60"/>
+              <w:right w:type="dxa" w:w="120"/>
+            </w:tcMar>
+          </w:tcPr>
+          <w:p>
+            <w:pPr>
+              <w:spacing w:line="312"/>
+              <w:jc w:val="left"/>
+            </w:pPr>
+            <w:r>
+              <w:rPr>
+                <w:rFonts w:ascii="Calibri"/>
+                <w:color w:val="1F2937"/>
+                <w:sz w:val="21"/>
+                <w:szCs w:val="21"/>
+              </w:rPr>
+              <w:t xml:space="preserve">Voter Profile</w:t>
+            </w:r>
+          </w:p>
+        </w:tc>
+        <w:tc>
+          <w:tcPr>
+            <w:shd w:fill="F0FDF4" w:val="clear"/>
+            <w:tcMar>
+              <w:top w:type="dxa" w:w="60"/>
+              <w:left w:type="dxa" w:w="120"/>
+              <w:bottom w:type="dxa" w:w="60"/>
+              <w:right w:type="dxa" w:w="120"/>
+            </w:tcMar>
+          </w:tcPr>
+          <w:p>
+            <w:pPr>
+              <w:spacing w:line="312"/>
+              <w:jc w:val="left"/>
+            </w:pPr>
+            <w:r>
+              <w:rPr>
+                <w:rFonts w:ascii="Calibri"/>
+                <w:color w:val="1F2937"/>
+                <w:sz w:val="21"/>
+                <w:szCs w:val="21"/>
+              </w:rPr>
+              <w:t xml:space="preserve">Full</w:t>
+            </w:r>
+          </w:p>
+        </w:tc>
+        <w:tc>
+          <w:tcPr>
+            <w:shd w:fill="F0FDF4" w:val="clear"/>
+            <w:tcMar>
+              <w:top w:type="dxa" w:w="60"/>
+              <w:left w:type="dxa" w:w="120"/>
+              <w:bottom w:type="dxa" w:w="60"/>
+              <w:right w:type="dxa" w:w="120"/>
+            </w:tcMar>
+          </w:tcPr>
+          <w:p>
+            <w:pPr>
+              <w:spacing w:line="312"/>
+              <w:jc w:val="left"/>
+            </w:pPr>
+            <w:r>
+              <w:rPr>
+                <w:rFonts w:ascii="Calibri"/>
+                <w:color w:val="1F2937"/>
+                <w:sz w:val="21"/>
+                <w:szCs w:val="21"/>
+              </w:rPr>
+              <w:t xml:space="preserve">Full</w:t>
+            </w:r>
+          </w:p>
+        </w:tc>
+        <w:tc>
+          <w:tcPr>
+            <w:shd w:fill="F0FDF4" w:val="clear"/>
+            <w:tcMar>
+              <w:top w:type="dxa" w:w="60"/>
+              <w:left w:type="dxa" w:w="120"/>
+              <w:bottom w:type="dxa" w:w="60"/>
+              <w:right w:type="dxa" w:w="120"/>
+            </w:tcMar>
+          </w:tcPr>
+          <w:p>
+            <w:pPr>
+              <w:spacing w:line="312"/>
+              <w:jc w:val="left"/>
+            </w:pPr>
+            <w:r>
+              <w:rPr>
+                <w:rFonts w:ascii="Calibri"/>
+                <w:color w:val="1F2937"/>
+                <w:sz w:val="21"/>
+                <w:szCs w:val="21"/>
+              </w:rPr>
+              <w:t xml:space="preserve">Identical tabs; mobile adds tap-to-call/navigate</w:t>
+            </w:r>
+          </w:p>
+        </w:tc>
+      </w:tr>
+      <w:tr>
+        <w:trPr>
+          <w:cantSplit/>
+        </w:trPr>
+        <w:tc>
+          <w:tcPr>
+            <w:shd w:fill="FFFFFF" w:val="clear"/>
+            <w:tcMar>
+              <w:top w:type="dxa" w:w="60"/>
+              <w:left w:type="dxa" w:w="120"/>
+              <w:bottom w:type="dxa" w:w="60"/>
+              <w:right w:type="dxa" w:w="120"/>
+            </w:tcMar>
+          </w:tcPr>
+          <w:p>
+            <w:pPr>
+              <w:spacing w:line="312"/>
+              <w:jc w:val="left"/>
+            </w:pPr>
+            <w:r>
+              <w:rPr>
+                <w:rFonts w:ascii="Calibri"/>
+                <w:color w:val="1F2937"/>
+                <w:sz w:val="21"/>
+                <w:szCs w:val="21"/>
+              </w:rPr>
+              <w:t xml:space="preserve">Dashboard KPIs</w:t>
+            </w:r>
+          </w:p>
+        </w:tc>
+        <w:tc>
+          <w:tcPr>
+            <w:shd w:fill="FFFFFF" w:val="clear"/>
+            <w:tcMar>
+              <w:top w:type="dxa" w:w="60"/>
+              <w:left w:type="dxa" w:w="120"/>
+              <w:bottom w:type="dxa" w:w="60"/>
+              <w:right w:type="dxa" w:w="120"/>
+            </w:tcMar>
+          </w:tcPr>
+          <w:p>
+            <w:pPr>
+              <w:spacing w:line="312"/>
+              <w:jc w:val="left"/>
+            </w:pPr>
+            <w:r>
+              <w:rPr>
+                <w:rFonts w:ascii="Calibri"/>
+                <w:color w:val="1F2937"/>
+                <w:sz w:val="21"/>
+                <w:szCs w:val="21"/>
+              </w:rPr>
+              <w:t xml:space="preserve">Full</w:t>
+            </w:r>
+          </w:p>
+        </w:tc>
+        <w:tc>
+          <w:tcPr>
+            <w:shd w:fill="FFFFFF" w:val="clear"/>
+            <w:tcMar>
+              <w:top w:type="dxa" w:w="60"/>
+              <w:left w:type="dxa" w:w="120"/>
+              <w:bottom w:type="dxa" w:w="60"/>
+              <w:right w:type="dxa" w:w="120"/>
+            </w:tcMar>
+          </w:tcPr>
+          <w:p>
+            <w:pPr>
+              <w:spacing w:line="312"/>
+              <w:jc w:val="left"/>
+            </w:pPr>
+            <w:r>
+              <w:rPr>
+                <w:rFonts w:ascii="Calibri"/>
+                <w:color w:val="1F2937"/>
+                <w:sz w:val="21"/>
+                <w:szCs w:val="21"/>
+              </w:rPr>
+              <w:t xml:space="preserve">Compact</w:t>
+            </w:r>
+          </w:p>
+        </w:tc>
+        <w:tc>
+          <w:tcPr>
+            <w:shd w:fill="FFFFFF" w:val="clear"/>
+            <w:tcMar>
+              <w:top w:type="dxa" w:w="60"/>
+              <w:left w:type="dxa" w:w="120"/>
+              <w:bottom w:type="dxa" w:w="60"/>
+              <w:right w:type="dxa" w:w="120"/>
+            </w:tcMar>
+          </w:tcPr>
+          <w:p>
+            <w:pPr>
+              <w:spacing w:line="312"/>
+              <w:jc w:val="left"/>
+            </w:pPr>
+            <w:r>
+              <w:rPr>
+                <w:rFonts w:ascii="Calibri"/>
+                <w:color w:val="1F2937"/>
+                <w:sz w:val="21"/>
+                <w:szCs w:val="21"/>
+              </w:rPr>
+              <w:t xml:space="preserve">Mobile shows top 4 KPIs; web shows full widget grid</w:t>
+            </w:r>
+          </w:p>
+        </w:tc>
+      </w:tr>
+      <w:tr>
+        <w:trPr>
+          <w:cantSplit/>
+        </w:trPr>
+        <w:tc>
+          <w:tcPr>
+            <w:shd w:fill="F0FDF4" w:val="clear"/>
+            <w:tcMar>
+              <w:top w:type="dxa" w:w="60"/>
+              <w:left w:type="dxa" w:w="120"/>
+              <w:bottom w:type="dxa" w:w="60"/>
+              <w:right w:type="dxa" w:w="120"/>
+            </w:tcMar>
+          </w:tcPr>
+          <w:p>
+            <w:pPr>
+              <w:spacing w:line="312"/>
+              <w:jc w:val="left"/>
+            </w:pPr>
+            <w:r>
+              <w:rPr>
+                <w:rFonts w:ascii="Calibri"/>
+                <w:color w:val="1F2937"/>
+                <w:sz w:val="21"/>
+                <w:szCs w:val="21"/>
+              </w:rPr>
+              <w:t xml:space="preserve">Geospatial Map</w:t>
+            </w:r>
+          </w:p>
+        </w:tc>
+        <w:tc>
+          <w:tcPr>
+            <w:shd w:fill="F0FDF4" w:val="clear"/>
+            <w:tcMar>
+              <w:top w:type="dxa" w:w="60"/>
+              <w:left w:type="dxa" w:w="120"/>
+              <w:bottom w:type="dxa" w:w="60"/>
+              <w:right w:type="dxa" w:w="120"/>
+            </w:tcMar>
+          </w:tcPr>
+          <w:p>
+            <w:pPr>
+              <w:spacing w:line="312"/>
+              <w:jc w:val="left"/>
+            </w:pPr>
+            <w:r>
+              <w:rPr>
+                <w:rFonts w:ascii="Calibri"/>
+                <w:color w:val="1F2937"/>
+                <w:sz w:val="21"/>
+                <w:szCs w:val="21"/>
+              </w:rPr>
+              <w:t xml:space="preserve">Full</w:t>
+            </w:r>
+          </w:p>
+        </w:tc>
+        <w:tc>
+          <w:tcPr>
+            <w:shd w:fill="F0FDF4" w:val="clear"/>
+            <w:tcMar>
+              <w:top w:type="dxa" w:w="60"/>
+              <w:left w:type="dxa" w:w="120"/>
+              <w:bottom w:type="dxa" w:w="60"/>
+              <w:right w:type="dxa" w:w="120"/>
+            </w:tcMar>
+          </w:tcPr>
+          <w:p>
+            <w:pPr>
+              <w:spacing w:line="312"/>
+              <w:jc w:val="left"/>
+            </w:pPr>
+            <w:r>
+              <w:rPr>
+                <w:rFonts w:ascii="Calibri"/>
+                <w:color w:val="1F2937"/>
+                <w:sz w:val="21"/>
+                <w:szCs w:val="21"/>
+              </w:rPr>
+              <w:t xml:space="preserve">Full</w:t>
+            </w:r>
+          </w:p>
+        </w:tc>
+        <w:tc>
+          <w:tcPr>
+            <w:shd w:fill="F0FDF4" w:val="clear"/>
+            <w:tcMar>
+              <w:top w:type="dxa" w:w="60"/>
+              <w:left w:type="dxa" w:w="120"/>
+              <w:bottom w:type="dxa" w:w="60"/>
+              <w:right w:type="dxa" w:w="120"/>
+            </w:tcMar>
+          </w:tcPr>
+          <w:p>
+            <w:pPr>
+              <w:spacing w:line="312"/>
+              <w:jc w:val="left"/>
+            </w:pPr>
+            <w:r>
+              <w:rPr>
+                <w:rFonts w:ascii="Calibri"/>
+                <w:color w:val="1F2937"/>
+                <w:sz w:val="21"/>
+                <w:szCs w:val="21"/>
+              </w:rPr>
+              <w:t xml:space="preserve">Web: 2x2 grid; Mobile: full-screen with layer toggles</w:t>
+            </w:r>
+          </w:p>
+        </w:tc>
+      </w:tr>
+      <w:tr>
+        <w:trPr>
+          <w:cantSplit/>
+        </w:trPr>
+        <w:tc>
+          <w:tcPr>
+            <w:shd w:fill="FFFFFF" w:val="clear"/>
+            <w:tcMar>
+              <w:top w:type="dxa" w:w="60"/>
+              <w:left w:type="dxa" w:w="120"/>
+              <w:bottom w:type="dxa" w:w="60"/>
+              <w:right w:type="dxa" w:w="120"/>
+            </w:tcMar>
+          </w:tcPr>
+          <w:p>
+            <w:pPr>
+              <w:spacing w:line="312"/>
+              <w:jc w:val="left"/>
+            </w:pPr>
+            <w:r>
+              <w:rPr>
+                <w:rFonts w:ascii="Calibri"/>
+                <w:color w:val="1F2937"/>
+                <w:sz w:val="21"/>
+                <w:szCs w:val="21"/>
+              </w:rPr>
+              <w:t xml:space="preserve">Incident Reporting</w:t>
+            </w:r>
+          </w:p>
+        </w:tc>
+        <w:tc>
+          <w:tcPr>
+            <w:shd w:fill="FFFFFF" w:val="clear"/>
+            <w:tcMar>
+              <w:top w:type="dxa" w:w="60"/>
+              <w:left w:type="dxa" w:w="120"/>
+              <w:bottom w:type="dxa" w:w="60"/>
+              <w:right w:type="dxa" w:w="120"/>
+            </w:tcMar>
+          </w:tcPr>
+          <w:p>
+            <w:pPr>
+              <w:spacing w:line="312"/>
+              <w:jc w:val="left"/>
+            </w:pPr>
+            <w:r>
+              <w:rPr>
+                <w:rFonts w:ascii="Calibri"/>
+                <w:color w:val="1F2937"/>
+                <w:sz w:val="21"/>
+                <w:szCs w:val="21"/>
+              </w:rPr>
+              <w:t xml:space="preserve">Full</w:t>
+            </w:r>
+          </w:p>
+        </w:tc>
+        <w:tc>
+          <w:tcPr>
+            <w:shd w:fill="FFFFFF" w:val="clear"/>
+            <w:tcMar>
+              <w:top w:type="dxa" w:w="60"/>
+              <w:left w:type="dxa" w:w="120"/>
+              <w:bottom w:type="dxa" w:w="60"/>
+              <w:right w:type="dxa" w:w="120"/>
+            </w:tcMar>
+          </w:tcPr>
+          <w:p>
+            <w:pPr>
+              <w:spacing w:line="312"/>
+              <w:jc w:val="left"/>
+            </w:pPr>
+            <w:r>
+              <w:rPr>
+                <w:rFonts w:ascii="Calibri"/>
+                <w:color w:val="1F2937"/>
+                <w:sz w:val="21"/>
+                <w:szCs w:val="21"/>
+              </w:rPr>
+              <w:t xml:space="preserve">Full (offline)</w:t>
+            </w:r>
+          </w:p>
+        </w:tc>
+        <w:tc>
+          <w:tcPr>
+            <w:shd w:fill="FFFFFF" w:val="clear"/>
+            <w:tcMar>
+              <w:top w:type="dxa" w:w="60"/>
+              <w:left w:type="dxa" w:w="120"/>
+              <w:bottom w:type="dxa" w:w="60"/>
+              <w:right w:type="dxa" w:w="120"/>
+            </w:tcMar>
+          </w:tcPr>
+          <w:p>
+            <w:pPr>
+              <w:spacing w:line="312"/>
+              <w:jc w:val="left"/>
+            </w:pPr>
+            <w:r>
+              <w:rPr>
+                <w:rFonts w:ascii="Calibri"/>
+                <w:color w:val="1F2937"/>
+                <w:sz w:val="21"/>
+                <w:szCs w:val="21"/>
+              </w:rPr>
+              <w:t xml:space="preserve">Mobile adds GPS auto-fill and camera capture</w:t>
+            </w:r>
+          </w:p>
+        </w:tc>
+      </w:tr>
+      <w:tr>
+        <w:trPr>
+          <w:cantSplit/>
+        </w:trPr>
+        <w:tc>
+          <w:tcPr>
+            <w:shd w:fill="F0FDF4" w:val="clear"/>
+            <w:tcMar>
+              <w:top w:type="dxa" w:w="60"/>
+              <w:left w:type="dxa" w:w="120"/>
+              <w:bottom w:type="dxa" w:w="60"/>
+              <w:right w:type="dxa" w:w="120"/>
+            </w:tcMar>
+          </w:tcPr>
+          <w:p>
+            <w:pPr>
+              <w:spacing w:line="312"/>
+              <w:jc w:val="left"/>
+            </w:pPr>
+            <w:r>
+              <w:rPr>
+                <w:rFonts w:ascii="Calibri"/>
+                <w:color w:val="1F2937"/>
+                <w:sz w:val="21"/>
+                <w:szCs w:val="21"/>
+              </w:rPr>
+              <w:t xml:space="preserve">Incident Management</w:t>
+            </w:r>
+          </w:p>
+        </w:tc>
+        <w:tc>
+          <w:tcPr>
+            <w:shd w:fill="F0FDF4" w:val="clear"/>
+            <w:tcMar>
+              <w:top w:type="dxa" w:w="60"/>
+              <w:left w:type="dxa" w:w="120"/>
+              <w:bottom w:type="dxa" w:w="60"/>
+              <w:right w:type="dxa" w:w="120"/>
+            </w:tcMar>
+          </w:tcPr>
+          <w:p>
+            <w:pPr>
+              <w:spacing w:line="312"/>
+              <w:jc w:val="left"/>
+            </w:pPr>
+            <w:r>
+              <w:rPr>
+                <w:rFonts w:ascii="Calibri"/>
+                <w:color w:val="1F2937"/>
+                <w:sz w:val="21"/>
+                <w:szCs w:val="21"/>
+              </w:rPr>
+              <w:t xml:space="preserve">Full</w:t>
+            </w:r>
+          </w:p>
+        </w:tc>
+        <w:tc>
+          <w:tcPr>
+            <w:shd w:fill="F0FDF4" w:val="clear"/>
+            <w:tcMar>
+              <w:top w:type="dxa" w:w="60"/>
+              <w:left w:type="dxa" w:w="120"/>
+              <w:bottom w:type="dxa" w:w="60"/>
+              <w:right w:type="dxa" w:w="120"/>
+            </w:tcMar>
+          </w:tcPr>
+          <w:p>
+            <w:pPr>
+              <w:spacing w:line="312"/>
+              <w:jc w:val="left"/>
+            </w:pPr>
+            <w:r>
+              <w:rPr>
+                <w:rFonts w:ascii="Calibri"/>
+                <w:color w:val="1F2937"/>
+                <w:sz w:val="21"/>
+                <w:szCs w:val="21"/>
+              </w:rPr>
+              <w:t xml:space="preserve">View + escalate</w:t>
+            </w:r>
+          </w:p>
+        </w:tc>
+        <w:tc>
+          <w:tcPr>
+            <w:shd w:fill="F0FDF4" w:val="clear"/>
+            <w:tcMar>
+              <w:top w:type="dxa" w:w="60"/>
+              <w:left w:type="dxa" w:w="120"/>
+              <w:bottom w:type="dxa" w:w="60"/>
+              <w:right w:type="dxa" w:w="120"/>
+            </w:tcMar>
+          </w:tcPr>
+          <w:p>
+            <w:pPr>
+              <w:spacing w:line="312"/>
+              <w:jc w:val="left"/>
+            </w:pPr>
+            <w:r>
+              <w:rPr>
+                <w:rFonts w:ascii="Calibri"/>
+                <w:color w:val="1F2937"/>
+                <w:sz w:val="21"/>
+                <w:szCs w:val="21"/>
+              </w:rPr>
+              <w:t xml:space="preserve">Bulk actions and analytics are web-only</w:t>
+            </w:r>
+          </w:p>
+        </w:tc>
+      </w:tr>
+      <w:tr>
+        <w:trPr>
+          <w:cantSplit/>
+        </w:trPr>
+        <w:tc>
+          <w:tcPr>
+            <w:shd w:fill="FFFFFF" w:val="clear"/>
+            <w:tcMar>
+              <w:top w:type="dxa" w:w="60"/>
+              <w:left w:type="dxa" w:w="120"/>
+              <w:bottom w:type="dxa" w:w="60"/>
+              <w:right w:type="dxa" w:w="120"/>
+            </w:tcMar>
+          </w:tcPr>
+          <w:p>
+            <w:pPr>
+              <w:spacing w:line="312"/>
+              <w:jc w:val="left"/>
+            </w:pPr>
+            <w:r>
+              <w:rPr>
+                <w:rFonts w:ascii="Calibri"/>
+                <w:color w:val="1F2937"/>
+                <w:sz w:val="21"/>
+                <w:szCs w:val="21"/>
+              </w:rPr>
+              <w:t xml:space="preserve">Visit Logging</w:t>
+            </w:r>
+          </w:p>
+        </w:tc>
+        <w:tc>
+          <w:tcPr>
+            <w:shd w:fill="FFFFFF" w:val="clear"/>
+            <w:tcMar>
+              <w:top w:type="dxa" w:w="60"/>
+              <w:left w:type="dxa" w:w="120"/>
+              <w:bottom w:type="dxa" w:w="60"/>
+              <w:right w:type="dxa" w:w="120"/>
+            </w:tcMar>
+          </w:tcPr>
+          <w:p>
+            <w:pPr>
+              <w:spacing w:line="312"/>
+              <w:jc w:val="left"/>
+            </w:pPr>
+            <w:r>
+              <w:rPr>
+                <w:rFonts w:ascii="Calibri"/>
+                <w:color w:val="1F2937"/>
+                <w:sz w:val="21"/>
+                <w:szCs w:val="21"/>
+              </w:rPr>
+              <w:t xml:space="preserve">View only</w:t>
+            </w:r>
+          </w:p>
+        </w:tc>
+        <w:tc>
+          <w:tcPr>
+            <w:shd w:fill="FFFFFF" w:val="clear"/>
+            <w:tcMar>
+              <w:top w:type="dxa" w:w="60"/>
+              <w:left w:type="dxa" w:w="120"/>
+              <w:bottom w:type="dxa" w:w="60"/>
+              <w:right w:type="dxa" w:w="120"/>
+            </w:tcMar>
+          </w:tcPr>
+          <w:p>
+            <w:pPr>
+              <w:spacing w:line="312"/>
+              <w:jc w:val="left"/>
+            </w:pPr>
+            <w:r>
+              <w:rPr>
+                <w:rFonts w:ascii="Calibri"/>
+                <w:color w:val="1F2937"/>
+                <w:sz w:val="21"/>
+                <w:szCs w:val="21"/>
+              </w:rPr>
+              <w:t xml:space="preserve">Full (offline)</w:t>
+            </w:r>
+          </w:p>
+        </w:tc>
+        <w:tc>
+          <w:tcPr>
+            <w:shd w:fill="FFFFFF" w:val="clear"/>
+            <w:tcMar>
+              <w:top w:type="dxa" w:w="60"/>
+              <w:left w:type="dxa" w:w="120"/>
+              <w:bottom w:type="dxa" w:w="60"/>
+              <w:right w:type="dxa" w:w="120"/>
+            </w:tcMar>
+          </w:tcPr>
+          <w:p>
+            <w:pPr>
+              <w:spacing w:line="312"/>
+              <w:jc w:val="left"/>
+            </w:pPr>
+            <w:r>
+              <w:rPr>
+                <w:rFonts w:ascii="Calibri"/>
+                <w:color w:val="1F2937"/>
+                <w:sz w:val="21"/>
+                <w:szCs w:val="21"/>
+              </w:rPr>
+              <w:t xml:space="preserve">Field data entry is mobile-only by design</w:t>
+            </w:r>
+          </w:p>
+        </w:tc>
+      </w:tr>
+      <w:tr>
+        <w:trPr>
+          <w:cantSplit/>
+        </w:trPr>
+        <w:tc>
+          <w:tcPr>
+            <w:shd w:fill="F0FDF4" w:val="clear"/>
+            <w:tcMar>
+              <w:top w:type="dxa" w:w="60"/>
+              <w:left w:type="dxa" w:w="120"/>
+              <w:bottom w:type="dxa" w:w="60"/>
+              <w:right w:type="dxa" w:w="120"/>
+            </w:tcMar>
+          </w:tcPr>
+          <w:p>
+            <w:pPr>
+              <w:spacing w:line="312"/>
+              <w:jc w:val="left"/>
+            </w:pPr>
+            <w:r>
+              <w:rPr>
+                <w:rFonts w:ascii="Calibri"/>
+                <w:color w:val="1F2937"/>
+                <w:sz w:val="21"/>
+                <w:szCs w:val="21"/>
+              </w:rPr>
+              <w:t xml:space="preserve">Communication Composer</w:t>
+            </w:r>
+          </w:p>
+        </w:tc>
+        <w:tc>
+          <w:tcPr>
+            <w:shd w:fill="F0FDF4" w:val="clear"/>
+            <w:tcMar>
+              <w:top w:type="dxa" w:w="60"/>
+              <w:left w:type="dxa" w:w="120"/>
+              <w:bottom w:type="dxa" w:w="60"/>
+              <w:right w:type="dxa" w:w="120"/>
+            </w:tcMar>
+          </w:tcPr>
+          <w:p>
+            <w:pPr>
+              <w:spacing w:line="312"/>
+              <w:jc w:val="left"/>
+            </w:pPr>
+            <w:r>
+              <w:rPr>
+                <w:rFonts w:ascii="Calibri"/>
+                <w:color w:val="1F2937"/>
+                <w:sz w:val="21"/>
+                <w:szCs w:val="21"/>
+              </w:rPr>
+              <w:t xml:space="preserve">Full</w:t>
+            </w:r>
+          </w:p>
+        </w:tc>
+        <w:tc>
+          <w:tcPr>
+            <w:shd w:fill="F0FDF4" w:val="clear"/>
+            <w:tcMar>
+              <w:top w:type="dxa" w:w="60"/>
+              <w:left w:type="dxa" w:w="120"/>
+              <w:bottom w:type="dxa" w:w="60"/>
+              <w:right w:type="dxa" w:w="120"/>
+            </w:tcMar>
+          </w:tcPr>
+          <w:p>
+            <w:pPr>
+              <w:spacing w:line="312"/>
+              <w:jc w:val="left"/>
+            </w:pPr>
+            <w:r>
+              <w:rPr>
+                <w:rFonts w:ascii="Calibri"/>
+                <w:color w:val="1F2937"/>
+                <w:sz w:val="21"/>
+                <w:szCs w:val="21"/>
+              </w:rPr>
+              <w:t xml:space="preserve">Quick send</w:t>
+            </w:r>
+          </w:p>
+        </w:tc>
+        <w:tc>
+          <w:tcPr>
+            <w:shd w:fill="F0FDF4" w:val="clear"/>
+            <w:tcMar>
+              <w:top w:type="dxa" w:w="60"/>
+              <w:left w:type="dxa" w:w="120"/>
+              <w:bottom w:type="dxa" w:w="60"/>
+              <w:right w:type="dxa" w:w="120"/>
+            </w:tcMar>
+          </w:tcPr>
+          <w:p>
+            <w:pPr>
+              <w:spacing w:line="312"/>
+              <w:jc w:val="left"/>
+            </w:pPr>
+            <w:r>
+              <w:rPr>
+                <w:rFonts w:ascii="Calibri"/>
+                <w:color w:val="1F2937"/>
+                <w:sz w:val="21"/>
+                <w:szCs w:val="21"/>
+              </w:rPr>
+              <w:t xml:space="preserve">Mobile: send pre-approved templates; web: full composer</w:t>
+            </w:r>
+          </w:p>
+        </w:tc>
+      </w:tr>
+      <w:tr>
+        <w:trPr>
+          <w:cantSplit/>
+        </w:trPr>
+        <w:tc>
+          <w:tcPr>
+            <w:shd w:fill="FFFFFF" w:val="clear"/>
+            <w:tcMar>
+              <w:top w:type="dxa" w:w="60"/>
+              <w:left w:type="dxa" w:w="120"/>
+              <w:bottom w:type="dxa" w:w="60"/>
+              <w:right w:type="dxa" w:w="120"/>
+            </w:tcMar>
+          </w:tcPr>
+          <w:p>
+            <w:pPr>
+              <w:spacing w:line="312"/>
+              <w:jc w:val="left"/>
+            </w:pPr>
+            <w:r>
+              <w:rPr>
+                <w:rFonts w:ascii="Calibri"/>
+                <w:color w:val="1F2937"/>
+                <w:sz w:val="21"/>
+                <w:szCs w:val="21"/>
+              </w:rPr>
+              <w:t xml:space="preserve">Message Analytics</w:t>
+            </w:r>
+          </w:p>
+        </w:tc>
+        <w:tc>
+          <w:tcPr>
+            <w:shd w:fill="FFFFFF" w:val="clear"/>
+            <w:tcMar>
+              <w:top w:type="dxa" w:w="60"/>
+              <w:left w:type="dxa" w:w="120"/>
+              <w:bottom w:type="dxa" w:w="60"/>
+              <w:right w:type="dxa" w:w="120"/>
+            </w:tcMar>
+          </w:tcPr>
+          <w:p>
+            <w:pPr>
+              <w:spacing w:line="312"/>
+              <w:jc w:val="left"/>
+            </w:pPr>
+            <w:r>
+              <w:rPr>
+                <w:rFonts w:ascii="Calibri"/>
+                <w:color w:val="1F2937"/>
+                <w:sz w:val="21"/>
+                <w:szCs w:val="21"/>
+              </w:rPr>
+              <w:t xml:space="preserve">Full</w:t>
+            </w:r>
+          </w:p>
+        </w:tc>
+        <w:tc>
+          <w:tcPr>
+            <w:shd w:fill="FFFFFF" w:val="clear"/>
+            <w:tcMar>
+              <w:top w:type="dxa" w:w="60"/>
+              <w:left w:type="dxa" w:w="120"/>
+              <w:bottom w:type="dxa" w:w="60"/>
+              <w:right w:type="dxa" w:w="120"/>
+            </w:tcMar>
+          </w:tcPr>
+          <w:p>
+            <w:pPr>
+              <w:spacing w:line="312"/>
+              <w:jc w:val="left"/>
+            </w:pPr>
+            <w:r>
+              <w:rPr>
+                <w:rFonts w:ascii="Calibri"/>
+                <w:color w:val="1F2937"/>
+                <w:sz w:val="21"/>
+                <w:szCs w:val="21"/>
+              </w:rPr>
+              <w:t xml:space="preserve">Summary</w:t>
+            </w:r>
+          </w:p>
+        </w:tc>
+        <w:tc>
+          <w:tcPr>
+            <w:shd w:fill="FFFFFF" w:val="clear"/>
+            <w:tcMar>
+              <w:top w:type="dxa" w:w="60"/>
+              <w:left w:type="dxa" w:w="120"/>
+              <w:bottom w:type="dxa" w:w="60"/>
+              <w:right w:type="dxa" w:w="120"/>
+            </w:tcMar>
+          </w:tcPr>
+          <w:p>
+            <w:pPr>
+              <w:spacing w:line="312"/>
+              <w:jc w:val="left"/>
+            </w:pPr>
+            <w:r>
+              <w:rPr>
+                <w:rFonts w:ascii="Calibri"/>
+                <w:color w:val="1F2937"/>
+                <w:sz w:val="21"/>
+                <w:szCs w:val="21"/>
+              </w:rPr>
+              <w:t xml:space="preserve">Mobile shows delivery stats; web has full analytics</w:t>
+            </w:r>
+          </w:p>
+        </w:tc>
+      </w:tr>
+      <w:tr>
+        <w:trPr>
+          <w:cantSplit/>
+        </w:trPr>
+        <w:tc>
+          <w:tcPr>
+            <w:shd w:fill="F0FDF4" w:val="clear"/>
+            <w:tcMar>
+              <w:top w:type="dxa" w:w="60"/>
+              <w:left w:type="dxa" w:w="120"/>
+              <w:bottom w:type="dxa" w:w="60"/>
+              <w:right w:type="dxa" w:w="120"/>
+            </w:tcMar>
+          </w:tcPr>
+          <w:p>
+            <w:pPr>
+              <w:spacing w:line="312"/>
+              <w:jc w:val="left"/>
+            </w:pPr>
+            <w:r>
+              <w:rPr>
+                <w:rFonts w:ascii="Calibri"/>
+                <w:color w:val="1F2937"/>
+                <w:sz w:val="21"/>
+                <w:szCs w:val="21"/>
+              </w:rPr>
+              <w:t xml:space="preserve">Volunteer Management</w:t>
+            </w:r>
+          </w:p>
+        </w:tc>
+        <w:tc>
+          <w:tcPr>
+            <w:shd w:fill="F0FDF4" w:val="clear"/>
+            <w:tcMar>
+              <w:top w:type="dxa" w:w="60"/>
+              <w:left w:type="dxa" w:w="120"/>
+              <w:bottom w:type="dxa" w:w="60"/>
+              <w:right w:type="dxa" w:w="120"/>
+            </w:tcMar>
+          </w:tcPr>
+          <w:p>
+            <w:pPr>
+              <w:spacing w:line="312"/>
+              <w:jc w:val="left"/>
+            </w:pPr>
+            <w:r>
+              <w:rPr>
+                <w:rFonts w:ascii="Calibri"/>
+                <w:color w:val="1F2937"/>
+                <w:sz w:val="21"/>
+                <w:szCs w:val="21"/>
+              </w:rPr>
+              <w:t xml:space="preserve">Full</w:t>
+            </w:r>
+          </w:p>
+        </w:tc>
+        <w:tc>
+          <w:tcPr>
+            <w:shd w:fill="F0FDF4" w:val="clear"/>
+            <w:tcMar>
+              <w:top w:type="dxa" w:w="60"/>
+              <w:left w:type="dxa" w:w="120"/>
+              <w:bottom w:type="dxa" w:w="60"/>
+              <w:right w:type="dxa" w:w="120"/>
+            </w:tcMar>
+          </w:tcPr>
+          <w:p>
+            <w:pPr>
+              <w:spacing w:line="312"/>
+              <w:jc w:val="left"/>
+            </w:pPr>
+            <w:r>
+              <w:rPr>
+                <w:rFonts w:ascii="Calibri"/>
+                <w:color w:val="1F2937"/>
+                <w:sz w:val="21"/>
+                <w:szCs w:val="21"/>
+              </w:rPr>
+              <w:t xml:space="preserve">Self-service</w:t>
+            </w:r>
+          </w:p>
+        </w:tc>
+        <w:tc>
+          <w:tcPr>
+            <w:shd w:fill="F0FDF4" w:val="clear"/>
+            <w:tcMar>
+              <w:top w:type="dxa" w:w="60"/>
+              <w:left w:type="dxa" w:w="120"/>
+              <w:bottom w:type="dxa" w:w="60"/>
+              <w:right w:type="dxa" w:w="120"/>
+            </w:tcMar>
+          </w:tcPr>
+          <w:p>
+            <w:pPr>
+              <w:spacing w:line="312"/>
+              <w:jc w:val="left"/>
+            </w:pPr>
+            <w:r>
+              <w:rPr>
+                <w:rFonts w:ascii="Calibri"/>
+                <w:color w:val="1F2937"/>
+                <w:sz w:val="21"/>
+                <w:szCs w:val="21"/>
+              </w:rPr>
+              <w:t xml:space="preserve">Mobile: own profile and availability; web: all management</w:t>
+            </w:r>
+          </w:p>
+        </w:tc>
+      </w:tr>
+      <w:tr>
+        <w:trPr>
+          <w:cantSplit/>
+        </w:trPr>
+        <w:tc>
+          <w:tcPr>
+            <w:shd w:fill="FFFFFF" w:val="clear"/>
+            <w:tcMar>
+              <w:top w:type="dxa" w:w="60"/>
+              <w:left w:type="dxa" w:w="120"/>
+              <w:bottom w:type="dxa" w:w="60"/>
+              <w:right w:type="dxa" w:w="120"/>
+            </w:tcMar>
+          </w:tcPr>
+          <w:p>
+            <w:pPr>
+              <w:spacing w:line="312"/>
+              <w:jc w:val="left"/>
+            </w:pPr>
+            <w:r>
+              <w:rPr>
+                <w:rFonts w:ascii="Calibri"/>
+                <w:color w:val="1F2937"/>
+                <w:sz w:val="21"/>
+                <w:szCs w:val="21"/>
+              </w:rPr>
+              <w:t xml:space="preserve">Financial Tracking</w:t>
+            </w:r>
+          </w:p>
+        </w:tc>
+        <w:tc>
+          <w:tcPr>
+            <w:shd w:fill="FFFFFF" w:val="clear"/>
+            <w:tcMar>
+              <w:top w:type="dxa" w:w="60"/>
+              <w:left w:type="dxa" w:w="120"/>
+              <w:bottom w:type="dxa" w:w="60"/>
+              <w:right w:type="dxa" w:w="120"/>
+            </w:tcMar>
+          </w:tcPr>
+          <w:p>
+            <w:pPr>
+              <w:spacing w:line="312"/>
+              <w:jc w:val="left"/>
+            </w:pPr>
+            <w:r>
+              <w:rPr>
+                <w:rFonts w:ascii="Calibri"/>
+                <w:color w:val="1F2937"/>
+                <w:sz w:val="21"/>
+                <w:szCs w:val="21"/>
+              </w:rPr>
+              <w:t xml:space="preserve">Full</w:t>
+            </w:r>
+          </w:p>
+        </w:tc>
+        <w:tc>
+          <w:tcPr>
+            <w:shd w:fill="FFFFFF" w:val="clear"/>
+            <w:tcMar>
+              <w:top w:type="dxa" w:w="60"/>
+              <w:left w:type="dxa" w:w="120"/>
+              <w:bottom w:type="dxa" w:w="60"/>
+              <w:right w:type="dxa" w:w="120"/>
+            </w:tcMar>
+          </w:tcPr>
+          <w:p>
+            <w:pPr>
+              <w:spacing w:line="312"/>
+              <w:jc w:val="left"/>
+            </w:pPr>
+            <w:r>
+              <w:rPr>
+                <w:rFonts w:ascii="Calibri"/>
+                <w:color w:val="1F2937"/>
+                <w:sz w:val="21"/>
+                <w:szCs w:val="21"/>
+              </w:rPr>
+              <w:t xml:space="preserve">Submit + view</w:t>
+            </w:r>
+          </w:p>
+        </w:tc>
+        <w:tc>
+          <w:tcPr>
+            <w:shd w:fill="FFFFFF" w:val="clear"/>
+            <w:tcMar>
+              <w:top w:type="dxa" w:w="60"/>
+              <w:left w:type="dxa" w:w="120"/>
+              <w:bottom w:type="dxa" w:w="60"/>
+              <w:right w:type="dxa" w:w="120"/>
+            </w:tcMar>
+          </w:tcPr>
+          <w:p>
+            <w:pPr>
+              <w:spacing w:line="312"/>
+              <w:jc w:val="left"/>
+            </w:pPr>
+            <w:r>
+              <w:rPr>
+                <w:rFonts w:ascii="Calibri"/>
+                <w:color w:val="1F2937"/>
+                <w:sz w:val="21"/>
+                <w:szCs w:val="21"/>
+              </w:rPr>
+              <w:t xml:space="preserve">Mobile: submit expenses; web: budgets, approvals, reports</w:t>
+            </w:r>
+          </w:p>
+        </w:tc>
+      </w:tr>
+      <w:tr>
+        <w:trPr>
+          <w:cantSplit/>
+        </w:trPr>
+        <w:tc>
+          <w:tcPr>
+            <w:shd w:fill="F0FDF4" w:val="clear"/>
+            <w:tcMar>
+              <w:top w:type="dxa" w:w="60"/>
+              <w:left w:type="dxa" w:w="120"/>
+              <w:bottom w:type="dxa" w:w="60"/>
+              <w:right w:type="dxa" w:w="120"/>
+            </w:tcMar>
+          </w:tcPr>
+          <w:p>
+            <w:pPr>
+              <w:spacing w:line="312"/>
+              <w:jc w:val="left"/>
+            </w:pPr>
+            <w:r>
+              <w:rPr>
+                <w:rFonts w:ascii="Calibri"/>
+                <w:color w:val="1F2937"/>
+                <w:sz w:val="21"/>
+                <w:szCs w:val="21"/>
+              </w:rPr>
+              <w:t xml:space="preserve">User Admin</w:t>
+            </w:r>
+          </w:p>
+        </w:tc>
+        <w:tc>
+          <w:tcPr>
+            <w:shd w:fill="F0FDF4" w:val="clear"/>
+            <w:tcMar>
+              <w:top w:type="dxa" w:w="60"/>
+              <w:left w:type="dxa" w:w="120"/>
+              <w:bottom w:type="dxa" w:w="60"/>
+              <w:right w:type="dxa" w:w="120"/>
+            </w:tcMar>
+          </w:tcPr>
+          <w:p>
+            <w:pPr>
+              <w:spacing w:line="312"/>
+              <w:jc w:val="left"/>
+            </w:pPr>
+            <w:r>
+              <w:rPr>
+                <w:rFonts w:ascii="Calibri"/>
+                <w:color w:val="1F2937"/>
+                <w:sz w:val="21"/>
+                <w:szCs w:val="21"/>
+              </w:rPr>
+              <w:t xml:space="preserve">Full</w:t>
+            </w:r>
+          </w:p>
+        </w:tc>
+        <w:tc>
+          <w:tcPr>
+            <w:shd w:fill="F0FDF4" w:val="clear"/>
+            <w:tcMar>
+              <w:top w:type="dxa" w:w="60"/>
+              <w:left w:type="dxa" w:w="120"/>
+              <w:bottom w:type="dxa" w:w="60"/>
+              <w:right w:type="dxa" w:w="120"/>
+            </w:tcMar>
+          </w:tcPr>
+          <w:p>
+            <w:pPr>
+              <w:spacing w:line="312"/>
+              <w:jc w:val="left"/>
+            </w:pPr>
+            <w:r>
+              <w:rPr>
+                <w:rFonts w:ascii="Calibri"/>
+                <w:color w:val="1F2937"/>
+                <w:sz w:val="21"/>
+                <w:szCs w:val="21"/>
+              </w:rPr>
+              <w:t xml:space="preserve">None</w:t>
+            </w:r>
+          </w:p>
+        </w:tc>
+        <w:tc>
+          <w:tcPr>
+            <w:shd w:fill="F0FDF4" w:val="clear"/>
+            <w:tcMar>
+              <w:top w:type="dxa" w:w="60"/>
+              <w:left w:type="dxa" w:w="120"/>
+              <w:bottom w:type="dxa" w:w="60"/>
+              <w:right w:type="dxa" w:w="120"/>
+            </w:tcMar>
+          </w:tcPr>
+          <w:p>
+            <w:pPr>
+              <w:spacing w:line="312"/>
+              <w:jc w:val="left"/>
+            </w:pPr>
+            <w:r>
+              <w:rPr>
+                <w:rFonts w:ascii="Calibri"/>
+                <w:color w:val="1F2937"/>
+                <w:sz w:val="21"/>
+                <w:szCs w:val="21"/>
+              </w:rPr>
+              <w:t xml:space="preserve">Administrative function, web-only</w:t>
+            </w:r>
+          </w:p>
+        </w:tc>
+      </w:tr>
+      <w:tr>
+        <w:trPr>
+          <w:cantSplit/>
+        </w:trPr>
+        <w:tc>
+          <w:tcPr>
+            <w:shd w:fill="FFFFFF" w:val="clear"/>
+            <w:tcMar>
+              <w:top w:type="dxa" w:w="60"/>
+              <w:left w:type="dxa" w:w="120"/>
+              <w:bottom w:type="dxa" w:w="60"/>
+              <w:right w:type="dxa" w:w="120"/>
+            </w:tcMar>
+          </w:tcPr>
+          <w:p>
+            <w:pPr>
+              <w:spacing w:line="312"/>
+              <w:jc w:val="left"/>
+            </w:pPr>
+            <w:r>
+              <w:rPr>
+                <w:rFonts w:ascii="Calibri"/>
+                <w:color w:val="1F2937"/>
+                <w:sz w:val="21"/>
+                <w:szCs w:val="21"/>
+              </w:rPr>
+              <w:t xml:space="preserve">Audit Logs</w:t>
+            </w:r>
+          </w:p>
+        </w:tc>
+        <w:tc>
+          <w:tcPr>
+            <w:shd w:fill="FFFFFF" w:val="clear"/>
+            <w:tcMar>
+              <w:top w:type="dxa" w:w="60"/>
+              <w:left w:type="dxa" w:w="120"/>
+              <w:bottom w:type="dxa" w:w="60"/>
+              <w:right w:type="dxa" w:w="120"/>
+            </w:tcMar>
+          </w:tcPr>
+          <w:p>
+            <w:pPr>
+              <w:spacing w:line="312"/>
+              <w:jc w:val="left"/>
+            </w:pPr>
+            <w:r>
+              <w:rPr>
+                <w:rFonts w:ascii="Calibri"/>
+                <w:color w:val="1F2937"/>
+                <w:sz w:val="21"/>
+                <w:szCs w:val="21"/>
+              </w:rPr>
+              <w:t xml:space="preserve">Full</w:t>
+            </w:r>
+          </w:p>
+        </w:tc>
+        <w:tc>
+          <w:tcPr>
+            <w:shd w:fill="FFFFFF" w:val="clear"/>
+            <w:tcMar>
+              <w:top w:type="dxa" w:w="60"/>
+              <w:left w:type="dxa" w:w="120"/>
+              <w:bottom w:type="dxa" w:w="60"/>
+              <w:right w:type="dxa" w:w="120"/>
+            </w:tcMar>
+          </w:tcPr>
+          <w:p>
+            <w:pPr>
+              <w:spacing w:line="312"/>
+              <w:jc w:val="left"/>
+            </w:pPr>
+            <w:r>
+              <w:rPr>
+                <w:rFonts w:ascii="Calibri"/>
+                <w:color w:val="1F2937"/>
+                <w:sz w:val="21"/>
+                <w:szCs w:val="21"/>
+              </w:rPr>
+              <w:t xml:space="preserve">None</w:t>
+            </w:r>
+          </w:p>
+        </w:tc>
+        <w:tc>
+          <w:tcPr>
+            <w:shd w:fill="FFFFFF" w:val="clear"/>
+            <w:tcMar>
+              <w:top w:type="dxa" w:w="60"/>
+              <w:left w:type="dxa" w:w="120"/>
+              <w:bottom w:type="dxa" w:w="60"/>
+              <w:right w:type="dxa" w:w="120"/>
+            </w:tcMar>
+          </w:tcPr>
+          <w:p>
+            <w:pPr>
+              <w:spacing w:line="312"/>
+              <w:jc w:val="left"/>
+            </w:pPr>
+            <w:r>
+              <w:rPr>
+                <w:rFonts w:ascii="Calibri"/>
+                <w:color w:val="1F2937"/>
+                <w:sz w:val="21"/>
+                <w:szCs w:val="21"/>
+              </w:rPr>
+              <w:t xml:space="preserve">Compliance function, web-only</w:t>
+            </w:r>
+          </w:p>
+        </w:tc>
+      </w:tr>
+      <w:tr>
+        <w:trPr>
+          <w:cantSplit/>
+        </w:trPr>
+        <w:tc>
+          <w:tcPr>
+            <w:shd w:fill="F0FDF4" w:val="clear"/>
+            <w:tcMar>
+              <w:top w:type="dxa" w:w="60"/>
+              <w:left w:type="dxa" w:w="120"/>
+              <w:bottom w:type="dxa" w:w="60"/>
+              <w:right w:type="dxa" w:w="120"/>
+            </w:tcMar>
+          </w:tcPr>
+          <w:p>
+            <w:pPr>
+              <w:spacing w:line="312"/>
+              <w:jc w:val="left"/>
+            </w:pPr>
+            <w:r>
+              <w:rPr>
+                <w:rFonts w:ascii="Calibri"/>
+                <w:color w:val="1F2937"/>
+                <w:sz w:val="21"/>
+                <w:szCs w:val="21"/>
+              </w:rPr>
+              <w:t xml:space="preserve">Reports Generation</w:t>
+            </w:r>
+          </w:p>
+        </w:tc>
+        <w:tc>
+          <w:tcPr>
+            <w:shd w:fill="F0FDF4" w:val="clear"/>
+            <w:tcMar>
+              <w:top w:type="dxa" w:w="60"/>
+              <w:left w:type="dxa" w:w="120"/>
+              <w:bottom w:type="dxa" w:w="60"/>
+              <w:right w:type="dxa" w:w="120"/>
+            </w:tcMar>
+          </w:tcPr>
+          <w:p>
+            <w:pPr>
+              <w:spacing w:line="312"/>
+              <w:jc w:val="left"/>
+            </w:pPr>
+            <w:r>
+              <w:rPr>
+                <w:rFonts w:ascii="Calibri"/>
+                <w:color w:val="1F2937"/>
+                <w:sz w:val="21"/>
+                <w:szCs w:val="21"/>
+              </w:rPr>
+              <w:t xml:space="preserve">Full</w:t>
+            </w:r>
+          </w:p>
+        </w:tc>
+        <w:tc>
+          <w:tcPr>
+            <w:shd w:fill="F0FDF4" w:val="clear"/>
+            <w:tcMar>
+              <w:top w:type="dxa" w:w="60"/>
+              <w:left w:type="dxa" w:w="120"/>
+              <w:bottom w:type="dxa" w:w="60"/>
+              <w:right w:type="dxa" w:w="120"/>
+            </w:tcMar>
+          </w:tcPr>
+          <w:p>
+            <w:pPr>
+              <w:spacing w:line="312"/>
+              <w:jc w:val="left"/>
+            </w:pPr>
+            <w:r>
+              <w:rPr>
+                <w:rFonts w:ascii="Calibri"/>
+                <w:color w:val="1F2937"/>
+                <w:sz w:val="21"/>
+                <w:szCs w:val="21"/>
+              </w:rPr>
+              <w:t xml:space="preserve">View only</w:t>
+            </w:r>
+          </w:p>
+        </w:tc>
+        <w:tc>
+          <w:tcPr>
+            <w:shd w:fill="F0FDF4" w:val="clear"/>
+            <w:tcMar>
+              <w:top w:type="dxa" w:w="60"/>
+              <w:left w:type="dxa" w:w="120"/>
+              <w:bottom w:type="dxa" w:w="60"/>
+              <w:right w:type="dxa" w:w="120"/>
+            </w:tcMar>
+          </w:tcPr>
+          <w:p>
+            <w:pPr>
+              <w:spacing w:line="312"/>
+              <w:jc w:val="left"/>
+            </w:pPr>
+            <w:r>
+              <w:rPr>
+                <w:rFonts w:ascii="Calibri"/>
+                <w:color w:val="1F2937"/>
+                <w:sz w:val="21"/>
+                <w:szCs w:val="21"/>
+              </w:rPr>
+              <w:t xml:space="preserve">Mobile: view shared reports; web: generate and schedule</w:t>
+            </w:r>
+          </w:p>
+        </w:tc>
+      </w:tr>
+    </w:tbl>
+    <w:p>
+      <w:pPr>
+        <w:spacing w:after="200" w:before="80"/>
+        <w:jc w:val="center"/>
+      </w:pPr>
+      <w:r>
+        <w:rPr>
+          <w:rFonts w:ascii="Calibri"/>
+          <w:i/>
+          <w:iCs/>
+          <w:color w:val="5A7D68"/>
+          <w:sz w:val="21"/>
+          <w:szCs w:val="21"/>
+        </w:rPr>
+        <w:t xml:space="preserve">Table 38: Web and Mobile Feature Parity Matrix</w:t>
+      </w:r>
+    </w:p>
+    <w:p>
+      <w:pPr>
+        <w:spacing w:after="120" w:line="312"/>
+        <w:jc w:val="both"/>
+      </w:pPr>
+      <w:r>
+        <w:rPr>
+          <w:rFonts w:ascii="Times New Roman"/>
+          <w:color w:val="1F2937"/>
+          <w:sz w:val="24"/>
+          <w:szCs w:val="24"/>
+        </w:rPr>
+        <w:t xml:space="preserve">Features designated as web-only follow a deliberate product strategy: complex data manipulation (segment creation, report generation) and administrative functions (user management, audit review) require the precision and screen real estate of a desktop interface. Conversely, mobile-only features (visit logging, GPS check-in, incident photo capture) are designed around the mobile device’s unique capabilities (camera, GPS, portability). This asymmetry is intentional and ensures each platform excels at its natural use cases rather than forcing parity at the expense of usability.</w:t>
+      </w:r>
+    </w:p>
+    <w:p>
+      <w:pPr>
+        <w:pStyle w:val="Heading2"/>
+        <w:spacing w:after="160" w:before="280"/>
+        <w:outlineLvl w:val="1"/>
+      </w:pPr>
+      <w:r>
+        <w:rPr>
+          <w:rFonts w:ascii="Times New Roman"/>
+          <w:b/>
+          <w:bCs/>
+          <w:color w:val="0F2B1C"/>
+          <w:sz w:val="28"/>
+          <w:szCs w:val="28"/>
+        </w:rPr>
+        <w:t xml:space="preserve">6.22 Screen State Machines for Critical Flows</w:t>
+      </w:r>
+    </w:p>
+    <w:p>
+      <w:pPr>
+        <w:spacing w:after="120" w:line="312"/>
+        <w:jc w:val="both"/>
+      </w:pPr>
+      <w:r>
+        <w:rPr>
+          <w:rFonts w:ascii="Times New Roman"/>
+          <w:color w:val="1F2937"/>
+          <w:sz w:val="24"/>
+          <w:szCs w:val="24"/>
+        </w:rPr>
+        <w:t xml:space="preserve">Critical user flows are modelled as explicit state machines to ensure all possible states, transitions, and edge cases are handled. The Visit Logging flow on mobile has eight states: Idle (home screen with task list), Voter Selected (voter profile loaded from local cache), Form Open (visit form displayed with voter name pre-filled), In Progress (user is filling form, auto-save every 30 seconds), Validating (submit tapped, client-side validation running), Submitting (valid form sent to sync queue, local save confirmed), Synced (server acknowledges receipt, success animation plays), and Error (submission failed, retry or save-locally options presented). Each state transition has defined entry actions, exit actions, and error handlers.</w:t>
+      </w:r>
+    </w:p>
+    <w:p>
+      <w:pPr>
+        <w:spacing w:after="120" w:line="312"/>
+        <w:jc w:val="both"/>
+      </w:pPr>
+      <w:r>
+        <w:rPr>
+          <w:rFonts w:ascii="Times New Roman"/>
+          <w:color w:val="1F2937"/>
+          <w:sz w:val="24"/>
+          <w:szCs w:val="24"/>
+        </w:rPr>
+        <w:t xml:space="preserve">The Incident Reporting flow has ten states including the additional severity selection, photo capture, and GPS verification states. The GPS verification state includes a timeout handler: if GPS accuracy does not meet the 100-metre threshold within 15 seconds, the user is offered the option to proceed with the current accuracy (displayed with a warning) or retry. The state machine also models back-navigation: from any state, the user can press back, which triggers a 'Save as Draft?' prompt if unsaved data exists. The draft is preserved in the local database and surfaced on the Report tab as a 'Continue Draft' card.</w:t>
+      </w:r>
+    </w:p>
+    <w:p>
+      <w:pPr>
+        <w:spacing w:after="120" w:line="312"/>
+        <w:jc w:val="both"/>
+      </w:pPr>
+      <w:r>
+        <w:rPr>
+          <w:rFonts w:ascii="Times New Roman"/>
+          <w:color w:val="1F2937"/>
+          <w:sz w:val="24"/>
+          <w:szCs w:val="24"/>
+        </w:rPr>
+        <w:t xml:space="preserve">The Dashboard Loading flow on web has five states: Shell Loaded (sidebar and header rendered, widget areas show skeleton placeholders), Authenticating (session check, redirect to login if expired), Fetching Data (parallel API calls for each widget, skeletons animate), Partially Loaded (widgets render individually as their data arrives, layout stabilises progressively), and Fully Loaded (all widgets populated, real-time WebSocket connection established, loading skeletons removed). If any widget fails to load, it displays an error state with a retry button without affecting other widgets, ensuring partial failure does not block the entire dashboard.</w:t>
       </w:r>
     </w:p>
     <w:p>
@@ -30525,6 +32966,2639 @@
           <w:szCs w:val="24"/>
         </w:rPr>
         <w:t xml:space="preserve">During each UAT phase, users complete structured task scenarios while thinking aloud, and their interactions are recorded (with consent) for later analysis. The System Usability Scale (SUS) questionnaire is administered at the end of each phase, with a target score of 75 or above (indicating good to excellent usability). Critical findings are triaged daily and resolved within 24 hours for P0 issues and 72 hours for P1 issues. A feedback button in both the web and mobile applications allows users to submit issues and suggestions at any time during the testing period.</w:t>
+      </w:r>
+    </w:p>
+    <w:p>
+      <w:pPr>
+        <w:pStyle w:val="Heading2"/>
+        <w:spacing w:after="160" w:before="280"/>
+        <w:outlineLvl w:val="1"/>
+      </w:pPr>
+      <w:r>
+        <w:rPr>
+          <w:rFonts w:ascii="Times New Roman"/>
+          <w:b/>
+          <w:bCs/>
+          <w:color w:val="0F2B1C"/>
+          <w:sz w:val="28"/>
+          <w:szCs w:val="28"/>
+        </w:rPr>
+        <w:t xml:space="preserve">7.8 Test Data Management Strategy</w:t>
+      </w:r>
+    </w:p>
+    <w:p>
+      <w:pPr>
+        <w:spacing w:after="120" w:line="312"/>
+        <w:jc w:val="both"/>
+      </w:pPr>
+      <w:r>
+        <w:rPr>
+          <w:rFonts w:ascii="Times New Roman"/>
+          <w:color w:val="1F2937"/>
+          <w:sz w:val="24"/>
+          <w:szCs w:val="24"/>
+        </w:rPr>
+        <w:t xml:space="preserve">Effective E2E testing requires realistic, consistent, and isolated test data. The test data management strategy defines four data environments: Development (synthetic data generated from schemas, no real voter data, refreshed on demand), Staging (anonymised production data with names, phone numbers, and addresses replaced with generated values while preserving demographic distributions, refreshed weekly from production), Pre-Production (full anonymised copy of production refreshed before each release candidate), and UAT (a curated subset of staging data with specific test scenarios pre-configured, such as pre-seeded voter segments, pending incidents, and budget entries at various approval stages).</w:t>
+      </w:r>
+    </w:p>
+    <w:p>
+      <w:pPr>
+        <w:spacing w:after="120" w:line="312"/>
+        <w:jc w:val="both"/>
+      </w:pPr>
+      <w:r>
+        <w:rPr>
+          <w:rFonts w:ascii="Times New Roman"/>
+          <w:color w:val="1F2937"/>
+          <w:sz w:val="24"/>
+          <w:szCs w:val="24"/>
+        </w:rPr>
+        <w:t xml:space="preserve">Test data factories (using the Factory Boy pattern) generate deterministic test data on demand within each test suite. Each factory produces entities with realistic Nigerian names, phone numbers in valid formats, and geographic references matching the state's LGA/ward/PU hierarchy. Factories support state-specific variants: a 'high-engagement-voter' factory creates a voter with multiple positive interactions and a high sentiment score, while a 'recently-declined-voter' factory creates one with a negative sentiment transition. This approach ensures that E2E tests are repeatable across environments and do not depend on specific data states. All test data is automatically cleaned up after each test run through database rollbacks for integration tests and API-based cleanup for E2E tests.</w:t>
+      </w:r>
+    </w:p>
+    <w:p>
+      <w:pPr>
+        <w:pStyle w:val="Heading2"/>
+        <w:spacing w:after="160" w:before="280"/>
+        <w:outlineLvl w:val="1"/>
+      </w:pPr>
+      <w:r>
+        <w:rPr>
+          <w:rFonts w:ascii="Times New Roman"/>
+          <w:b/>
+          <w:bCs/>
+          <w:color w:val="0F2B1C"/>
+          <w:sz w:val="28"/>
+          <w:szCs w:val="28"/>
+        </w:rPr>
+        <w:t xml:space="preserve">7.9 CI/CD Pipeline Integration Detail</w:t>
+      </w:r>
+    </w:p>
+    <w:p>
+      <w:pPr>
+        <w:spacing w:after="120" w:line="312"/>
+        <w:jc w:val="both"/>
+      </w:pPr>
+      <w:r>
+        <w:rPr>
+          <w:rFonts w:ascii="Times New Roman"/>
+          <w:color w:val="1F2937"/>
+          <w:sz w:val="24"/>
+          <w:szCs w:val="24"/>
+        </w:rPr>
+        <w:t xml:space="preserve">The CI/CD pipeline is implemented in GitHub Actions with environment-specific workflows. The commit pipeline (triggered on every push to any branch) runs: ESLint and Prettier code formatting checks (under 30 seconds), unit tests with coverage reporting (under 5 minutes, 80% coverage threshold), SAST scanning with SonarQube (under 3 minutes), dependency vulnerability scan with Snyk (under 2 minutes), and a smoke E2E test suite of 10 critical path tests on Chrome (under 10 minutes). Any failure blocks the pull request merge.</w:t>
+      </w:r>
+    </w:p>
+    <w:p>
+      <w:pPr>
+        <w:spacing w:after="120" w:line="312"/>
+        <w:jc w:val="both"/>
+      </w:pPr>
+      <w:r>
+        <w:rPr>
+          <w:rFonts w:ascii="Times New Roman"/>
+          <w:color w:val="1F2937"/>
+          <w:sz w:val="24"/>
+          <w:szCs w:val="24"/>
+        </w:rPr>
+        <w:t xml:space="preserve">The release pipeline (triggered on merge to main) runs the full E2E test suite across three browsers (Chrome, Firefox, Safari) for web and two devices (Pixel 6, Samsung Galaxy A12) for mobile. It then builds production Docker images, pushes to Amazon ECR with vulnerability scanning, deploys to a staging environment for final verification, and generates a release candidate for manual approval. The deployment to production uses a blue-green strategy: the new version deploys to a parallel infrastructure, automated smoke tests verify basic functionality, and traffic is gradually shifted from the old to the new version at 10%, 25%, 50%, and finally 100% over 30 minutes, with automatic rollback if error rates exceed 1% at any shift point.</w:t>
+      </w:r>
+    </w:p>
+    <w:p>
+      <w:pPr>
+        <w:pStyle w:val="Heading2"/>
+        <w:spacing w:after="160" w:before="280"/>
+        <w:outlineLvl w:val="1"/>
+      </w:pPr>
+      <w:r>
+        <w:rPr>
+          <w:rFonts w:ascii="Times New Roman"/>
+          <w:b/>
+          <w:bCs/>
+          <w:color w:val="0F2B1C"/>
+          <w:sz w:val="28"/>
+          <w:szCs w:val="28"/>
+        </w:rPr>
+        <w:t xml:space="preserve">7.10 Visual Regression Testing</w:t>
+      </w:r>
+    </w:p>
+    <w:p>
+      <w:pPr>
+        <w:spacing w:after="120" w:line="312"/>
+        <w:jc w:val="both"/>
+      </w:pPr>
+      <w:r>
+        <w:rPr>
+          <w:rFonts w:ascii="Times New Roman"/>
+          <w:color w:val="1F2937"/>
+          <w:sz w:val="24"/>
+          <w:szCs w:val="24"/>
+        </w:rPr>
+        <w:t xml:space="preserve">Visual regression testing ensures that UI changes do not inadvertently alter the appearance of existing screens. The platform uses Percy (by BrowserStack) for automated visual snapshot testing integrated into the CI/CD pipeline. Every pull request triggers visual comparisons for all affected screens against the baseline (main branch) images. Percy captures screenshots at three viewport widths for web (1280px, 1024px, 768px) and two device frames for mobile (Pixel 6, Galaxy A12), comparing pixel-by-pixel with a configurable sensitivity threshold that ignores anti-aliasing differences and font rendering variations.</w:t>
+      </w:r>
+    </w:p>
+    <w:p>
+      <w:pPr>
+        <w:spacing w:after="120" w:line="312"/>
+        <w:jc w:val="both"/>
+      </w:pPr>
+      <w:r>
+        <w:rPr>
+          <w:rFonts w:ascii="Times New Roman"/>
+          <w:color w:val="1F2937"/>
+          <w:sz w:val="24"/>
+          <w:szCs w:val="24"/>
+        </w:rPr>
+        <w:t xml:space="preserve">When a visual difference is detected, Percy highlights the changed regions in red overlay on the baseline image, allowing reviewers to approve or reject the change. Approved changes become the new baseline. For intentional design changes (such as a colour palette update), the designer marks the affected snapshots as 'expected changes' when creating the pull request, and the pipeline skips those comparisons. The visual regression suite covers all 15 web dashboard screens and all 22 mobile app screens, with additional snapshots for each component variant in the Storybook documentation, totalling approximately 200 visual test cases.</w:t>
+      </w:r>
+    </w:p>
+    <w:p>
+      <w:pPr>
+        <w:pStyle w:val="Heading2"/>
+        <w:spacing w:after="160" w:before="280"/>
+        <w:outlineLvl w:val="1"/>
+      </w:pPr>
+      <w:r>
+        <w:rPr>
+          <w:rFonts w:ascii="Times New Roman"/>
+          <w:b/>
+          <w:bCs/>
+          <w:color w:val="0F2B1C"/>
+          <w:sz w:val="28"/>
+          <w:szCs w:val="28"/>
+        </w:rPr>
+        <w:t xml:space="preserve">7.11 Accessibility Testing Matrix</w:t>
+      </w:r>
+    </w:p>
+    <w:p>
+      <w:pPr>
+        <w:spacing w:after="120" w:line="312"/>
+        <w:jc w:val="both"/>
+      </w:pPr>
+      <w:r>
+        <w:rPr>
+          <w:rFonts w:ascii="Times New Roman"/>
+          <w:color w:val="1F2937"/>
+          <w:sz w:val="24"/>
+          <w:szCs w:val="24"/>
+        </w:rPr>
+        <w:t xml:space="preserve">Accessibility testing validates WCAG 2.1 Level AA compliance across the platform. The testing approach combines automated scanning, semi-automated tools, and manual expert review. Automated tools (axe-core integrated into Playwright tests) scan every page during E2E test execution, flagging violations such as missing alt text, insufficient colour contrast, missing form labels, and improper ARIA usage. These automated checks cover approximately 30-40% of WCAG criteria. Semi-automated testing uses keyboard-only navigation scripts that tab through every interactive element verifying focus order, and screen reader simulation tools that announce page content to verify reading order and semantics.</w:t>
+      </w:r>
+    </w:p>
+    <w:tbl>
+      <w:tblPr>
+        <w:tblW w:type="pct" w:w="100%"/>
+        <w:tblBorders>
+          <w:top w:val="single" w:color="007847" w:sz="2"/>
+          <w:left w:val="none"/>
+          <w:bottom w:val="single" w:color="007847" w:sz="2"/>
+          <w:right w:val="none"/>
+          <w:insideH w:val="single" w:color="C6E9D5" w:sz="1"/>
+          <w:insideV w:val="none"/>
+        </w:tblBorders>
+        <w:tblLayout w:type="fixed"/>
+      </w:tblPr>
+      <w:tblGrid>
+        <w:gridCol w:w="100"/>
+        <w:gridCol w:w="100"/>
+        <w:gridCol w:w="100"/>
+        <w:gridCol w:w="100"/>
+        <w:gridCol w:w="100"/>
+      </w:tblGrid>
+      <w:tr>
+        <w:trPr>
+          <w:cantSplit/>
+          <w:tblHeader/>
+        </w:trPr>
+        <w:tc>
+          <w:tcPr>
+            <w:shd w:fill="007847" w:val="clear"/>
+            <w:tcMar>
+              <w:top w:type="dxa" w:w="60"/>
+              <w:left w:type="dxa" w:w="120"/>
+              <w:bottom w:type="dxa" w:w="60"/>
+              <w:right w:type="dxa" w:w="120"/>
+            </w:tcMar>
+          </w:tcPr>
+          <w:p>
+            <w:pPr>
+              <w:spacing w:line="312"/>
+              <w:jc w:val="center"/>
+            </w:pPr>
+            <w:r>
+              <w:rPr>
+                <w:rFonts w:ascii="Calibri"/>
+                <w:b/>
+                <w:bCs/>
+                <w:color w:val="FFFFFF"/>
+                <w:sz w:val="21"/>
+                <w:szCs w:val="21"/>
+              </w:rPr>
+              <w:t xml:space="preserve">WCAG Criterion</w:t>
+            </w:r>
+          </w:p>
+        </w:tc>
+        <w:tc>
+          <w:tcPr>
+            <w:shd w:fill="007847" w:val="clear"/>
+            <w:tcMar>
+              <w:top w:type="dxa" w:w="60"/>
+              <w:left w:type="dxa" w:w="120"/>
+              <w:bottom w:type="dxa" w:w="60"/>
+              <w:right w:type="dxa" w:w="120"/>
+            </w:tcMar>
+          </w:tcPr>
+          <w:p>
+            <w:pPr>
+              <w:spacing w:line="312"/>
+              <w:jc w:val="center"/>
+            </w:pPr>
+            <w:r>
+              <w:rPr>
+                <w:rFonts w:ascii="Calibri"/>
+                <w:b/>
+                <w:bCs/>
+                <w:color w:val="FFFFFF"/>
+                <w:sz w:val="21"/>
+                <w:szCs w:val="21"/>
+              </w:rPr>
+              <w:t xml:space="preserve">Testing Method</w:t>
+            </w:r>
+          </w:p>
+        </w:tc>
+        <w:tc>
+          <w:tcPr>
+            <w:shd w:fill="007847" w:val="clear"/>
+            <w:tcMar>
+              <w:top w:type="dxa" w:w="60"/>
+              <w:left w:type="dxa" w:w="120"/>
+              <w:bottom w:type="dxa" w:w="60"/>
+              <w:right w:type="dxa" w:w="120"/>
+            </w:tcMar>
+          </w:tcPr>
+          <w:p>
+            <w:pPr>
+              <w:spacing w:line="312"/>
+              <w:jc w:val="center"/>
+            </w:pPr>
+            <w:r>
+              <w:rPr>
+                <w:rFonts w:ascii="Calibri"/>
+                <w:b/>
+                <w:bCs/>
+                <w:color w:val="FFFFFF"/>
+                <w:sz w:val="21"/>
+                <w:szCs w:val="21"/>
+              </w:rPr>
+              <w:t xml:space="preserve">Web</w:t>
+            </w:r>
+          </w:p>
+        </w:tc>
+        <w:tc>
+          <w:tcPr>
+            <w:shd w:fill="007847" w:val="clear"/>
+            <w:tcMar>
+              <w:top w:type="dxa" w:w="60"/>
+              <w:left w:type="dxa" w:w="120"/>
+              <w:bottom w:type="dxa" w:w="60"/>
+              <w:right w:type="dxa" w:w="120"/>
+            </w:tcMar>
+          </w:tcPr>
+          <w:p>
+            <w:pPr>
+              <w:spacing w:line="312"/>
+              <w:jc w:val="center"/>
+            </w:pPr>
+            <w:r>
+              <w:rPr>
+                <w:rFonts w:ascii="Calibri"/>
+                <w:b/>
+                <w:bCs/>
+                <w:color w:val="FFFFFF"/>
+                <w:sz w:val="21"/>
+                <w:szCs w:val="21"/>
+              </w:rPr>
+              <w:t xml:space="preserve">Mobile</w:t>
+            </w:r>
+          </w:p>
+        </w:tc>
+        <w:tc>
+          <w:tcPr>
+            <w:shd w:fill="007847" w:val="clear"/>
+            <w:tcMar>
+              <w:top w:type="dxa" w:w="60"/>
+              <w:left w:type="dxa" w:w="120"/>
+              <w:bottom w:type="dxa" w:w="60"/>
+              <w:right w:type="dxa" w:w="120"/>
+            </w:tcMar>
+          </w:tcPr>
+          <w:p>
+            <w:pPr>
+              <w:spacing w:line="312"/>
+              <w:jc w:val="center"/>
+            </w:pPr>
+            <w:r>
+              <w:rPr>
+                <w:rFonts w:ascii="Calibri"/>
+                <w:b/>
+                <w:bCs/>
+                <w:color w:val="FFFFFF"/>
+                <w:sz w:val="21"/>
+                <w:szCs w:val="21"/>
+              </w:rPr>
+              <w:t xml:space="preserve">Frequency</w:t>
+            </w:r>
+          </w:p>
+        </w:tc>
+      </w:tr>
+      <w:tr>
+        <w:trPr>
+          <w:cantSplit/>
+        </w:trPr>
+        <w:tc>
+          <w:tcPr>
+            <w:shd w:fill="F0FDF4" w:val="clear"/>
+            <w:tcMar>
+              <w:top w:type="dxa" w:w="60"/>
+              <w:left w:type="dxa" w:w="120"/>
+              <w:bottom w:type="dxa" w:w="60"/>
+              <w:right w:type="dxa" w:w="120"/>
+            </w:tcMar>
+          </w:tcPr>
+          <w:p>
+            <w:pPr>
+              <w:spacing w:line="312"/>
+              <w:jc w:val="left"/>
+            </w:pPr>
+            <w:r>
+              <w:rPr>
+                <w:rFonts w:ascii="Calibri"/>
+                <w:color w:val="1F2937"/>
+                <w:sz w:val="21"/>
+                <w:szCs w:val="21"/>
+              </w:rPr>
+              <w:t xml:space="preserve">1.1.1 Non-text Content (alt text)</w:t>
+            </w:r>
+          </w:p>
+        </w:tc>
+        <w:tc>
+          <w:tcPr>
+            <w:shd w:fill="F0FDF4" w:val="clear"/>
+            <w:tcMar>
+              <w:top w:type="dxa" w:w="60"/>
+              <w:left w:type="dxa" w:w="120"/>
+              <w:bottom w:type="dxa" w:w="60"/>
+              <w:right w:type="dxa" w:w="120"/>
+            </w:tcMar>
+          </w:tcPr>
+          <w:p>
+            <w:pPr>
+              <w:spacing w:line="312"/>
+              <w:jc w:val="left"/>
+            </w:pPr>
+            <w:r>
+              <w:rPr>
+                <w:rFonts w:ascii="Calibri"/>
+                <w:color w:val="1F2937"/>
+                <w:sz w:val="21"/>
+                <w:szCs w:val="21"/>
+              </w:rPr>
+              <w:t xml:space="preserve">Automated (axe-core)</w:t>
+            </w:r>
+          </w:p>
+        </w:tc>
+        <w:tc>
+          <w:tcPr>
+            <w:shd w:fill="F0FDF4" w:val="clear"/>
+            <w:tcMar>
+              <w:top w:type="dxa" w:w="60"/>
+              <w:left w:type="dxa" w:w="120"/>
+              <w:bottom w:type="dxa" w:w="60"/>
+              <w:right w:type="dxa" w:w="120"/>
+            </w:tcMar>
+          </w:tcPr>
+          <w:p>
+            <w:pPr>
+              <w:spacing w:line="312"/>
+              <w:jc w:val="left"/>
+            </w:pPr>
+            <w:r>
+              <w:rPr>
+                <w:rFonts w:ascii="Calibri"/>
+                <w:color w:val="1F2937"/>
+                <w:sz w:val="21"/>
+                <w:szCs w:val="21"/>
+              </w:rPr>
+              <w:t xml:space="preserve">All images</w:t>
+            </w:r>
+          </w:p>
+        </w:tc>
+        <w:tc>
+          <w:tcPr>
+            <w:shd w:fill="F0FDF4" w:val="clear"/>
+            <w:tcMar>
+              <w:top w:type="dxa" w:w="60"/>
+              <w:left w:type="dxa" w:w="120"/>
+              <w:bottom w:type="dxa" w:w="60"/>
+              <w:right w:type="dxa" w:w="120"/>
+            </w:tcMar>
+          </w:tcPr>
+          <w:p>
+            <w:pPr>
+              <w:spacing w:line="312"/>
+              <w:jc w:val="left"/>
+            </w:pPr>
+            <w:r>
+              <w:rPr>
+                <w:rFonts w:ascii="Calibri"/>
+                <w:color w:val="1F2937"/>
+                <w:sz w:val="21"/>
+                <w:szCs w:val="21"/>
+              </w:rPr>
+              <w:t xml:space="preserve">All images</w:t>
+            </w:r>
+          </w:p>
+        </w:tc>
+        <w:tc>
+          <w:tcPr>
+            <w:shd w:fill="F0FDF4" w:val="clear"/>
+            <w:tcMar>
+              <w:top w:type="dxa" w:w="60"/>
+              <w:left w:type="dxa" w:w="120"/>
+              <w:bottom w:type="dxa" w:w="60"/>
+              <w:right w:type="dxa" w:w="120"/>
+            </w:tcMar>
+          </w:tcPr>
+          <w:p>
+            <w:pPr>
+              <w:spacing w:line="312"/>
+              <w:jc w:val="left"/>
+            </w:pPr>
+            <w:r>
+              <w:rPr>
+                <w:rFonts w:ascii="Calibri"/>
+                <w:color w:val="1F2937"/>
+                <w:sz w:val="21"/>
+                <w:szCs w:val="21"/>
+              </w:rPr>
+              <w:t xml:space="preserve">Every commit</w:t>
+            </w:r>
+          </w:p>
+        </w:tc>
+      </w:tr>
+      <w:tr>
+        <w:trPr>
+          <w:cantSplit/>
+        </w:trPr>
+        <w:tc>
+          <w:tcPr>
+            <w:shd w:fill="FFFFFF" w:val="clear"/>
+            <w:tcMar>
+              <w:top w:type="dxa" w:w="60"/>
+              <w:left w:type="dxa" w:w="120"/>
+              <w:bottom w:type="dxa" w:w="60"/>
+              <w:right w:type="dxa" w:w="120"/>
+            </w:tcMar>
+          </w:tcPr>
+          <w:p>
+            <w:pPr>
+              <w:spacing w:line="312"/>
+              <w:jc w:val="left"/>
+            </w:pPr>
+            <w:r>
+              <w:rPr>
+                <w:rFonts w:ascii="Calibri"/>
+                <w:color w:val="1F2937"/>
+                <w:sz w:val="21"/>
+                <w:szCs w:val="21"/>
+              </w:rPr>
+              <w:t xml:space="preserve">1.4.3 Contrast (minimum 4.5:1)</w:t>
+            </w:r>
+          </w:p>
+        </w:tc>
+        <w:tc>
+          <w:tcPr>
+            <w:shd w:fill="FFFFFF" w:val="clear"/>
+            <w:tcMar>
+              <w:top w:type="dxa" w:w="60"/>
+              <w:left w:type="dxa" w:w="120"/>
+              <w:bottom w:type="dxa" w:w="60"/>
+              <w:right w:type="dxa" w:w="120"/>
+            </w:tcMar>
+          </w:tcPr>
+          <w:p>
+            <w:pPr>
+              <w:spacing w:line="312"/>
+              <w:jc w:val="left"/>
+            </w:pPr>
+            <w:r>
+              <w:rPr>
+                <w:rFonts w:ascii="Calibri"/>
+                <w:color w:val="1F2937"/>
+                <w:sz w:val="21"/>
+                <w:szCs w:val="21"/>
+              </w:rPr>
+              <w:t xml:space="preserve">Automated (axe-core)</w:t>
+            </w:r>
+          </w:p>
+        </w:tc>
+        <w:tc>
+          <w:tcPr>
+            <w:shd w:fill="FFFFFF" w:val="clear"/>
+            <w:tcMar>
+              <w:top w:type="dxa" w:w="60"/>
+              <w:left w:type="dxa" w:w="120"/>
+              <w:bottom w:type="dxa" w:w="60"/>
+              <w:right w:type="dxa" w:w="120"/>
+            </w:tcMar>
+          </w:tcPr>
+          <w:p>
+            <w:pPr>
+              <w:spacing w:line="312"/>
+              <w:jc w:val="left"/>
+            </w:pPr>
+            <w:r>
+              <w:rPr>
+                <w:rFonts w:ascii="Calibri"/>
+                <w:color w:val="1F2937"/>
+                <w:sz w:val="21"/>
+                <w:szCs w:val="21"/>
+              </w:rPr>
+              <w:t xml:space="preserve">All text</w:t>
+            </w:r>
+          </w:p>
+        </w:tc>
+        <w:tc>
+          <w:tcPr>
+            <w:shd w:fill="FFFFFF" w:val="clear"/>
+            <w:tcMar>
+              <w:top w:type="dxa" w:w="60"/>
+              <w:left w:type="dxa" w:w="120"/>
+              <w:bottom w:type="dxa" w:w="60"/>
+              <w:right w:type="dxa" w:w="120"/>
+            </w:tcMar>
+          </w:tcPr>
+          <w:p>
+            <w:pPr>
+              <w:spacing w:line="312"/>
+              <w:jc w:val="left"/>
+            </w:pPr>
+            <w:r>
+              <w:rPr>
+                <w:rFonts w:ascii="Calibri"/>
+                <w:color w:val="1F2937"/>
+                <w:sz w:val="21"/>
+                <w:szCs w:val="21"/>
+              </w:rPr>
+              <w:t xml:space="preserve">All text</w:t>
+            </w:r>
+          </w:p>
+        </w:tc>
+        <w:tc>
+          <w:tcPr>
+            <w:shd w:fill="FFFFFF" w:val="clear"/>
+            <w:tcMar>
+              <w:top w:type="dxa" w:w="60"/>
+              <w:left w:type="dxa" w:w="120"/>
+              <w:bottom w:type="dxa" w:w="60"/>
+              <w:right w:type="dxa" w:w="120"/>
+            </w:tcMar>
+          </w:tcPr>
+          <w:p>
+            <w:pPr>
+              <w:spacing w:line="312"/>
+              <w:jc w:val="left"/>
+            </w:pPr>
+            <w:r>
+              <w:rPr>
+                <w:rFonts w:ascii="Calibri"/>
+                <w:color w:val="1F2937"/>
+                <w:sz w:val="21"/>
+                <w:szCs w:val="21"/>
+              </w:rPr>
+              <w:t xml:space="preserve">Every commit</w:t>
+            </w:r>
+          </w:p>
+        </w:tc>
+      </w:tr>
+      <w:tr>
+        <w:trPr>
+          <w:cantSplit/>
+        </w:trPr>
+        <w:tc>
+          <w:tcPr>
+            <w:shd w:fill="F0FDF4" w:val="clear"/>
+            <w:tcMar>
+              <w:top w:type="dxa" w:w="60"/>
+              <w:left w:type="dxa" w:w="120"/>
+              <w:bottom w:type="dxa" w:w="60"/>
+              <w:right w:type="dxa" w:w="120"/>
+            </w:tcMar>
+          </w:tcPr>
+          <w:p>
+            <w:pPr>
+              <w:spacing w:line="312"/>
+              <w:jc w:val="left"/>
+            </w:pPr>
+            <w:r>
+              <w:rPr>
+                <w:rFonts w:ascii="Calibri"/>
+                <w:color w:val="1F2937"/>
+                <w:sz w:val="21"/>
+                <w:szCs w:val="21"/>
+              </w:rPr>
+              <w:t xml:space="preserve">1.4.11 Non-text Contrast (3:1)</w:t>
+            </w:r>
+          </w:p>
+        </w:tc>
+        <w:tc>
+          <w:tcPr>
+            <w:shd w:fill="F0FDF4" w:val="clear"/>
+            <w:tcMar>
+              <w:top w:type="dxa" w:w="60"/>
+              <w:left w:type="dxa" w:w="120"/>
+              <w:bottom w:type="dxa" w:w="60"/>
+              <w:right w:type="dxa" w:w="120"/>
+            </w:tcMar>
+          </w:tcPr>
+          <w:p>
+            <w:pPr>
+              <w:spacing w:line="312"/>
+              <w:jc w:val="left"/>
+            </w:pPr>
+            <w:r>
+              <w:rPr>
+                <w:rFonts w:ascii="Calibri"/>
+                <w:color w:val="1F2937"/>
+                <w:sz w:val="21"/>
+                <w:szCs w:val="21"/>
+              </w:rPr>
+              <w:t xml:space="preserve">Automated + manual</w:t>
+            </w:r>
+          </w:p>
+        </w:tc>
+        <w:tc>
+          <w:tcPr>
+            <w:shd w:fill="F0FDF4" w:val="clear"/>
+            <w:tcMar>
+              <w:top w:type="dxa" w:w="60"/>
+              <w:left w:type="dxa" w:w="120"/>
+              <w:bottom w:type="dxa" w:w="60"/>
+              <w:right w:type="dxa" w:w="120"/>
+            </w:tcMar>
+          </w:tcPr>
+          <w:p>
+            <w:pPr>
+              <w:spacing w:line="312"/>
+              <w:jc w:val="left"/>
+            </w:pPr>
+            <w:r>
+              <w:rPr>
+                <w:rFonts w:ascii="Calibri"/>
+                <w:color w:val="1F2937"/>
+                <w:sz w:val="21"/>
+                <w:szCs w:val="21"/>
+              </w:rPr>
+              <w:t xml:space="preserve">UI components</w:t>
+            </w:r>
+          </w:p>
+        </w:tc>
+        <w:tc>
+          <w:tcPr>
+            <w:shd w:fill="F0FDF4" w:val="clear"/>
+            <w:tcMar>
+              <w:top w:type="dxa" w:w="60"/>
+              <w:left w:type="dxa" w:w="120"/>
+              <w:bottom w:type="dxa" w:w="60"/>
+              <w:right w:type="dxa" w:w="120"/>
+            </w:tcMar>
+          </w:tcPr>
+          <w:p>
+            <w:pPr>
+              <w:spacing w:line="312"/>
+              <w:jc w:val="left"/>
+            </w:pPr>
+            <w:r>
+              <w:rPr>
+                <w:rFonts w:ascii="Calibri"/>
+                <w:color w:val="1F2937"/>
+                <w:sz w:val="21"/>
+                <w:szCs w:val="21"/>
+              </w:rPr>
+              <w:t xml:space="preserve">UI components</w:t>
+            </w:r>
+          </w:p>
+        </w:tc>
+        <w:tc>
+          <w:tcPr>
+            <w:shd w:fill="F0FDF4" w:val="clear"/>
+            <w:tcMar>
+              <w:top w:type="dxa" w:w="60"/>
+              <w:left w:type="dxa" w:w="120"/>
+              <w:bottom w:type="dxa" w:w="60"/>
+              <w:right w:type="dxa" w:w="120"/>
+            </w:tcMar>
+          </w:tcPr>
+          <w:p>
+            <w:pPr>
+              <w:spacing w:line="312"/>
+              <w:jc w:val="left"/>
+            </w:pPr>
+            <w:r>
+              <w:rPr>
+                <w:rFonts w:ascii="Calibri"/>
+                <w:color w:val="1F2937"/>
+                <w:sz w:val="21"/>
+                <w:szCs w:val="21"/>
+              </w:rPr>
+              <w:t xml:space="preserve">Weekly</w:t>
+            </w:r>
+          </w:p>
+        </w:tc>
+      </w:tr>
+      <w:tr>
+        <w:trPr>
+          <w:cantSplit/>
+        </w:trPr>
+        <w:tc>
+          <w:tcPr>
+            <w:shd w:fill="FFFFFF" w:val="clear"/>
+            <w:tcMar>
+              <w:top w:type="dxa" w:w="60"/>
+              <w:left w:type="dxa" w:w="120"/>
+              <w:bottom w:type="dxa" w:w="60"/>
+              <w:right w:type="dxa" w:w="120"/>
+            </w:tcMar>
+          </w:tcPr>
+          <w:p>
+            <w:pPr>
+              <w:spacing w:line="312"/>
+              <w:jc w:val="left"/>
+            </w:pPr>
+            <w:r>
+              <w:rPr>
+                <w:rFonts w:ascii="Calibri"/>
+                <w:color w:val="1F2937"/>
+                <w:sz w:val="21"/>
+                <w:szCs w:val="21"/>
+              </w:rPr>
+              <w:t xml:space="preserve">2.1.1 Keyboard Accessible</w:t>
+            </w:r>
+          </w:p>
+        </w:tc>
+        <w:tc>
+          <w:tcPr>
+            <w:shd w:fill="FFFFFF" w:val="clear"/>
+            <w:tcMar>
+              <w:top w:type="dxa" w:w="60"/>
+              <w:left w:type="dxa" w:w="120"/>
+              <w:bottom w:type="dxa" w:w="60"/>
+              <w:right w:type="dxa" w:w="120"/>
+            </w:tcMar>
+          </w:tcPr>
+          <w:p>
+            <w:pPr>
+              <w:spacing w:line="312"/>
+              <w:jc w:val="left"/>
+            </w:pPr>
+            <w:r>
+              <w:rPr>
+                <w:rFonts w:ascii="Calibri"/>
+                <w:color w:val="1F2937"/>
+                <w:sz w:val="21"/>
+                <w:szCs w:val="21"/>
+              </w:rPr>
+              <w:t xml:space="preserve">Keyboard nav script</w:t>
+            </w:r>
+          </w:p>
+        </w:tc>
+        <w:tc>
+          <w:tcPr>
+            <w:shd w:fill="FFFFFF" w:val="clear"/>
+            <w:tcMar>
+              <w:top w:type="dxa" w:w="60"/>
+              <w:left w:type="dxa" w:w="120"/>
+              <w:bottom w:type="dxa" w:w="60"/>
+              <w:right w:type="dxa" w:w="120"/>
+            </w:tcMar>
+          </w:tcPr>
+          <w:p>
+            <w:pPr>
+              <w:spacing w:line="312"/>
+              <w:jc w:val="left"/>
+            </w:pPr>
+            <w:r>
+              <w:rPr>
+                <w:rFonts w:ascii="Calibri"/>
+                <w:color w:val="1F2937"/>
+                <w:sz w:val="21"/>
+                <w:szCs w:val="21"/>
+              </w:rPr>
+              <w:t xml:space="preserve">Full</w:t>
+            </w:r>
+          </w:p>
+        </w:tc>
+        <w:tc>
+          <w:tcPr>
+            <w:shd w:fill="FFFFFF" w:val="clear"/>
+            <w:tcMar>
+              <w:top w:type="dxa" w:w="60"/>
+              <w:left w:type="dxa" w:w="120"/>
+              <w:bottom w:type="dxa" w:w="60"/>
+              <w:right w:type="dxa" w:w="120"/>
+            </w:tcMar>
+          </w:tcPr>
+          <w:p>
+            <w:pPr>
+              <w:spacing w:line="312"/>
+              <w:jc w:val="left"/>
+            </w:pPr>
+            <w:r>
+              <w:rPr>
+                <w:rFonts w:ascii="Calibri"/>
+                <w:color w:val="1F2937"/>
+                <w:sz w:val="21"/>
+                <w:szCs w:val="21"/>
+              </w:rPr>
+              <w:t xml:space="preserve">N/A</w:t>
+            </w:r>
+          </w:p>
+        </w:tc>
+        <w:tc>
+          <w:tcPr>
+            <w:shd w:fill="FFFFFF" w:val="clear"/>
+            <w:tcMar>
+              <w:top w:type="dxa" w:w="60"/>
+              <w:left w:type="dxa" w:w="120"/>
+              <w:bottom w:type="dxa" w:w="60"/>
+              <w:right w:type="dxa" w:w="120"/>
+            </w:tcMar>
+          </w:tcPr>
+          <w:p>
+            <w:pPr>
+              <w:spacing w:line="312"/>
+              <w:jc w:val="left"/>
+            </w:pPr>
+            <w:r>
+              <w:rPr>
+                <w:rFonts w:ascii="Calibri"/>
+                <w:color w:val="1F2937"/>
+                <w:sz w:val="21"/>
+                <w:szCs w:val="21"/>
+              </w:rPr>
+              <w:t xml:space="preserve">Weekly</w:t>
+            </w:r>
+          </w:p>
+        </w:tc>
+      </w:tr>
+      <w:tr>
+        <w:trPr>
+          <w:cantSplit/>
+        </w:trPr>
+        <w:tc>
+          <w:tcPr>
+            <w:shd w:fill="F0FDF4" w:val="clear"/>
+            <w:tcMar>
+              <w:top w:type="dxa" w:w="60"/>
+              <w:left w:type="dxa" w:w="120"/>
+              <w:bottom w:type="dxa" w:w="60"/>
+              <w:right w:type="dxa" w:w="120"/>
+            </w:tcMar>
+          </w:tcPr>
+          <w:p>
+            <w:pPr>
+              <w:spacing w:line="312"/>
+              <w:jc w:val="left"/>
+            </w:pPr>
+            <w:r>
+              <w:rPr>
+                <w:rFonts w:ascii="Calibri"/>
+                <w:color w:val="1F2937"/>
+                <w:sz w:val="21"/>
+                <w:szCs w:val="21"/>
+              </w:rPr>
+              <w:t xml:space="preserve">2.4.3 Focus Order</w:t>
+            </w:r>
+          </w:p>
+        </w:tc>
+        <w:tc>
+          <w:tcPr>
+            <w:shd w:fill="F0FDF4" w:val="clear"/>
+            <w:tcMar>
+              <w:top w:type="dxa" w:w="60"/>
+              <w:left w:type="dxa" w:w="120"/>
+              <w:bottom w:type="dxa" w:w="60"/>
+              <w:right w:type="dxa" w:w="120"/>
+            </w:tcMar>
+          </w:tcPr>
+          <w:p>
+            <w:pPr>
+              <w:spacing w:line="312"/>
+              <w:jc w:val="left"/>
+            </w:pPr>
+            <w:r>
+              <w:rPr>
+                <w:rFonts w:ascii="Calibri"/>
+                <w:color w:val="1F2937"/>
+                <w:sz w:val="21"/>
+                <w:szCs w:val="21"/>
+              </w:rPr>
+              <w:t xml:space="preserve">Keyboard nav script</w:t>
+            </w:r>
+          </w:p>
+        </w:tc>
+        <w:tc>
+          <w:tcPr>
+            <w:shd w:fill="F0FDF4" w:val="clear"/>
+            <w:tcMar>
+              <w:top w:type="dxa" w:w="60"/>
+              <w:left w:type="dxa" w:w="120"/>
+              <w:bottom w:type="dxa" w:w="60"/>
+              <w:right w:type="dxa" w:w="120"/>
+            </w:tcMar>
+          </w:tcPr>
+          <w:p>
+            <w:pPr>
+              <w:spacing w:line="312"/>
+              <w:jc w:val="left"/>
+            </w:pPr>
+            <w:r>
+              <w:rPr>
+                <w:rFonts w:ascii="Calibri"/>
+                <w:color w:val="1F2937"/>
+                <w:sz w:val="21"/>
+                <w:szCs w:val="21"/>
+              </w:rPr>
+              <w:t xml:space="preserve">Full</w:t>
+            </w:r>
+          </w:p>
+        </w:tc>
+        <w:tc>
+          <w:tcPr>
+            <w:shd w:fill="F0FDF4" w:val="clear"/>
+            <w:tcMar>
+              <w:top w:type="dxa" w:w="60"/>
+              <w:left w:type="dxa" w:w="120"/>
+              <w:bottom w:type="dxa" w:w="60"/>
+              <w:right w:type="dxa" w:w="120"/>
+            </w:tcMar>
+          </w:tcPr>
+          <w:p>
+            <w:pPr>
+              <w:spacing w:line="312"/>
+              <w:jc w:val="left"/>
+            </w:pPr>
+            <w:r>
+              <w:rPr>
+                <w:rFonts w:ascii="Calibri"/>
+                <w:color w:val="1F2937"/>
+                <w:sz w:val="21"/>
+                <w:szCs w:val="21"/>
+              </w:rPr>
+              <w:t xml:space="preserve">N/A</w:t>
+            </w:r>
+          </w:p>
+        </w:tc>
+        <w:tc>
+          <w:tcPr>
+            <w:shd w:fill="F0FDF4" w:val="clear"/>
+            <w:tcMar>
+              <w:top w:type="dxa" w:w="60"/>
+              <w:left w:type="dxa" w:w="120"/>
+              <w:bottom w:type="dxa" w:w="60"/>
+              <w:right w:type="dxa" w:w="120"/>
+            </w:tcMar>
+          </w:tcPr>
+          <w:p>
+            <w:pPr>
+              <w:spacing w:line="312"/>
+              <w:jc w:val="left"/>
+            </w:pPr>
+            <w:r>
+              <w:rPr>
+                <w:rFonts w:ascii="Calibri"/>
+                <w:color w:val="1F2937"/>
+                <w:sz w:val="21"/>
+                <w:szCs w:val="21"/>
+              </w:rPr>
+              <w:t xml:space="preserve">Weekly</w:t>
+            </w:r>
+          </w:p>
+        </w:tc>
+      </w:tr>
+      <w:tr>
+        <w:trPr>
+          <w:cantSplit/>
+        </w:trPr>
+        <w:tc>
+          <w:tcPr>
+            <w:shd w:fill="FFFFFF" w:val="clear"/>
+            <w:tcMar>
+              <w:top w:type="dxa" w:w="60"/>
+              <w:left w:type="dxa" w:w="120"/>
+              <w:bottom w:type="dxa" w:w="60"/>
+              <w:right w:type="dxa" w:w="120"/>
+            </w:tcMar>
+          </w:tcPr>
+          <w:p>
+            <w:pPr>
+              <w:spacing w:line="312"/>
+              <w:jc w:val="left"/>
+            </w:pPr>
+            <w:r>
+              <w:rPr>
+                <w:rFonts w:ascii="Calibri"/>
+                <w:color w:val="1F2937"/>
+                <w:sz w:val="21"/>
+                <w:szCs w:val="21"/>
+              </w:rPr>
+              <w:t xml:space="preserve">2.4.7 Focus Visible</w:t>
+            </w:r>
+          </w:p>
+        </w:tc>
+        <w:tc>
+          <w:tcPr>
+            <w:shd w:fill="FFFFFF" w:val="clear"/>
+            <w:tcMar>
+              <w:top w:type="dxa" w:w="60"/>
+              <w:left w:type="dxa" w:w="120"/>
+              <w:bottom w:type="dxa" w:w="60"/>
+              <w:right w:type="dxa" w:w="120"/>
+            </w:tcMar>
+          </w:tcPr>
+          <w:p>
+            <w:pPr>
+              <w:spacing w:line="312"/>
+              <w:jc w:val="left"/>
+            </w:pPr>
+            <w:r>
+              <w:rPr>
+                <w:rFonts w:ascii="Calibri"/>
+                <w:color w:val="1F2937"/>
+                <w:sz w:val="21"/>
+                <w:szCs w:val="21"/>
+              </w:rPr>
+              <w:t xml:space="preserve">Automated + manual</w:t>
+            </w:r>
+          </w:p>
+        </w:tc>
+        <w:tc>
+          <w:tcPr>
+            <w:shd w:fill="FFFFFF" w:val="clear"/>
+            <w:tcMar>
+              <w:top w:type="dxa" w:w="60"/>
+              <w:left w:type="dxa" w:w="120"/>
+              <w:bottom w:type="dxa" w:w="60"/>
+              <w:right w:type="dxa" w:w="120"/>
+            </w:tcMar>
+          </w:tcPr>
+          <w:p>
+            <w:pPr>
+              <w:spacing w:line="312"/>
+              <w:jc w:val="left"/>
+            </w:pPr>
+            <w:r>
+              <w:rPr>
+                <w:rFonts w:ascii="Calibri"/>
+                <w:color w:val="1F2937"/>
+                <w:sz w:val="21"/>
+                <w:szCs w:val="21"/>
+              </w:rPr>
+              <w:t xml:space="preserve">Full</w:t>
+            </w:r>
+          </w:p>
+        </w:tc>
+        <w:tc>
+          <w:tcPr>
+            <w:shd w:fill="FFFFFF" w:val="clear"/>
+            <w:tcMar>
+              <w:top w:type="dxa" w:w="60"/>
+              <w:left w:type="dxa" w:w="120"/>
+              <w:bottom w:type="dxa" w:w="60"/>
+              <w:right w:type="dxa" w:w="120"/>
+            </w:tcMar>
+          </w:tcPr>
+          <w:p>
+            <w:pPr>
+              <w:spacing w:line="312"/>
+              <w:jc w:val="left"/>
+            </w:pPr>
+            <w:r>
+              <w:rPr>
+                <w:rFonts w:ascii="Calibri"/>
+                <w:color w:val="1F2937"/>
+                <w:sz w:val="21"/>
+                <w:szCs w:val="21"/>
+              </w:rPr>
+              <w:t xml:space="preserve">Full</w:t>
+            </w:r>
+          </w:p>
+        </w:tc>
+        <w:tc>
+          <w:tcPr>
+            <w:shd w:fill="FFFFFF" w:val="clear"/>
+            <w:tcMar>
+              <w:top w:type="dxa" w:w="60"/>
+              <w:left w:type="dxa" w:w="120"/>
+              <w:bottom w:type="dxa" w:w="60"/>
+              <w:right w:type="dxa" w:w="120"/>
+            </w:tcMar>
+          </w:tcPr>
+          <w:p>
+            <w:pPr>
+              <w:spacing w:line="312"/>
+              <w:jc w:val="left"/>
+            </w:pPr>
+            <w:r>
+              <w:rPr>
+                <w:rFonts w:ascii="Calibri"/>
+                <w:color w:val="1F2937"/>
+                <w:sz w:val="21"/>
+                <w:szCs w:val="21"/>
+              </w:rPr>
+              <w:t xml:space="preserve">Every commit</w:t>
+            </w:r>
+          </w:p>
+        </w:tc>
+      </w:tr>
+      <w:tr>
+        <w:trPr>
+          <w:cantSplit/>
+        </w:trPr>
+        <w:tc>
+          <w:tcPr>
+            <w:shd w:fill="F0FDF4" w:val="clear"/>
+            <w:tcMar>
+              <w:top w:type="dxa" w:w="60"/>
+              <w:left w:type="dxa" w:w="120"/>
+              <w:bottom w:type="dxa" w:w="60"/>
+              <w:right w:type="dxa" w:w="120"/>
+            </w:tcMar>
+          </w:tcPr>
+          <w:p>
+            <w:pPr>
+              <w:spacing w:line="312"/>
+              <w:jc w:val="left"/>
+            </w:pPr>
+            <w:r>
+              <w:rPr>
+                <w:rFonts w:ascii="Calibri"/>
+                <w:color w:val="1F2937"/>
+                <w:sz w:val="21"/>
+                <w:szCs w:val="21"/>
+              </w:rPr>
+              <w:t xml:space="preserve">3.3.1 Error Identification</w:t>
+            </w:r>
+          </w:p>
+        </w:tc>
+        <w:tc>
+          <w:tcPr>
+            <w:shd w:fill="F0FDF4" w:val="clear"/>
+            <w:tcMar>
+              <w:top w:type="dxa" w:w="60"/>
+              <w:left w:type="dxa" w:w="120"/>
+              <w:bottom w:type="dxa" w:w="60"/>
+              <w:right w:type="dxa" w:w="120"/>
+            </w:tcMar>
+          </w:tcPr>
+          <w:p>
+            <w:pPr>
+              <w:spacing w:line="312"/>
+              <w:jc w:val="left"/>
+            </w:pPr>
+            <w:r>
+              <w:rPr>
+                <w:rFonts w:ascii="Calibri"/>
+                <w:color w:val="1F2937"/>
+                <w:sz w:val="21"/>
+                <w:szCs w:val="21"/>
+              </w:rPr>
+              <w:t xml:space="preserve">E2E test scenarios</w:t>
+            </w:r>
+          </w:p>
+        </w:tc>
+        <w:tc>
+          <w:tcPr>
+            <w:shd w:fill="F0FDF4" w:val="clear"/>
+            <w:tcMar>
+              <w:top w:type="dxa" w:w="60"/>
+              <w:left w:type="dxa" w:w="120"/>
+              <w:bottom w:type="dxa" w:w="60"/>
+              <w:right w:type="dxa" w:w="120"/>
+            </w:tcMar>
+          </w:tcPr>
+          <w:p>
+            <w:pPr>
+              <w:spacing w:line="312"/>
+              <w:jc w:val="left"/>
+            </w:pPr>
+            <w:r>
+              <w:rPr>
+                <w:rFonts w:ascii="Calibri"/>
+                <w:color w:val="1F2937"/>
+                <w:sz w:val="21"/>
+                <w:szCs w:val="21"/>
+              </w:rPr>
+              <w:t xml:space="preserve">All forms</w:t>
+            </w:r>
+          </w:p>
+        </w:tc>
+        <w:tc>
+          <w:tcPr>
+            <w:shd w:fill="F0FDF4" w:val="clear"/>
+            <w:tcMar>
+              <w:top w:type="dxa" w:w="60"/>
+              <w:left w:type="dxa" w:w="120"/>
+              <w:bottom w:type="dxa" w:w="60"/>
+              <w:right w:type="dxa" w:w="120"/>
+            </w:tcMar>
+          </w:tcPr>
+          <w:p>
+            <w:pPr>
+              <w:spacing w:line="312"/>
+              <w:jc w:val="left"/>
+            </w:pPr>
+            <w:r>
+              <w:rPr>
+                <w:rFonts w:ascii="Calibri"/>
+                <w:color w:val="1F2937"/>
+                <w:sz w:val="21"/>
+                <w:szCs w:val="21"/>
+              </w:rPr>
+              <w:t xml:space="preserve">All forms</w:t>
+            </w:r>
+          </w:p>
+        </w:tc>
+        <w:tc>
+          <w:tcPr>
+            <w:shd w:fill="F0FDF4" w:val="clear"/>
+            <w:tcMar>
+              <w:top w:type="dxa" w:w="60"/>
+              <w:left w:type="dxa" w:w="120"/>
+              <w:bottom w:type="dxa" w:w="60"/>
+              <w:right w:type="dxa" w:w="120"/>
+            </w:tcMar>
+          </w:tcPr>
+          <w:p>
+            <w:pPr>
+              <w:spacing w:line="312"/>
+              <w:jc w:val="left"/>
+            </w:pPr>
+            <w:r>
+              <w:rPr>
+                <w:rFonts w:ascii="Calibri"/>
+                <w:color w:val="1F2937"/>
+                <w:sz w:val="21"/>
+                <w:szCs w:val="21"/>
+              </w:rPr>
+              <w:t xml:space="preserve">Every commit</w:t>
+            </w:r>
+          </w:p>
+        </w:tc>
+      </w:tr>
+      <w:tr>
+        <w:trPr>
+          <w:cantSplit/>
+        </w:trPr>
+        <w:tc>
+          <w:tcPr>
+            <w:shd w:fill="FFFFFF" w:val="clear"/>
+            <w:tcMar>
+              <w:top w:type="dxa" w:w="60"/>
+              <w:left w:type="dxa" w:w="120"/>
+              <w:bottom w:type="dxa" w:w="60"/>
+              <w:right w:type="dxa" w:w="120"/>
+            </w:tcMar>
+          </w:tcPr>
+          <w:p>
+            <w:pPr>
+              <w:spacing w:line="312"/>
+              <w:jc w:val="left"/>
+            </w:pPr>
+            <w:r>
+              <w:rPr>
+                <w:rFonts w:ascii="Calibri"/>
+                <w:color w:val="1F2937"/>
+                <w:sz w:val="21"/>
+                <w:szCs w:val="21"/>
+              </w:rPr>
+              <w:t xml:space="preserve">3.3.2 Labels or Instructions</w:t>
+            </w:r>
+          </w:p>
+        </w:tc>
+        <w:tc>
+          <w:tcPr>
+            <w:shd w:fill="FFFFFF" w:val="clear"/>
+            <w:tcMar>
+              <w:top w:type="dxa" w:w="60"/>
+              <w:left w:type="dxa" w:w="120"/>
+              <w:bottom w:type="dxa" w:w="60"/>
+              <w:right w:type="dxa" w:w="120"/>
+            </w:tcMar>
+          </w:tcPr>
+          <w:p>
+            <w:pPr>
+              <w:spacing w:line="312"/>
+              <w:jc w:val="left"/>
+            </w:pPr>
+            <w:r>
+              <w:rPr>
+                <w:rFonts w:ascii="Calibri"/>
+                <w:color w:val="1F2937"/>
+                <w:sz w:val="21"/>
+                <w:szCs w:val="21"/>
+              </w:rPr>
+              <w:t xml:space="preserve">E2E test scenarios</w:t>
+            </w:r>
+          </w:p>
+        </w:tc>
+        <w:tc>
+          <w:tcPr>
+            <w:shd w:fill="FFFFFF" w:val="clear"/>
+            <w:tcMar>
+              <w:top w:type="dxa" w:w="60"/>
+              <w:left w:type="dxa" w:w="120"/>
+              <w:bottom w:type="dxa" w:w="60"/>
+              <w:right w:type="dxa" w:w="120"/>
+            </w:tcMar>
+          </w:tcPr>
+          <w:p>
+            <w:pPr>
+              <w:spacing w:line="312"/>
+              <w:jc w:val="left"/>
+            </w:pPr>
+            <w:r>
+              <w:rPr>
+                <w:rFonts w:ascii="Calibri"/>
+                <w:color w:val="1F2937"/>
+                <w:sz w:val="21"/>
+                <w:szCs w:val="21"/>
+              </w:rPr>
+              <w:t xml:space="preserve">All forms</w:t>
+            </w:r>
+          </w:p>
+        </w:tc>
+        <w:tc>
+          <w:tcPr>
+            <w:shd w:fill="FFFFFF" w:val="clear"/>
+            <w:tcMar>
+              <w:top w:type="dxa" w:w="60"/>
+              <w:left w:type="dxa" w:w="120"/>
+              <w:bottom w:type="dxa" w:w="60"/>
+              <w:right w:type="dxa" w:w="120"/>
+            </w:tcMar>
+          </w:tcPr>
+          <w:p>
+            <w:pPr>
+              <w:spacing w:line="312"/>
+              <w:jc w:val="left"/>
+            </w:pPr>
+            <w:r>
+              <w:rPr>
+                <w:rFonts w:ascii="Calibri"/>
+                <w:color w:val="1F2937"/>
+                <w:sz w:val="21"/>
+                <w:szCs w:val="21"/>
+              </w:rPr>
+              <w:t xml:space="preserve">All forms</w:t>
+            </w:r>
+          </w:p>
+        </w:tc>
+        <w:tc>
+          <w:tcPr>
+            <w:shd w:fill="FFFFFF" w:val="clear"/>
+            <w:tcMar>
+              <w:top w:type="dxa" w:w="60"/>
+              <w:left w:type="dxa" w:w="120"/>
+              <w:bottom w:type="dxa" w:w="60"/>
+              <w:right w:type="dxa" w:w="120"/>
+            </w:tcMar>
+          </w:tcPr>
+          <w:p>
+            <w:pPr>
+              <w:spacing w:line="312"/>
+              <w:jc w:val="left"/>
+            </w:pPr>
+            <w:r>
+              <w:rPr>
+                <w:rFonts w:ascii="Calibri"/>
+                <w:color w:val="1F2937"/>
+                <w:sz w:val="21"/>
+                <w:szCs w:val="21"/>
+              </w:rPr>
+              <w:t xml:space="preserve">Every commit</w:t>
+            </w:r>
+          </w:p>
+        </w:tc>
+      </w:tr>
+      <w:tr>
+        <w:trPr>
+          <w:cantSplit/>
+        </w:trPr>
+        <w:tc>
+          <w:tcPr>
+            <w:shd w:fill="F0FDF4" w:val="clear"/>
+            <w:tcMar>
+              <w:top w:type="dxa" w:w="60"/>
+              <w:left w:type="dxa" w:w="120"/>
+              <w:bottom w:type="dxa" w:w="60"/>
+              <w:right w:type="dxa" w:w="120"/>
+            </w:tcMar>
+          </w:tcPr>
+          <w:p>
+            <w:pPr>
+              <w:spacing w:line="312"/>
+              <w:jc w:val="left"/>
+            </w:pPr>
+            <w:r>
+              <w:rPr>
+                <w:rFonts w:ascii="Calibri"/>
+                <w:color w:val="1F2937"/>
+                <w:sz w:val="21"/>
+                <w:szCs w:val="21"/>
+              </w:rPr>
+              <w:t xml:space="preserve">4.1.2 Name, Role, Value</w:t>
+            </w:r>
+          </w:p>
+        </w:tc>
+        <w:tc>
+          <w:tcPr>
+            <w:shd w:fill="F0FDF4" w:val="clear"/>
+            <w:tcMar>
+              <w:top w:type="dxa" w:w="60"/>
+              <w:left w:type="dxa" w:w="120"/>
+              <w:bottom w:type="dxa" w:w="60"/>
+              <w:right w:type="dxa" w:w="120"/>
+            </w:tcMar>
+          </w:tcPr>
+          <w:p>
+            <w:pPr>
+              <w:spacing w:line="312"/>
+              <w:jc w:val="left"/>
+            </w:pPr>
+            <w:r>
+              <w:rPr>
+                <w:rFonts w:ascii="Calibri"/>
+                <w:color w:val="1F2937"/>
+                <w:sz w:val="21"/>
+                <w:szCs w:val="21"/>
+              </w:rPr>
+              <w:t xml:space="preserve">Screen reader sim</w:t>
+            </w:r>
+          </w:p>
+        </w:tc>
+        <w:tc>
+          <w:tcPr>
+            <w:shd w:fill="F0FDF4" w:val="clear"/>
+            <w:tcMar>
+              <w:top w:type="dxa" w:w="60"/>
+              <w:left w:type="dxa" w:w="120"/>
+              <w:bottom w:type="dxa" w:w="60"/>
+              <w:right w:type="dxa" w:w="120"/>
+            </w:tcMar>
+          </w:tcPr>
+          <w:p>
+            <w:pPr>
+              <w:spacing w:line="312"/>
+              <w:jc w:val="left"/>
+            </w:pPr>
+            <w:r>
+              <w:rPr>
+                <w:rFonts w:ascii="Calibri"/>
+                <w:color w:val="1F2937"/>
+                <w:sz w:val="21"/>
+                <w:szCs w:val="21"/>
+              </w:rPr>
+              <w:t xml:space="preserve">All widgets</w:t>
+            </w:r>
+          </w:p>
+        </w:tc>
+        <w:tc>
+          <w:tcPr>
+            <w:shd w:fill="F0FDF4" w:val="clear"/>
+            <w:tcMar>
+              <w:top w:type="dxa" w:w="60"/>
+              <w:left w:type="dxa" w:w="120"/>
+              <w:bottom w:type="dxa" w:w="60"/>
+              <w:right w:type="dxa" w:w="120"/>
+            </w:tcMar>
+          </w:tcPr>
+          <w:p>
+            <w:pPr>
+              <w:spacing w:line="312"/>
+              <w:jc w:val="left"/>
+            </w:pPr>
+            <w:r>
+              <w:rPr>
+                <w:rFonts w:ascii="Calibri"/>
+                <w:color w:val="1F2937"/>
+                <w:sz w:val="21"/>
+                <w:szCs w:val="21"/>
+              </w:rPr>
+              <w:t xml:space="preserve">All components</w:t>
+            </w:r>
+          </w:p>
+        </w:tc>
+        <w:tc>
+          <w:tcPr>
+            <w:shd w:fill="F0FDF4" w:val="clear"/>
+            <w:tcMar>
+              <w:top w:type="dxa" w:w="60"/>
+              <w:left w:type="dxa" w:w="120"/>
+              <w:bottom w:type="dxa" w:w="60"/>
+              <w:right w:type="dxa" w:w="120"/>
+            </w:tcMar>
+          </w:tcPr>
+          <w:p>
+            <w:pPr>
+              <w:spacing w:line="312"/>
+              <w:jc w:val="left"/>
+            </w:pPr>
+            <w:r>
+              <w:rPr>
+                <w:rFonts w:ascii="Calibri"/>
+                <w:color w:val="1F2937"/>
+                <w:sz w:val="21"/>
+                <w:szCs w:val="21"/>
+              </w:rPr>
+              <w:t xml:space="preserve">Weekly</w:t>
+            </w:r>
+          </w:p>
+        </w:tc>
+      </w:tr>
+      <w:tr>
+        <w:trPr>
+          <w:cantSplit/>
+        </w:trPr>
+        <w:tc>
+          <w:tcPr>
+            <w:shd w:fill="FFFFFF" w:val="clear"/>
+            <w:tcMar>
+              <w:top w:type="dxa" w:w="60"/>
+              <w:left w:type="dxa" w:w="120"/>
+              <w:bottom w:type="dxa" w:w="60"/>
+              <w:right w:type="dxa" w:w="120"/>
+            </w:tcMar>
+          </w:tcPr>
+          <w:p>
+            <w:pPr>
+              <w:spacing w:line="312"/>
+              <w:jc w:val="left"/>
+            </w:pPr>
+            <w:r>
+              <w:rPr>
+                <w:rFonts w:ascii="Calibri"/>
+                <w:color w:val="1F2937"/>
+                <w:sz w:val="21"/>
+                <w:szCs w:val="21"/>
+              </w:rPr>
+              <w:t xml:space="preserve">4.1.3 Status Messages</w:t>
+            </w:r>
+          </w:p>
+        </w:tc>
+        <w:tc>
+          <w:tcPr>
+            <w:shd w:fill="FFFFFF" w:val="clear"/>
+            <w:tcMar>
+              <w:top w:type="dxa" w:w="60"/>
+              <w:left w:type="dxa" w:w="120"/>
+              <w:bottom w:type="dxa" w:w="60"/>
+              <w:right w:type="dxa" w:w="120"/>
+            </w:tcMar>
+          </w:tcPr>
+          <w:p>
+            <w:pPr>
+              <w:spacing w:line="312"/>
+              <w:jc w:val="left"/>
+            </w:pPr>
+            <w:r>
+              <w:rPr>
+                <w:rFonts w:ascii="Calibri"/>
+                <w:color w:val="1F2937"/>
+                <w:sz w:val="21"/>
+                <w:szCs w:val="21"/>
+              </w:rPr>
+              <w:t xml:space="preserve">ARIA live region test</w:t>
+            </w:r>
+          </w:p>
+        </w:tc>
+        <w:tc>
+          <w:tcPr>
+            <w:shd w:fill="FFFFFF" w:val="clear"/>
+            <w:tcMar>
+              <w:top w:type="dxa" w:w="60"/>
+              <w:left w:type="dxa" w:w="120"/>
+              <w:bottom w:type="dxa" w:w="60"/>
+              <w:right w:type="dxa" w:w="120"/>
+            </w:tcMar>
+          </w:tcPr>
+          <w:p>
+            <w:pPr>
+              <w:spacing w:line="312"/>
+              <w:jc w:val="left"/>
+            </w:pPr>
+            <w:r>
+              <w:rPr>
+                <w:rFonts w:ascii="Calibri"/>
+                <w:color w:val="1F2937"/>
+                <w:sz w:val="21"/>
+                <w:szCs w:val="21"/>
+              </w:rPr>
+              <w:t xml:space="preserve">Alerts, toasts</w:t>
+            </w:r>
+          </w:p>
+        </w:tc>
+        <w:tc>
+          <w:tcPr>
+            <w:shd w:fill="FFFFFF" w:val="clear"/>
+            <w:tcMar>
+              <w:top w:type="dxa" w:w="60"/>
+              <w:left w:type="dxa" w:w="120"/>
+              <w:bottom w:type="dxa" w:w="60"/>
+              <w:right w:type="dxa" w:w="120"/>
+            </w:tcMar>
+          </w:tcPr>
+          <w:p>
+            <w:pPr>
+              <w:spacing w:line="312"/>
+              <w:jc w:val="left"/>
+            </w:pPr>
+            <w:r>
+              <w:rPr>
+                <w:rFonts w:ascii="Calibri"/>
+                <w:color w:val="1F2937"/>
+                <w:sz w:val="21"/>
+                <w:szCs w:val="21"/>
+              </w:rPr>
+              <w:t xml:space="preserve">Alerts, toasts</w:t>
+            </w:r>
+          </w:p>
+        </w:tc>
+        <w:tc>
+          <w:tcPr>
+            <w:shd w:fill="FFFFFF" w:val="clear"/>
+            <w:tcMar>
+              <w:top w:type="dxa" w:w="60"/>
+              <w:left w:type="dxa" w:w="120"/>
+              <w:bottom w:type="dxa" w:w="60"/>
+              <w:right w:type="dxa" w:w="120"/>
+            </w:tcMar>
+          </w:tcPr>
+          <w:p>
+            <w:pPr>
+              <w:spacing w:line="312"/>
+              <w:jc w:val="left"/>
+            </w:pPr>
+            <w:r>
+              <w:rPr>
+                <w:rFonts w:ascii="Calibri"/>
+                <w:color w:val="1F2937"/>
+                <w:sz w:val="21"/>
+                <w:szCs w:val="21"/>
+              </w:rPr>
+              <w:t xml:space="preserve">Weekly</w:t>
+            </w:r>
+          </w:p>
+        </w:tc>
+      </w:tr>
+    </w:tbl>
+    <w:p>
+      <w:pPr>
+        <w:spacing w:after="200" w:before="80"/>
+        <w:jc w:val="center"/>
+      </w:pPr>
+      <w:r>
+        <w:rPr>
+          <w:rFonts w:ascii="Calibri"/>
+          <w:i/>
+          <w:iCs/>
+          <w:color w:val="5A7D68"/>
+          <w:sz w:val="21"/>
+          <w:szCs w:val="21"/>
+        </w:rPr>
+        <w:t xml:space="preserve">Table 39: WCAG Accessibility Testing Matrix</w:t>
+      </w:r>
+    </w:p>
+    <w:p>
+      <w:pPr>
+        <w:spacing w:after="120" w:line="312"/>
+        <w:jc w:val="both"/>
+      </w:pPr>
+      <w:r>
+        <w:rPr>
+          <w:rFonts w:ascii="Times New Roman"/>
+          <w:color w:val="1F2937"/>
+          <w:sz w:val="24"/>
+          <w:szCs w:val="24"/>
+        </w:rPr>
+        <w:t xml:space="preserve">Manual accessibility testing is conducted quarterly by a certified accessibility auditor who uses screen reader software (NVDA on Windows, TalkBack on Android) to navigate all critical workflows. The auditor completes a structured test script covering login, dashboard navigation, voter search, form completion, incident reporting, and report generation, documenting any barriers encountered. Findings are classified using the same P0-P3 severity scale as functional bugs, with P0 accessibility issues (such as a completely inaccessible critical workflow) blocking release.</w:t>
+      </w:r>
+    </w:p>
+    <w:p>
+      <w:pPr>
+        <w:pStyle w:val="Heading2"/>
+        <w:spacing w:after="160" w:before="280"/>
+        <w:outlineLvl w:val="1"/>
+      </w:pPr>
+      <w:r>
+        <w:rPr>
+          <w:rFonts w:ascii="Times New Roman"/>
+          <w:b/>
+          <w:bCs/>
+          <w:color w:val="0F2B1C"/>
+          <w:sz w:val="28"/>
+          <w:szCs w:val="28"/>
+        </w:rPr>
+        <w:t xml:space="preserve">7.12 Mobile Device Farm and Real-Device Testing Strategy</w:t>
+      </w:r>
+    </w:p>
+    <w:p>
+      <w:pPr>
+        <w:spacing w:after="120" w:line="312"/>
+        <w:jc w:val="both"/>
+      </w:pPr>
+      <w:r>
+        <w:rPr>
+          <w:rFonts w:ascii="Times New Roman"/>
+          <w:color w:val="1F2937"/>
+          <w:sz w:val="24"/>
+          <w:szCs w:val="24"/>
+        </w:rPr>
+        <w:t xml:space="preserve">Mobile E2E testing uses a hybrid approach combining cloud-based device farms for breadth and physical devices for accuracy. The cloud device farm (BrowserStack App Automate) provides access to 20+ Android device configurations covering the range of devices used by Nigerian field agents, from low-end devices (Samsung Galaxy A01, 2GB RAM, Android 10) to mid-range (Tecno Spark Go, 3GB RAM, Android 11) to high-end (Samsung Galaxy S21, 8GB RAM, Android 13). Each Detox E2E test runs across five representative devices from this farm in parallel, completing the full mobile E2E suite (30 critical path tests) in approximately 25 minutes.</w:t>
+      </w:r>
+    </w:p>
+    <w:tbl>
+      <w:tblPr>
+        <w:tblW w:type="pct" w:w="100%"/>
+        <w:tblBorders>
+          <w:top w:val="single" w:color="007847" w:sz="2"/>
+          <w:left w:val="none"/>
+          <w:bottom w:val="single" w:color="007847" w:sz="2"/>
+          <w:right w:val="none"/>
+          <w:insideH w:val="single" w:color="C6E9D5" w:sz="1"/>
+          <w:insideV w:val="none"/>
+        </w:tblBorders>
+        <w:tblLayout w:type="fixed"/>
+      </w:tblPr>
+      <w:tblGrid>
+        <w:gridCol w:w="100"/>
+        <w:gridCol w:w="100"/>
+        <w:gridCol w:w="100"/>
+        <w:gridCol w:w="100"/>
+        <w:gridCol w:w="100"/>
+      </w:tblGrid>
+      <w:tr>
+        <w:trPr>
+          <w:cantSplit/>
+          <w:tblHeader/>
+        </w:trPr>
+        <w:tc>
+          <w:tcPr>
+            <w:shd w:fill="007847" w:val="clear"/>
+            <w:tcMar>
+              <w:top w:type="dxa" w:w="60"/>
+              <w:left w:type="dxa" w:w="120"/>
+              <w:bottom w:type="dxa" w:w="60"/>
+              <w:right w:type="dxa" w:w="120"/>
+            </w:tcMar>
+          </w:tcPr>
+          <w:p>
+            <w:pPr>
+              <w:spacing w:line="312"/>
+              <w:jc w:val="center"/>
+            </w:pPr>
+            <w:r>
+              <w:rPr>
+                <w:rFonts w:ascii="Calibri"/>
+                <w:b/>
+                <w:bCs/>
+                <w:color w:val="FFFFFF"/>
+                <w:sz w:val="21"/>
+                <w:szCs w:val="21"/>
+              </w:rPr>
+              <w:t xml:space="preserve">Device Tier</w:t>
+            </w:r>
+          </w:p>
+        </w:tc>
+        <w:tc>
+          <w:tcPr>
+            <w:shd w:fill="007847" w:val="clear"/>
+            <w:tcMar>
+              <w:top w:type="dxa" w:w="60"/>
+              <w:left w:type="dxa" w:w="120"/>
+              <w:bottom w:type="dxa" w:w="60"/>
+              <w:right w:type="dxa" w:w="120"/>
+            </w:tcMar>
+          </w:tcPr>
+          <w:p>
+            <w:pPr>
+              <w:spacing w:line="312"/>
+              <w:jc w:val="center"/>
+            </w:pPr>
+            <w:r>
+              <w:rPr>
+                <w:rFonts w:ascii="Calibri"/>
+                <w:b/>
+                <w:bCs/>
+                <w:color w:val="FFFFFF"/>
+                <w:sz w:val="21"/>
+                <w:szCs w:val="21"/>
+              </w:rPr>
+              <w:t xml:space="preserve">Representative Devices</w:t>
+            </w:r>
+          </w:p>
+        </w:tc>
+        <w:tc>
+          <w:tcPr>
+            <w:shd w:fill="007847" w:val="clear"/>
+            <w:tcMar>
+              <w:top w:type="dxa" w:w="60"/>
+              <w:left w:type="dxa" w:w="120"/>
+              <w:bottom w:type="dxa" w:w="60"/>
+              <w:right w:type="dxa" w:w="120"/>
+            </w:tcMar>
+          </w:tcPr>
+          <w:p>
+            <w:pPr>
+              <w:spacing w:line="312"/>
+              <w:jc w:val="center"/>
+            </w:pPr>
+            <w:r>
+              <w:rPr>
+                <w:rFonts w:ascii="Calibri"/>
+                <w:b/>
+                <w:bCs/>
+                <w:color w:val="FFFFFF"/>
+                <w:sz w:val="21"/>
+                <w:szCs w:val="21"/>
+              </w:rPr>
+              <w:t xml:space="preserve">RAM</w:t>
+            </w:r>
+          </w:p>
+        </w:tc>
+        <w:tc>
+          <w:tcPr>
+            <w:shd w:fill="007847" w:val="clear"/>
+            <w:tcMar>
+              <w:top w:type="dxa" w:w="60"/>
+              <w:left w:type="dxa" w:w="120"/>
+              <w:bottom w:type="dxa" w:w="60"/>
+              <w:right w:type="dxa" w:w="120"/>
+            </w:tcMar>
+          </w:tcPr>
+          <w:p>
+            <w:pPr>
+              <w:spacing w:line="312"/>
+              <w:jc w:val="center"/>
+            </w:pPr>
+            <w:r>
+              <w:rPr>
+                <w:rFonts w:ascii="Calibri"/>
+                <w:b/>
+                <w:bCs/>
+                <w:color w:val="FFFFFF"/>
+                <w:sz w:val="21"/>
+                <w:szCs w:val="21"/>
+              </w:rPr>
+              <w:t xml:space="preserve">Android</w:t>
+            </w:r>
+          </w:p>
+        </w:tc>
+        <w:tc>
+          <w:tcPr>
+            <w:shd w:fill="007847" w:val="clear"/>
+            <w:tcMar>
+              <w:top w:type="dxa" w:w="60"/>
+              <w:left w:type="dxa" w:w="120"/>
+              <w:bottom w:type="dxa" w:w="60"/>
+              <w:right w:type="dxa" w:w="120"/>
+            </w:tcMar>
+          </w:tcPr>
+          <w:p>
+            <w:pPr>
+              <w:spacing w:line="312"/>
+              <w:jc w:val="center"/>
+            </w:pPr>
+            <w:r>
+              <w:rPr>
+                <w:rFonts w:ascii="Calibri"/>
+                <w:b/>
+                <w:bCs/>
+                <w:color w:val="FFFFFF"/>
+                <w:sz w:val="21"/>
+                <w:szCs w:val="21"/>
+              </w:rPr>
+              <w:t xml:space="preserve">Test Priority</w:t>
+            </w:r>
+          </w:p>
+        </w:tc>
+      </w:tr>
+      <w:tr>
+        <w:trPr>
+          <w:cantSplit/>
+        </w:trPr>
+        <w:tc>
+          <w:tcPr>
+            <w:shd w:fill="F0FDF4" w:val="clear"/>
+            <w:tcMar>
+              <w:top w:type="dxa" w:w="60"/>
+              <w:left w:type="dxa" w:w="120"/>
+              <w:bottom w:type="dxa" w:w="60"/>
+              <w:right w:type="dxa" w:w="120"/>
+            </w:tcMar>
+          </w:tcPr>
+          <w:p>
+            <w:pPr>
+              <w:spacing w:line="312"/>
+              <w:jc w:val="left"/>
+            </w:pPr>
+            <w:r>
+              <w:rPr>
+                <w:rFonts w:ascii="Calibri"/>
+                <w:color w:val="1F2937"/>
+                <w:sz w:val="21"/>
+                <w:szCs w:val="21"/>
+              </w:rPr>
+              <w:t xml:space="preserve">Low-end</w:t>
+            </w:r>
+          </w:p>
+        </w:tc>
+        <w:tc>
+          <w:tcPr>
+            <w:shd w:fill="F0FDF4" w:val="clear"/>
+            <w:tcMar>
+              <w:top w:type="dxa" w:w="60"/>
+              <w:left w:type="dxa" w:w="120"/>
+              <w:bottom w:type="dxa" w:w="60"/>
+              <w:right w:type="dxa" w:w="120"/>
+            </w:tcMar>
+          </w:tcPr>
+          <w:p>
+            <w:pPr>
+              <w:spacing w:line="312"/>
+              <w:jc w:val="left"/>
+            </w:pPr>
+            <w:r>
+              <w:rPr>
+                <w:rFonts w:ascii="Calibri"/>
+                <w:color w:val="1F2937"/>
+                <w:sz w:val="21"/>
+                <w:szCs w:val="21"/>
+              </w:rPr>
+              <w:t xml:space="preserve">Samsung Galaxy A01, Tecno Spark Go</w:t>
+            </w:r>
+          </w:p>
+        </w:tc>
+        <w:tc>
+          <w:tcPr>
+            <w:shd w:fill="F0FDF4" w:val="clear"/>
+            <w:tcMar>
+              <w:top w:type="dxa" w:w="60"/>
+              <w:left w:type="dxa" w:w="120"/>
+              <w:bottom w:type="dxa" w:w="60"/>
+              <w:right w:type="dxa" w:w="120"/>
+            </w:tcMar>
+          </w:tcPr>
+          <w:p>
+            <w:pPr>
+              <w:spacing w:line="312"/>
+              <w:jc w:val="left"/>
+            </w:pPr>
+            <w:r>
+              <w:rPr>
+                <w:rFonts w:ascii="Calibri"/>
+                <w:color w:val="1F2937"/>
+                <w:sz w:val="21"/>
+                <w:szCs w:val="21"/>
+              </w:rPr>
+              <w:t xml:space="preserve">2-3 GB</w:t>
+            </w:r>
+          </w:p>
+        </w:tc>
+        <w:tc>
+          <w:tcPr>
+            <w:shd w:fill="F0FDF4" w:val="clear"/>
+            <w:tcMar>
+              <w:top w:type="dxa" w:w="60"/>
+              <w:left w:type="dxa" w:w="120"/>
+              <w:bottom w:type="dxa" w:w="60"/>
+              <w:right w:type="dxa" w:w="120"/>
+            </w:tcMar>
+          </w:tcPr>
+          <w:p>
+            <w:pPr>
+              <w:spacing w:line="312"/>
+              <w:jc w:val="left"/>
+            </w:pPr>
+            <w:r>
+              <w:rPr>
+                <w:rFonts w:ascii="Calibri"/>
+                <w:color w:val="1F2937"/>
+                <w:sz w:val="21"/>
+                <w:szCs w:val="21"/>
+              </w:rPr>
+              <w:t xml:space="preserve">10-11</w:t>
+            </w:r>
+          </w:p>
+        </w:tc>
+        <w:tc>
+          <w:tcPr>
+            <w:shd w:fill="F0FDF4" w:val="clear"/>
+            <w:tcMar>
+              <w:top w:type="dxa" w:w="60"/>
+              <w:left w:type="dxa" w:w="120"/>
+              <w:bottom w:type="dxa" w:w="60"/>
+              <w:right w:type="dxa" w:w="120"/>
+            </w:tcMar>
+          </w:tcPr>
+          <w:p>
+            <w:pPr>
+              <w:spacing w:line="312"/>
+              <w:jc w:val="left"/>
+            </w:pPr>
+            <w:r>
+              <w:rPr>
+                <w:rFonts w:ascii="Calibri"/>
+                <w:color w:val="1F2937"/>
+                <w:sz w:val="21"/>
+                <w:szCs w:val="21"/>
+              </w:rPr>
+              <w:t xml:space="preserve">Critical (primary users)</w:t>
+            </w:r>
+          </w:p>
+        </w:tc>
+      </w:tr>
+      <w:tr>
+        <w:trPr>
+          <w:cantSplit/>
+        </w:trPr>
+        <w:tc>
+          <w:tcPr>
+            <w:shd w:fill="FFFFFF" w:val="clear"/>
+            <w:tcMar>
+              <w:top w:type="dxa" w:w="60"/>
+              <w:left w:type="dxa" w:w="120"/>
+              <w:bottom w:type="dxa" w:w="60"/>
+              <w:right w:type="dxa" w:w="120"/>
+            </w:tcMar>
+          </w:tcPr>
+          <w:p>
+            <w:pPr>
+              <w:spacing w:line="312"/>
+              <w:jc w:val="left"/>
+            </w:pPr>
+            <w:r>
+              <w:rPr>
+                <w:rFonts w:ascii="Calibri"/>
+                <w:color w:val="1F2937"/>
+                <w:sz w:val="21"/>
+                <w:szCs w:val="21"/>
+              </w:rPr>
+              <w:t xml:space="preserve">Mid-range</w:t>
+            </w:r>
+          </w:p>
+        </w:tc>
+        <w:tc>
+          <w:tcPr>
+            <w:shd w:fill="FFFFFF" w:val="clear"/>
+            <w:tcMar>
+              <w:top w:type="dxa" w:w="60"/>
+              <w:left w:type="dxa" w:w="120"/>
+              <w:bottom w:type="dxa" w:w="60"/>
+              <w:right w:type="dxa" w:w="120"/>
+            </w:tcMar>
+          </w:tcPr>
+          <w:p>
+            <w:pPr>
+              <w:spacing w:line="312"/>
+              <w:jc w:val="left"/>
+            </w:pPr>
+            <w:r>
+              <w:rPr>
+                <w:rFonts w:ascii="Calibri"/>
+                <w:color w:val="1F2937"/>
+                <w:sz w:val="21"/>
+                <w:szCs w:val="21"/>
+              </w:rPr>
+              <w:t xml:space="preserve">Samsung Galaxy A12, Redmi Note 10</w:t>
+            </w:r>
+          </w:p>
+        </w:tc>
+        <w:tc>
+          <w:tcPr>
+            <w:shd w:fill="FFFFFF" w:val="clear"/>
+            <w:tcMar>
+              <w:top w:type="dxa" w:w="60"/>
+              <w:left w:type="dxa" w:w="120"/>
+              <w:bottom w:type="dxa" w:w="60"/>
+              <w:right w:type="dxa" w:w="120"/>
+            </w:tcMar>
+          </w:tcPr>
+          <w:p>
+            <w:pPr>
+              <w:spacing w:line="312"/>
+              <w:jc w:val="left"/>
+            </w:pPr>
+            <w:r>
+              <w:rPr>
+                <w:rFonts w:ascii="Calibri"/>
+                <w:color w:val="1F2937"/>
+                <w:sz w:val="21"/>
+                <w:szCs w:val="21"/>
+              </w:rPr>
+              <w:t xml:space="preserve">4 GB</w:t>
+            </w:r>
+          </w:p>
+        </w:tc>
+        <w:tc>
+          <w:tcPr>
+            <w:shd w:fill="FFFFFF" w:val="clear"/>
+            <w:tcMar>
+              <w:top w:type="dxa" w:w="60"/>
+              <w:left w:type="dxa" w:w="120"/>
+              <w:bottom w:type="dxa" w:w="60"/>
+              <w:right w:type="dxa" w:w="120"/>
+            </w:tcMar>
+          </w:tcPr>
+          <w:p>
+            <w:pPr>
+              <w:spacing w:line="312"/>
+              <w:jc w:val="left"/>
+            </w:pPr>
+            <w:r>
+              <w:rPr>
+                <w:rFonts w:ascii="Calibri"/>
+                <w:color w:val="1F2937"/>
+                <w:sz w:val="21"/>
+                <w:szCs w:val="21"/>
+              </w:rPr>
+              <w:t xml:space="preserve">11-12</w:t>
+            </w:r>
+          </w:p>
+        </w:tc>
+        <w:tc>
+          <w:tcPr>
+            <w:shd w:fill="FFFFFF" w:val="clear"/>
+            <w:tcMar>
+              <w:top w:type="dxa" w:w="60"/>
+              <w:left w:type="dxa" w:w="120"/>
+              <w:bottom w:type="dxa" w:w="60"/>
+              <w:right w:type="dxa" w:w="120"/>
+            </w:tcMar>
+          </w:tcPr>
+          <w:p>
+            <w:pPr>
+              <w:spacing w:line="312"/>
+              <w:jc w:val="left"/>
+            </w:pPr>
+            <w:r>
+              <w:rPr>
+                <w:rFonts w:ascii="Calibri"/>
+                <w:color w:val="1F2937"/>
+                <w:sz w:val="21"/>
+                <w:szCs w:val="21"/>
+              </w:rPr>
+              <w:t xml:space="preserve">Critical (majority users)</w:t>
+            </w:r>
+          </w:p>
+        </w:tc>
+      </w:tr>
+      <w:tr>
+        <w:trPr>
+          <w:cantSplit/>
+        </w:trPr>
+        <w:tc>
+          <w:tcPr>
+            <w:shd w:fill="F0FDF4" w:val="clear"/>
+            <w:tcMar>
+              <w:top w:type="dxa" w:w="60"/>
+              <w:left w:type="dxa" w:w="120"/>
+              <w:bottom w:type="dxa" w:w="60"/>
+              <w:right w:type="dxa" w:w="120"/>
+            </w:tcMar>
+          </w:tcPr>
+          <w:p>
+            <w:pPr>
+              <w:spacing w:line="312"/>
+              <w:jc w:val="left"/>
+            </w:pPr>
+            <w:r>
+              <w:rPr>
+                <w:rFonts w:ascii="Calibri"/>
+                <w:color w:val="1F2937"/>
+                <w:sz w:val="21"/>
+                <w:szCs w:val="21"/>
+              </w:rPr>
+              <w:t xml:space="preserve">Mid-high</w:t>
+            </w:r>
+          </w:p>
+        </w:tc>
+        <w:tc>
+          <w:tcPr>
+            <w:shd w:fill="F0FDF4" w:val="clear"/>
+            <w:tcMar>
+              <w:top w:type="dxa" w:w="60"/>
+              <w:left w:type="dxa" w:w="120"/>
+              <w:bottom w:type="dxa" w:w="60"/>
+              <w:right w:type="dxa" w:w="120"/>
+            </w:tcMar>
+          </w:tcPr>
+          <w:p>
+            <w:pPr>
+              <w:spacing w:line="312"/>
+              <w:jc w:val="left"/>
+            </w:pPr>
+            <w:r>
+              <w:rPr>
+                <w:rFonts w:ascii="Calibri"/>
+                <w:color w:val="1F2937"/>
+                <w:sz w:val="21"/>
+                <w:szCs w:val="21"/>
+              </w:rPr>
+              <w:t xml:space="preserve">Samsung Galaxy A53, Pixel 5a</w:t>
+            </w:r>
+          </w:p>
+        </w:tc>
+        <w:tc>
+          <w:tcPr>
+            <w:shd w:fill="F0FDF4" w:val="clear"/>
+            <w:tcMar>
+              <w:top w:type="dxa" w:w="60"/>
+              <w:left w:type="dxa" w:w="120"/>
+              <w:bottom w:type="dxa" w:w="60"/>
+              <w:right w:type="dxa" w:w="120"/>
+            </w:tcMar>
+          </w:tcPr>
+          <w:p>
+            <w:pPr>
+              <w:spacing w:line="312"/>
+              <w:jc w:val="left"/>
+            </w:pPr>
+            <w:r>
+              <w:rPr>
+                <w:rFonts w:ascii="Calibri"/>
+                <w:color w:val="1F2937"/>
+                <w:sz w:val="21"/>
+                <w:szCs w:val="21"/>
+              </w:rPr>
+              <w:t xml:space="preserve">6 GB</w:t>
+            </w:r>
+          </w:p>
+        </w:tc>
+        <w:tc>
+          <w:tcPr>
+            <w:shd w:fill="F0FDF4" w:val="clear"/>
+            <w:tcMar>
+              <w:top w:type="dxa" w:w="60"/>
+              <w:left w:type="dxa" w:w="120"/>
+              <w:bottom w:type="dxa" w:w="60"/>
+              <w:right w:type="dxa" w:w="120"/>
+            </w:tcMar>
+          </w:tcPr>
+          <w:p>
+            <w:pPr>
+              <w:spacing w:line="312"/>
+              <w:jc w:val="left"/>
+            </w:pPr>
+            <w:r>
+              <w:rPr>
+                <w:rFonts w:ascii="Calibri"/>
+                <w:color w:val="1F2937"/>
+                <w:sz w:val="21"/>
+                <w:szCs w:val="21"/>
+              </w:rPr>
+              <w:t xml:space="preserve">12-13</w:t>
+            </w:r>
+          </w:p>
+        </w:tc>
+        <w:tc>
+          <w:tcPr>
+            <w:shd w:fill="F0FDF4" w:val="clear"/>
+            <w:tcMar>
+              <w:top w:type="dxa" w:w="60"/>
+              <w:left w:type="dxa" w:w="120"/>
+              <w:bottom w:type="dxa" w:w="60"/>
+              <w:right w:type="dxa" w:w="120"/>
+            </w:tcMar>
+          </w:tcPr>
+          <w:p>
+            <w:pPr>
+              <w:spacing w:line="312"/>
+              <w:jc w:val="left"/>
+            </w:pPr>
+            <w:r>
+              <w:rPr>
+                <w:rFonts w:ascii="Calibri"/>
+                <w:color w:val="1F2937"/>
+                <w:sz w:val="21"/>
+                <w:szCs w:val="21"/>
+              </w:rPr>
+              <w:t xml:space="preserve">Standard</w:t>
+            </w:r>
+          </w:p>
+        </w:tc>
+      </w:tr>
+      <w:tr>
+        <w:trPr>
+          <w:cantSplit/>
+        </w:trPr>
+        <w:tc>
+          <w:tcPr>
+            <w:shd w:fill="FFFFFF" w:val="clear"/>
+            <w:tcMar>
+              <w:top w:type="dxa" w:w="60"/>
+              <w:left w:type="dxa" w:w="120"/>
+              <w:bottom w:type="dxa" w:w="60"/>
+              <w:right w:type="dxa" w:w="120"/>
+            </w:tcMar>
+          </w:tcPr>
+          <w:p>
+            <w:pPr>
+              <w:spacing w:line="312"/>
+              <w:jc w:val="left"/>
+            </w:pPr>
+            <w:r>
+              <w:rPr>
+                <w:rFonts w:ascii="Calibri"/>
+                <w:color w:val="1F2937"/>
+                <w:sz w:val="21"/>
+                <w:szCs w:val="21"/>
+              </w:rPr>
+              <w:t xml:space="preserve">High-end</w:t>
+            </w:r>
+          </w:p>
+        </w:tc>
+        <w:tc>
+          <w:tcPr>
+            <w:shd w:fill="FFFFFF" w:val="clear"/>
+            <w:tcMar>
+              <w:top w:type="dxa" w:w="60"/>
+              <w:left w:type="dxa" w:w="120"/>
+              <w:bottom w:type="dxa" w:w="60"/>
+              <w:right w:type="dxa" w:w="120"/>
+            </w:tcMar>
+          </w:tcPr>
+          <w:p>
+            <w:pPr>
+              <w:spacing w:line="312"/>
+              <w:jc w:val="left"/>
+            </w:pPr>
+            <w:r>
+              <w:rPr>
+                <w:rFonts w:ascii="Calibri"/>
+                <w:color w:val="1F2937"/>
+                <w:sz w:val="21"/>
+                <w:szCs w:val="21"/>
+              </w:rPr>
+              <w:t xml:space="preserve">Samsung Galaxy S21, Pixel 7</w:t>
+            </w:r>
+          </w:p>
+        </w:tc>
+        <w:tc>
+          <w:tcPr>
+            <w:shd w:fill="FFFFFF" w:val="clear"/>
+            <w:tcMar>
+              <w:top w:type="dxa" w:w="60"/>
+              <w:left w:type="dxa" w:w="120"/>
+              <w:bottom w:type="dxa" w:w="60"/>
+              <w:right w:type="dxa" w:w="120"/>
+            </w:tcMar>
+          </w:tcPr>
+          <w:p>
+            <w:pPr>
+              <w:spacing w:line="312"/>
+              <w:jc w:val="left"/>
+            </w:pPr>
+            <w:r>
+              <w:rPr>
+                <w:rFonts w:ascii="Calibri"/>
+                <w:color w:val="1F2937"/>
+                <w:sz w:val="21"/>
+                <w:szCs w:val="21"/>
+              </w:rPr>
+              <w:t xml:space="preserve">8 GB</w:t>
+            </w:r>
+          </w:p>
+        </w:tc>
+        <w:tc>
+          <w:tcPr>
+            <w:shd w:fill="FFFFFF" w:val="clear"/>
+            <w:tcMar>
+              <w:top w:type="dxa" w:w="60"/>
+              <w:left w:type="dxa" w:w="120"/>
+              <w:bottom w:type="dxa" w:w="60"/>
+              <w:right w:type="dxa" w:w="120"/>
+            </w:tcMar>
+          </w:tcPr>
+          <w:p>
+            <w:pPr>
+              <w:spacing w:line="312"/>
+              <w:jc w:val="left"/>
+            </w:pPr>
+            <w:r>
+              <w:rPr>
+                <w:rFonts w:ascii="Calibri"/>
+                <w:color w:val="1F2937"/>
+                <w:sz w:val="21"/>
+                <w:szCs w:val="21"/>
+              </w:rPr>
+              <w:t xml:space="preserve">13-14</w:t>
+            </w:r>
+          </w:p>
+        </w:tc>
+        <w:tc>
+          <w:tcPr>
+            <w:shd w:fill="FFFFFF" w:val="clear"/>
+            <w:tcMar>
+              <w:top w:type="dxa" w:w="60"/>
+              <w:left w:type="dxa" w:w="120"/>
+              <w:bottom w:type="dxa" w:w="60"/>
+              <w:right w:type="dxa" w:w="120"/>
+            </w:tcMar>
+          </w:tcPr>
+          <w:p>
+            <w:pPr>
+              <w:spacing w:line="312"/>
+              <w:jc w:val="left"/>
+            </w:pPr>
+            <w:r>
+              <w:rPr>
+                <w:rFonts w:ascii="Calibri"/>
+                <w:color w:val="1F2937"/>
+                <w:sz w:val="21"/>
+                <w:szCs w:val="21"/>
+              </w:rPr>
+              <w:t xml:space="preserve">Standard</w:t>
+            </w:r>
+          </w:p>
+        </w:tc>
+      </w:tr>
+      <w:tr>
+        <w:trPr>
+          <w:cantSplit/>
+        </w:trPr>
+        <w:tc>
+          <w:tcPr>
+            <w:shd w:fill="F0FDF4" w:val="clear"/>
+            <w:tcMar>
+              <w:top w:type="dxa" w:w="60"/>
+              <w:left w:type="dxa" w:w="120"/>
+              <w:bottom w:type="dxa" w:w="60"/>
+              <w:right w:type="dxa" w:w="120"/>
+            </w:tcMar>
+          </w:tcPr>
+          <w:p>
+            <w:pPr>
+              <w:spacing w:line="312"/>
+              <w:jc w:val="left"/>
+            </w:pPr>
+            <w:r>
+              <w:rPr>
+                <w:rFonts w:ascii="Calibri"/>
+                <w:color w:val="1F2937"/>
+                <w:sz w:val="21"/>
+                <w:szCs w:val="21"/>
+              </w:rPr>
+              <w:t xml:space="preserve">Tablet</w:t>
+            </w:r>
+          </w:p>
+        </w:tc>
+        <w:tc>
+          <w:tcPr>
+            <w:shd w:fill="F0FDF4" w:val="clear"/>
+            <w:tcMar>
+              <w:top w:type="dxa" w:w="60"/>
+              <w:left w:type="dxa" w:w="120"/>
+              <w:bottom w:type="dxa" w:w="60"/>
+              <w:right w:type="dxa" w:w="120"/>
+            </w:tcMar>
+          </w:tcPr>
+          <w:p>
+            <w:pPr>
+              <w:spacing w:line="312"/>
+              <w:jc w:val="left"/>
+            </w:pPr>
+            <w:r>
+              <w:rPr>
+                <w:rFonts w:ascii="Calibri"/>
+                <w:color w:val="1F2937"/>
+                <w:sz w:val="21"/>
+                <w:szCs w:val="21"/>
+              </w:rPr>
+              <w:t xml:space="preserve">Samsung Galaxy Tab A8</w:t>
+            </w:r>
+          </w:p>
+        </w:tc>
+        <w:tc>
+          <w:tcPr>
+            <w:shd w:fill="F0FDF4" w:val="clear"/>
+            <w:tcMar>
+              <w:top w:type="dxa" w:w="60"/>
+              <w:left w:type="dxa" w:w="120"/>
+              <w:bottom w:type="dxa" w:w="60"/>
+              <w:right w:type="dxa" w:w="120"/>
+            </w:tcMar>
+          </w:tcPr>
+          <w:p>
+            <w:pPr>
+              <w:spacing w:line="312"/>
+              <w:jc w:val="left"/>
+            </w:pPr>
+            <w:r>
+              <w:rPr>
+                <w:rFonts w:ascii="Calibri"/>
+                <w:color w:val="1F2937"/>
+                <w:sz w:val="21"/>
+                <w:szCs w:val="21"/>
+              </w:rPr>
+              <w:t xml:space="preserve">3 GB</w:t>
+            </w:r>
+          </w:p>
+        </w:tc>
+        <w:tc>
+          <w:tcPr>
+            <w:shd w:fill="F0FDF4" w:val="clear"/>
+            <w:tcMar>
+              <w:top w:type="dxa" w:w="60"/>
+              <w:left w:type="dxa" w:w="120"/>
+              <w:bottom w:type="dxa" w:w="60"/>
+              <w:right w:type="dxa" w:w="120"/>
+            </w:tcMar>
+          </w:tcPr>
+          <w:p>
+            <w:pPr>
+              <w:spacing w:line="312"/>
+              <w:jc w:val="left"/>
+            </w:pPr>
+            <w:r>
+              <w:rPr>
+                <w:rFonts w:ascii="Calibri"/>
+                <w:color w:val="1F2937"/>
+                <w:sz w:val="21"/>
+                <w:szCs w:val="21"/>
+              </w:rPr>
+              <w:t xml:space="preserve">12</w:t>
+            </w:r>
+          </w:p>
+        </w:tc>
+        <w:tc>
+          <w:tcPr>
+            <w:shd w:fill="F0FDF4" w:val="clear"/>
+            <w:tcMar>
+              <w:top w:type="dxa" w:w="60"/>
+              <w:left w:type="dxa" w:w="120"/>
+              <w:bottom w:type="dxa" w:w="60"/>
+              <w:right w:type="dxa" w:w="120"/>
+            </w:tcMar>
+          </w:tcPr>
+          <w:p>
+            <w:pPr>
+              <w:spacing w:line="312"/>
+              <w:jc w:val="left"/>
+            </w:pPr>
+            <w:r>
+              <w:rPr>
+                <w:rFonts w:ascii="Calibri"/>
+                <w:color w:val="1F2937"/>
+                <w:sz w:val="21"/>
+                <w:szCs w:val="21"/>
+              </w:rPr>
+              <w:t xml:space="preserve">Low</w:t>
+            </w:r>
+          </w:p>
+        </w:tc>
+      </w:tr>
+    </w:tbl>
+    <w:p>
+      <w:pPr>
+        <w:spacing w:after="200" w:before="80"/>
+        <w:jc w:val="center"/>
+      </w:pPr>
+      <w:r>
+        <w:rPr>
+          <w:rFonts w:ascii="Calibri"/>
+          <w:i/>
+          <w:iCs/>
+          <w:color w:val="5A7D68"/>
+          <w:sz w:val="21"/>
+          <w:szCs w:val="21"/>
+        </w:rPr>
+        <w:t xml:space="preserve">Table 40: Mobile Device Testing Matrix</w:t>
+      </w:r>
+    </w:p>
+    <w:p>
+      <w:pPr>
+        <w:spacing w:after="120" w:line="312"/>
+        <w:jc w:val="both"/>
+      </w:pPr>
+      <w:r>
+        <w:rPr>
+          <w:rFonts w:ascii="Times New Roman"/>
+          <w:color w:val="1F2937"/>
+          <w:sz w:val="24"/>
+          <w:szCs w:val="24"/>
+        </w:rPr>
+        <w:t xml:space="preserve">A physical device lab in the campaign office maintains five dedicated test devices (one per tier) for manual testing and debugging. Physical devices are essential for testing hardware-specific features that emulators cannot replicate: biometric authentication, camera capture quality, GPS accuracy, battery consumption profiling, haptic feedback patterns, and real-world network condition simulation using a network conditioner. The physical lab also tests edge cases such as incoming phone calls interrupting form submission, low storage notifications, and system-level permission denial flows. All physical devices are managed through a central device management system that ensures consistent app versions, test data, and configuration across the lab.</w:t>
       </w:r>
     </w:p>
     <w:p>
